--- a/08_entrega_sia/login/privacidad/Nota_Unidad_Transparencia_avisos_privacidad.docx
+++ b/08_entrega_sia/login/privacidad/Nota_Unidad_Transparencia_avisos_privacidad.docx
@@ -107,7 +107,7 @@
                 <w:sz w:val="21"/>
                 <w:szCs w:val="21"/>
               </w:rPr>
-              <w:t xml:space="preserve">Solicitud de revisión de los avisos de privacidad y orientación para el registro del sistema de datos personales de la herramienta «Calles prioritarias para reforestar».</w:t>
+              <w:t xml:space="preserve">Solicitud de revisión de los avisos de privacidad y orientación para el registro del sistema de datos personales de la herramienta «Modelo de priorización de reforestación urbana».</w:t>
             </w:r>
           </w:p>
         </w:tc>
@@ -155,7 +155,7 @@
           <w:sz w:val="21"/>
           <w:szCs w:val="21"/>
         </w:rPr>
-        <w:t xml:space="preserve">Calles prioritarias para reforestar</w:t>
+        <w:t xml:space="preserve">Modelo de priorización de reforestación urbana</w:t>
       </w:r>
       <w:r>
         <w:rPr>
@@ -601,7 +601,7 @@
                 <w:sz w:val="18"/>
                 <w:szCs w:val="18"/>
               </w:rPr>
-              <w:t xml:space="preserve">Cuentas de acceso y bitácora de uso de la herramienta Calles prioritarias para reforestar</w:t>
+              <w:t xml:space="preserve">Cuentas de acceso y bitácora de uso de la herramienta Modelo de priorización de reforestación urbana</w:t>
             </w:r>
           </w:p>
         </w:tc>
@@ -1900,7 +1900,7 @@
           <w:sz w:val="21"/>
           <w:szCs w:val="21"/>
         </w:rPr>
-        <w:t xml:space="preserve">Sistema de datos personales «Cuentas de acceso y bitácora de uso de la herramienta Calles prioritarias para reforestar»</w:t>
+        <w:t xml:space="preserve">Sistema de datos personales «Cuentas de acceso y bitácora de uso de la herramienta Modelo de priorización de reforestación urbana»</w:t>
       </w:r>
     </w:p>
     <w:p>
@@ -3348,7 +3348,7 @@
           <w:sz w:val="21"/>
           <w:szCs w:val="21"/>
         </w:rPr>
-        <w:t xml:space="preserve">Calles prioritarias para reforestar</w:t>
+        <w:t xml:space="preserve">Modelo de priorización de reforestación urbana</w:t>
       </w:r>
       <w:r>
         <w:rPr>

--- a/08_entrega_sia/login/privacidad/Nota_Unidad_Transparencia_avisos_privacidad.docx
+++ b/08_entrega_sia/login/privacidad/Nota_Unidad_Transparencia_avisos_privacidad.docx
@@ -107,7 +107,7 @@
                 <w:sz w:val="21"/>
                 <w:szCs w:val="21"/>
               </w:rPr>
-              <w:t xml:space="preserve">Solicitud de revisión de los avisos de privacidad y orientación para el registro del sistema de datos personales de la herramienta «Modelo de priorización de reforestación urbana».</w:t>
+              <w:t xml:space="preserve">Solicitud de revisión de los avisos de privacidad, adecuados a la Ley de Protección de Datos Personales en Posesión de Sujetos Obligados de la Ciudad de México vigente, y orientación para el registro del sistema de datos personales de la herramienta «Modelo de priorización de reforestación urbana».</w:t>
             </w:r>
           </w:p>
         </w:tc>
@@ -115,6 +115,7 @@
     </w:tbl>
     <w:p>
       <w:pPr>
+        <w:keepNext/>
         <w:pBdr>
           <w:bottom w:val="single" w:color="B28E5C" w:sz="6" w:space="4"/>
         </w:pBdr>
@@ -254,7 +255,7 @@
           <w:sz w:val="21"/>
           <w:szCs w:val="21"/>
         </w:rPr>
-        <w:t xml:space="preserve">Este registro constituye un tratamiento de datos personales nuevo. El módulo de inicio de sesión está construido y probado, pero </w:t>
+        <w:t xml:space="preserve">Este registro constituye un tratamiento de datos personales nuevo. Los avisos de privacidad se redactaron en octubre con la ley de 2018, que fue abrogada por la </w:t>
       </w:r>
       <w:r>
         <w:rPr>
@@ -265,6 +266,47 @@
           <w:sz w:val="21"/>
           <w:szCs w:val="21"/>
         </w:rPr>
+        <w:t xml:space="preserve">Ley de Protección de Datos Personales en Posesión de Sujetos Obligados de la Ciudad de México publicada en la Gaceta Oficial el 13 de julio de 2026</w:t>
+      </w:r>
+      <w:r>
+        <w:rPr>
+          <w:rStyle w:val="FootnoteReference"/>
+        </w:rPr>
+        <w:footnoteReference w:id="1"/>
+      </w:r>
+      <w:r>
+        <w:rPr>
+          <w:rFonts w:ascii="Roboto" w:cs="Roboto" w:eastAsia="Roboto" w:hAnsi="Roboto"/>
+          <w:color w:val="1A1A1A"/>
+          <w:sz w:val="21"/>
+          <w:szCs w:val="21"/>
+        </w:rPr>
+        <w:t xml:space="preserve">. Una revisión interna del 19 de octubre detectó que el aviso integral citaba el artículo 21 Ter de la ley abrogada y que le faltaban apartados que exige la vigente. Esta nota acompaña los avisos ya adecuados.</w:t>
+      </w:r>
+    </w:p>
+    <w:p>
+      <w:pPr>
+        <w:spacing w:after="140" w:before="0" w:line="300"/>
+        <w:jc w:val="both"/>
+      </w:pPr>
+      <w:r>
+        <w:rPr>
+          <w:rFonts w:ascii="Roboto" w:cs="Roboto" w:eastAsia="Roboto" w:hAnsi="Roboto"/>
+          <w:color w:val="1A1A1A"/>
+          <w:sz w:val="21"/>
+          <w:szCs w:val="21"/>
+        </w:rPr>
+        <w:t xml:space="preserve">El módulo de inicio de sesión está construido y probado, pero </w:t>
+      </w:r>
+      <w:r>
+        <w:rPr>
+          <w:rFonts w:ascii="Roboto" w:cs="Roboto" w:eastAsia="Roboto" w:hAnsi="Roboto"/>
+          <w:b/>
+          <w:bCs/>
+          <w:color w:val="1A1A1A"/>
+          <w:sz w:val="21"/>
+          <w:szCs w:val="21"/>
+        </w:rPr>
         <w:t xml:space="preserve">no se pondrá en operación</w:t>
       </w:r>
       <w:r>
@@ -274,11 +316,12 @@
           <w:sz w:val="21"/>
           <w:szCs w:val="21"/>
         </w:rPr>
-        <w:t xml:space="preserve"> hasta que esa Unidad revise los avisos de privacidad y se determine la figura del sistema de datos personales.</w:t>
-      </w:r>
-    </w:p>
-    <w:p>
-      <w:pPr>
+        <w:t xml:space="preserve"> hasta que esa Unidad apruebe por escrito los avisos de privacidad y se determine la figura del sistema de datos personales.</w:t>
+      </w:r>
+    </w:p>
+    <w:p>
+      <w:pPr>
+        <w:keepNext/>
         <w:pBdr>
           <w:bottom w:val="single" w:color="B28E5C" w:sz="6" w:space="4"/>
         </w:pBdr>
@@ -308,7 +351,7 @@
           <w:sz w:val="21"/>
           <w:szCs w:val="21"/>
         </w:rPr>
-        <w:t xml:space="preserve">Sin perjuicio de la revisión que esa Unidad y el área jurídica realicen, se identifican los siguientes instrumentos. Las disposiciones específicas quedan por precisar:</w:t>
+        <w:t xml:space="preserve">Sin perjuicio de la revisión que esa Unidad y el área jurídica realicen, se proponen las siguientes disposiciones, cotejadas con el texto oficial vigente. Los textos literales de la ley de datos personales están en el Anexo 1.</w:t>
       </w:r>
     </w:p>
     <w:p>
@@ -319,15 +362,27 @@
           <w:numId w:val="1"/>
         </w:numPr>
         <w:spacing w:after="80" w:line="290"/>
-      </w:pPr>
-      <w:r>
-        <w:rPr>
-          <w:rFonts w:ascii="Roboto" w:cs="Roboto" w:eastAsia="Roboto" w:hAnsi="Roboto"/>
-          <w:color w:val="1A1A1A"/>
-          <w:sz w:val="21"/>
-          <w:szCs w:val="21"/>
-        </w:rPr>
-        <w:t xml:space="preserve">Ley Ambiental de la Ciudad de México, [Art. 7, fracc. __]: atribución de la Secretaría para desarrollar el Sistema de Información Ambiental.</w:t>
+        <w:jc w:val="both"/>
+      </w:pPr>
+      <w:r>
+        <w:rPr>
+          <w:rFonts w:ascii="Roboto" w:cs="Roboto" w:eastAsia="Roboto" w:hAnsi="Roboto"/>
+          <w:b/>
+          <w:bCs/>
+          <w:color w:val="1A1A1A"/>
+          <w:sz w:val="21"/>
+          <w:szCs w:val="21"/>
+        </w:rPr>
+        <w:t xml:space="preserve">Ley Ambiental de la Ciudad de México</w:t>
+      </w:r>
+      <w:r>
+        <w:rPr>
+          <w:rFonts w:ascii="Roboto" w:cs="Roboto" w:eastAsia="Roboto" w:hAnsi="Roboto"/>
+          <w:color w:val="1A1A1A"/>
+          <w:sz w:val="21"/>
+          <w:szCs w:val="21"/>
+        </w:rPr>
+        <w:t xml:space="preserve">, artículos 7, fracción XXXV, y 270: atribución de la Secretaría para desarrollar el Sistema de Información Ambiental de la Ciudad de México.</w:t>
       </w:r>
     </w:p>
     <w:p>
@@ -338,15 +393,147 @@
           <w:numId w:val="1"/>
         </w:numPr>
         <w:spacing w:after="80" w:line="290"/>
-      </w:pPr>
-      <w:r>
-        <w:rPr>
-          <w:rFonts w:ascii="Roboto" w:cs="Roboto" w:eastAsia="Roboto" w:hAnsi="Roboto"/>
-          <w:color w:val="1A1A1A"/>
-          <w:sz w:val="21"/>
-          <w:szCs w:val="21"/>
-        </w:rPr>
-        <w:t xml:space="preserve">Ley de Protección de Datos Personales en Posesión de Sujetos Obligados de la Ciudad de México, [Arts. __]: avisos de privacidad, principios y deberes del responsable, sistemas de datos personales y derechos ARCO.</w:t>
+        <w:jc w:val="both"/>
+      </w:pPr>
+      <w:r>
+        <w:rPr>
+          <w:rFonts w:ascii="Roboto" w:cs="Roboto" w:eastAsia="Roboto" w:hAnsi="Roboto"/>
+          <w:b/>
+          <w:bCs/>
+          <w:color w:val="1A1A1A"/>
+          <w:sz w:val="21"/>
+          <w:szCs w:val="21"/>
+        </w:rPr>
+        <w:t xml:space="preserve">Ley de Protección de Datos Personales en Posesión de Sujetos Obligados de la Ciudad de México</w:t>
+      </w:r>
+      <w:r>
+        <w:rPr>
+          <w:rFonts w:ascii="Roboto" w:cs="Roboto" w:eastAsia="Roboto" w:hAnsi="Roboto"/>
+          <w:color w:val="1A1A1A"/>
+          <w:sz w:val="21"/>
+          <w:szCs w:val="21"/>
+        </w:rPr>
+        <w:t xml:space="preserve"> (GOCDMX 13-07-2026):</w:t>
+      </w:r>
+    </w:p>
+    <w:p>
+      <w:pPr>
+        <w:pStyle w:val="ListParagraph"/>
+        <w:numPr>
+          <w:ilvl w:val="1"/>
+          <w:numId w:val="1"/>
+        </w:numPr>
+        <w:spacing w:after="80" w:line="290"/>
+        <w:jc w:val="both"/>
+      </w:pPr>
+      <w:r>
+        <w:rPr>
+          <w:rFonts w:ascii="Roboto" w:cs="Roboto" w:eastAsia="Roboto" w:hAnsi="Roboto"/>
+          <w:color w:val="1A1A1A"/>
+          <w:sz w:val="21"/>
+          <w:szCs w:val="21"/>
+        </w:rPr>
+        <w:t xml:space="preserve">artículo 15, fracción I: el tratamiento para el ejercicio de las atribuciones legales no requiere consentimiento;</w:t>
+      </w:r>
+    </w:p>
+    <w:p>
+      <w:pPr>
+        <w:pStyle w:val="ListParagraph"/>
+        <w:numPr>
+          <w:ilvl w:val="1"/>
+          <w:numId w:val="1"/>
+        </w:numPr>
+        <w:spacing w:after="80" w:line="290"/>
+        <w:jc w:val="both"/>
+      </w:pPr>
+      <w:r>
+        <w:rPr>
+          <w:rFonts w:ascii="Roboto" w:cs="Roboto" w:eastAsia="Roboto" w:hAnsi="Roboto"/>
+          <w:color w:val="1A1A1A"/>
+          <w:sz w:val="21"/>
+          <w:szCs w:val="21"/>
+        </w:rPr>
+        <w:t xml:space="preserve">artículos 19 a 23: avisos de privacidad simplificado (art. 21) e integral (art. 23), que ahora exige el nombre del sistema, un apartado de transferencias y los derechos ARCOP;</w:t>
+      </w:r>
+    </w:p>
+    <w:p>
+      <w:pPr>
+        <w:pStyle w:val="ListParagraph"/>
+        <w:numPr>
+          <w:ilvl w:val="1"/>
+          <w:numId w:val="1"/>
+        </w:numPr>
+        <w:spacing w:after="80" w:line="290"/>
+        <w:jc w:val="both"/>
+      </w:pPr>
+      <w:r>
+        <w:rPr>
+          <w:rFonts w:ascii="Roboto" w:cs="Roboto" w:eastAsia="Roboto" w:hAnsi="Roboto"/>
+          <w:color w:val="1A1A1A"/>
+          <w:sz w:val="21"/>
+          <w:szCs w:val="21"/>
+        </w:rPr>
+        <w:t xml:space="preserve">artículos 38 a 40: creación del sistema de datos personales, su aviso en la Gaceta Oficial y su inscripción en el registro;</w:t>
+      </w:r>
+    </w:p>
+    <w:p>
+      <w:pPr>
+        <w:pStyle w:val="ListParagraph"/>
+        <w:numPr>
+          <w:ilvl w:val="1"/>
+          <w:numId w:val="1"/>
+        </w:numPr>
+        <w:spacing w:after="80" w:line="290"/>
+        <w:jc w:val="both"/>
+      </w:pPr>
+      <w:r>
+        <w:rPr>
+          <w:rFonts w:ascii="Roboto" w:cs="Roboto" w:eastAsia="Roboto" w:hAnsi="Roboto"/>
+          <w:color w:val="1A1A1A"/>
+          <w:sz w:val="21"/>
+          <w:szCs w:val="21"/>
+        </w:rPr>
+        <w:t xml:space="preserve">artículos 43, 50, 51 y 53: derechos ARCOP, acreditación de identidad, gratuidad y presentación de solicitudes ante la Unidad de Transparencia;</w:t>
+      </w:r>
+    </w:p>
+    <w:p>
+      <w:pPr>
+        <w:pStyle w:val="ListParagraph"/>
+        <w:numPr>
+          <w:ilvl w:val="1"/>
+          <w:numId w:val="1"/>
+        </w:numPr>
+        <w:spacing w:after="80" w:line="290"/>
+        <w:jc w:val="both"/>
+      </w:pPr>
+      <w:r>
+        <w:rPr>
+          <w:rFonts w:ascii="Roboto" w:cs="Roboto" w:eastAsia="Roboto" w:hAnsi="Roboto"/>
+          <w:color w:val="1A1A1A"/>
+          <w:sz w:val="21"/>
+          <w:szCs w:val="21"/>
+        </w:rPr>
+        <w:t xml:space="preserve">artículo 70: transferencias sin consentimiento;</w:t>
+      </w:r>
+    </w:p>
+    <w:p>
+      <w:pPr>
+        <w:pStyle w:val="ListParagraph"/>
+        <w:numPr>
+          <w:ilvl w:val="1"/>
+          <w:numId w:val="1"/>
+        </w:numPr>
+        <w:spacing w:after="80" w:line="290"/>
+        <w:jc w:val="both"/>
+      </w:pPr>
+      <w:r>
+        <w:rPr>
+          <w:rFonts w:ascii="Roboto" w:cs="Roboto" w:eastAsia="Roboto" w:hAnsi="Roboto"/>
+          <w:color w:val="1A1A1A"/>
+          <w:sz w:val="21"/>
+          <w:szCs w:val="21"/>
+        </w:rPr>
+        <w:t xml:space="preserve">transitorio cuarto: abrogación de la ley de 2018.</w:t>
       </w:r>
     </w:p>
     <w:p>
@@ -357,15 +544,33 @@
           <w:numId w:val="1"/>
         </w:numPr>
         <w:spacing w:after="80" w:line="290"/>
-      </w:pPr>
-      <w:r>
-        <w:rPr>
-          <w:rFonts w:ascii="Roboto" w:cs="Roboto" w:eastAsia="Roboto" w:hAnsi="Roboto"/>
-          <w:color w:val="1A1A1A"/>
-          <w:sz w:val="21"/>
-          <w:szCs w:val="21"/>
-        </w:rPr>
-        <w:t xml:space="preserve">Lineamientos aplicables en materia de protección de datos personales en la Ciudad de México [denominación y numerales vigentes por confirmar].</w:t>
+        <w:jc w:val="both"/>
+      </w:pPr>
+      <w:r>
+        <w:rPr>
+          <w:rFonts w:ascii="Roboto" w:cs="Roboto" w:eastAsia="Roboto" w:hAnsi="Roboto"/>
+          <w:b/>
+          <w:bCs/>
+          <w:color w:val="1A1A1A"/>
+          <w:sz w:val="21"/>
+          <w:szCs w:val="21"/>
+        </w:rPr>
+        <w:t xml:space="preserve">Reglamento Interior del Poder Ejecutivo y de la Administración Pública de la Ciudad de México</w:t>
+      </w:r>
+      <w:r>
+        <w:rPr>
+          <w:rFonts w:ascii="Roboto" w:cs="Roboto" w:eastAsia="Roboto" w:hAnsi="Roboto"/>
+          <w:color w:val="1A1A1A"/>
+          <w:sz w:val="21"/>
+          <w:szCs w:val="21"/>
+        </w:rPr>
+        <w:t xml:space="preserve">, artículo 7, fracción X, que adscribe las unidades administrativas a la Secretaría, y [Art. __, fracc. __] de la unidad que opera el SIA, por precisar.</w:t>
+      </w:r>
+      <w:r>
+        <w:rPr>
+          <w:rStyle w:val="FootnoteReference"/>
+        </w:rPr>
+        <w:footnoteReference w:id="2"/>
       </w:r>
     </w:p>
     <w:p>
@@ -376,19 +581,21 @@
           <w:numId w:val="1"/>
         </w:numPr>
         <w:spacing w:after="80" w:line="290"/>
-      </w:pPr>
-      <w:r>
-        <w:rPr>
-          <w:rFonts w:ascii="Roboto" w:cs="Roboto" w:eastAsia="Roboto" w:hAnsi="Roboto"/>
-          <w:color w:val="1A1A1A"/>
-          <w:sz w:val="21"/>
-          <w:szCs w:val="21"/>
-        </w:rPr>
-        <w:t xml:space="preserve">Reglamento Interior del Poder Ejecutivo y de la Administración Pública de la Ciudad de México, [Art. __]: atribuciones de la unidad responsable.</w:t>
-      </w:r>
-    </w:p>
-    <w:p>
-      <w:pPr>
+        <w:jc w:val="both"/>
+      </w:pPr>
+      <w:r>
+        <w:rPr>
+          <w:rFonts w:ascii="Roboto" w:cs="Roboto" w:eastAsia="Roboto" w:hAnsi="Roboto"/>
+          <w:color w:val="1A1A1A"/>
+          <w:sz w:val="21"/>
+          <w:szCs w:val="21"/>
+        </w:rPr>
+        <w:t xml:space="preserve">Lineamientos aplicables en materia de protección de datos personales en la Ciudad de México [denominación y numerales vigentes por confirmar].</w:t>
+      </w:r>
+    </w:p>
+    <w:p>
+      <w:pPr>
+        <w:keepNext/>
         <w:pBdr>
           <w:bottom w:val="single" w:color="B28E5C" w:sz="6" w:space="4"/>
         </w:pBdr>
@@ -418,7 +625,7 @@
           <w:sz w:val="21"/>
           <w:szCs w:val="21"/>
         </w:rPr>
-        <w:t xml:space="preserve">Las personas titulares de los datos son servidoras y servidores públicos de las alcaldías, de dependencias del Gobierno de la Ciudad y de la Secretaría, que usan la herramienta por razón de su función. La Tabla 1 resume el tratamiento con los elementos que suelen requerirse para su registro.</w:t>
+        <w:t xml:space="preserve">Las personas titulares de los datos son servidoras y servidores públicos de las alcaldías, de dependencias del Gobierno de la Ciudad y de la Secretaría, que usan la herramienta por razón de su función. La Tabla 1 resume el tratamiento con los elementos que pide el artículo 39, fracción II, de la ley para el sistema de datos personales.</w:t>
       </w:r>
     </w:p>
     <w:p>
@@ -488,6 +695,7 @@
           <w:p>
             <w:pPr>
               <w:spacing w:after="0" w:line="250"/>
+              <w:jc w:val="left"/>
             </w:pPr>
             <w:r>
               <w:rPr>
@@ -523,6 +731,7 @@
           <w:p>
             <w:pPr>
               <w:spacing w:after="0" w:line="250"/>
+              <w:jc w:val="left"/>
             </w:pPr>
             <w:r>
               <w:rPr>
@@ -539,6 +748,9 @@
         </w:tc>
       </w:tr>
       <w:tr>
+        <w:trPr>
+          <w:cantSplit/>
+        </w:trPr>
         <w:tc>
           <w:tcPr>
             <w:tcW w:type="dxa" w:w="2700"/>
@@ -559,7 +771,8 @@
           </w:tcPr>
           <w:p>
             <w:pPr>
-              <w:spacing w:after="0" w:line="250"/>
+              <w:spacing w:after="60" w:line="250"/>
+              <w:jc w:val="left"/>
             </w:pPr>
             <w:r>
               <w:rPr>
@@ -592,7 +805,8 @@
           </w:tcPr>
           <w:p>
             <w:pPr>
-              <w:spacing w:after="0" w:line="250"/>
+              <w:spacing w:after="60" w:line="250"/>
+              <w:jc w:val="left"/>
             </w:pPr>
             <w:r>
               <w:rPr>
@@ -607,6 +821,9 @@
         </w:tc>
       </w:tr>
       <w:tr>
+        <w:trPr>
+          <w:cantSplit/>
+        </w:trPr>
         <w:tc>
           <w:tcPr>
             <w:tcW w:type="dxa" w:w="2700"/>
@@ -627,7 +844,8 @@
           </w:tcPr>
           <w:p>
             <w:pPr>
-              <w:spacing w:after="0" w:line="250"/>
+              <w:spacing w:after="60" w:line="250"/>
+              <w:jc w:val="left"/>
             </w:pPr>
             <w:r>
               <w:rPr>
@@ -660,7 +878,8 @@
           </w:tcPr>
           <w:p>
             <w:pPr>
-              <w:spacing w:after="0" w:line="250"/>
+              <w:spacing w:after="60" w:line="250"/>
+              <w:jc w:val="left"/>
             </w:pPr>
             <w:r>
               <w:rPr>
@@ -675,6 +894,9 @@
         </w:tc>
       </w:tr>
       <w:tr>
+        <w:trPr>
+          <w:cantSplit/>
+        </w:trPr>
         <w:tc>
           <w:tcPr>
             <w:tcW w:type="dxa" w:w="2700"/>
@@ -695,16 +917,17 @@
           </w:tcPr>
           <w:p>
             <w:pPr>
-              <w:spacing w:after="0" w:line="250"/>
-            </w:pPr>
-            <w:r>
-              <w:rPr>
-                <w:rFonts w:ascii="Roboto" w:cs="Roboto" w:eastAsia="Roboto" w:hAnsi="Roboto"/>
-                <w:color w:val="1A1A1A"/>
-                <w:sz w:val="18"/>
-                <w:szCs w:val="18"/>
-              </w:rPr>
-              <w:t xml:space="preserve">Datos identificativos</w:t>
+              <w:spacing w:after="60" w:line="250"/>
+              <w:jc w:val="left"/>
+            </w:pPr>
+            <w:r>
+              <w:rPr>
+                <w:rFonts w:ascii="Roboto" w:cs="Roboto" w:eastAsia="Roboto" w:hAnsi="Roboto"/>
+                <w:color w:val="1A1A1A"/>
+                <w:sz w:val="18"/>
+                <w:szCs w:val="18"/>
+              </w:rPr>
+              <w:t xml:space="preserve">Personas titulares</w:t>
             </w:r>
           </w:p>
         </w:tc>
@@ -728,21 +951,25 @@
           </w:tcPr>
           <w:p>
             <w:pPr>
-              <w:spacing w:after="0" w:line="250"/>
-            </w:pPr>
-            <w:r>
-              <w:rPr>
-                <w:rFonts w:ascii="Roboto" w:cs="Roboto" w:eastAsia="Roboto" w:hAnsi="Roboto"/>
-                <w:color w:val="1A1A1A"/>
-                <w:sz w:val="18"/>
-                <w:szCs w:val="18"/>
-              </w:rPr>
-              <w:t xml:space="preserve">Nombre completo</w:t>
+              <w:spacing w:after="60" w:line="250"/>
+              <w:jc w:val="left"/>
+            </w:pPr>
+            <w:r>
+              <w:rPr>
+                <w:rFonts w:ascii="Roboto" w:cs="Roboto" w:eastAsia="Roboto" w:hAnsi="Roboto"/>
+                <w:color w:val="1A1A1A"/>
+                <w:sz w:val="18"/>
+                <w:szCs w:val="18"/>
+              </w:rPr>
+              <w:t xml:space="preserve">Personal de las alcaldías, de dependencias del Gobierno de la Ciudad y de la Secretaría que usa la herramienta por razón de su función</w:t>
             </w:r>
           </w:p>
         </w:tc>
       </w:tr>
       <w:tr>
+        <w:trPr>
+          <w:cantSplit/>
+        </w:trPr>
         <w:tc>
           <w:tcPr>
             <w:tcW w:type="dxa" w:w="2700"/>
@@ -763,16 +990,17 @@
           </w:tcPr>
           <w:p>
             <w:pPr>
-              <w:spacing w:after="0" w:line="250"/>
-            </w:pPr>
-            <w:r>
-              <w:rPr>
-                <w:rFonts w:ascii="Roboto" w:cs="Roboto" w:eastAsia="Roboto" w:hAnsi="Roboto"/>
-                <w:color w:val="1A1A1A"/>
-                <w:sz w:val="18"/>
-                <w:szCs w:val="18"/>
-              </w:rPr>
-              <w:t xml:space="preserve">Datos electrónicos</w:t>
+              <w:spacing w:after="60" w:line="250"/>
+              <w:jc w:val="left"/>
+            </w:pPr>
+            <w:r>
+              <w:rPr>
+                <w:rFonts w:ascii="Roboto" w:cs="Roboto" w:eastAsia="Roboto" w:hAnsi="Roboto"/>
+                <w:color w:val="1A1A1A"/>
+                <w:sz w:val="18"/>
+                <w:szCs w:val="18"/>
+              </w:rPr>
+              <w:t xml:space="preserve">Datos identificativos</w:t>
             </w:r>
           </w:p>
         </w:tc>
@@ -796,21 +1024,25 @@
           </w:tcPr>
           <w:p>
             <w:pPr>
-              <w:spacing w:after="0" w:line="250"/>
-            </w:pPr>
-            <w:r>
-              <w:rPr>
-                <w:rFonts w:ascii="Roboto" w:cs="Roboto" w:eastAsia="Roboto" w:hAnsi="Roboto"/>
-                <w:color w:val="1A1A1A"/>
-                <w:sz w:val="18"/>
-                <w:szCs w:val="18"/>
-              </w:rPr>
-              <w:t xml:space="preserve">Correo electrónico, personal o institucional a elección de la persona; dirección IP; cookie técnica de sesión; huella cifrada de la contraseña (no la contraseña)</w:t>
+              <w:spacing w:after="60" w:line="250"/>
+              <w:jc w:val="left"/>
+            </w:pPr>
+            <w:r>
+              <w:rPr>
+                <w:rFonts w:ascii="Roboto" w:cs="Roboto" w:eastAsia="Roboto" w:hAnsi="Roboto"/>
+                <w:color w:val="1A1A1A"/>
+                <w:sz w:val="18"/>
+                <w:szCs w:val="18"/>
+              </w:rPr>
+              <w:t xml:space="preserve">Nombre completo</w:t>
             </w:r>
           </w:p>
         </w:tc>
       </w:tr>
       <w:tr>
+        <w:trPr>
+          <w:cantSplit/>
+        </w:trPr>
         <w:tc>
           <w:tcPr>
             <w:tcW w:type="dxa" w:w="2700"/>
@@ -831,16 +1063,17 @@
           </w:tcPr>
           <w:p>
             <w:pPr>
-              <w:spacing w:after="0" w:line="250"/>
-            </w:pPr>
-            <w:r>
-              <w:rPr>
-                <w:rFonts w:ascii="Roboto" w:cs="Roboto" w:eastAsia="Roboto" w:hAnsi="Roboto"/>
-                <w:color w:val="1A1A1A"/>
-                <w:sz w:val="18"/>
-                <w:szCs w:val="18"/>
-              </w:rPr>
-              <w:t xml:space="preserve">Datos laborales</w:t>
+              <w:spacing w:after="60" w:line="250"/>
+              <w:jc w:val="left"/>
+            </w:pPr>
+            <w:r>
+              <w:rPr>
+                <w:rFonts w:ascii="Roboto" w:cs="Roboto" w:eastAsia="Roboto" w:hAnsi="Roboto"/>
+                <w:color w:val="1A1A1A"/>
+                <w:sz w:val="18"/>
+                <w:szCs w:val="18"/>
+              </w:rPr>
+              <w:t xml:space="preserve">Datos electrónicos</w:t>
             </w:r>
           </w:p>
         </w:tc>
@@ -864,21 +1097,25 @@
           </w:tcPr>
           <w:p>
             <w:pPr>
-              <w:spacing w:after="0" w:line="250"/>
-            </w:pPr>
-            <w:r>
-              <w:rPr>
-                <w:rFonts w:ascii="Roboto" w:cs="Roboto" w:eastAsia="Roboto" w:hAnsi="Roboto"/>
-                <w:color w:val="1A1A1A"/>
-                <w:sz w:val="18"/>
-                <w:szCs w:val="18"/>
-              </w:rPr>
-              <w:t xml:space="preserve">Institución, alcaldía y permiso en la herramienta</w:t>
+              <w:spacing w:after="60" w:line="250"/>
+              <w:jc w:val="left"/>
+            </w:pPr>
+            <w:r>
+              <w:rPr>
+                <w:rFonts w:ascii="Roboto" w:cs="Roboto" w:eastAsia="Roboto" w:hAnsi="Roboto"/>
+                <w:color w:val="1A1A1A"/>
+                <w:sz w:val="18"/>
+                <w:szCs w:val="18"/>
+              </w:rPr>
+              <w:t xml:space="preserve">Correo electrónico, personal o institucional a elección de la persona; dirección IP; cookie técnica de sesión; huella cifrada de la contraseña (no la contraseña)</w:t>
             </w:r>
           </w:p>
         </w:tc>
       </w:tr>
       <w:tr>
+        <w:trPr>
+          <w:cantSplit/>
+        </w:trPr>
         <w:tc>
           <w:tcPr>
             <w:tcW w:type="dxa" w:w="2700"/>
@@ -899,16 +1136,17 @@
           </w:tcPr>
           <w:p>
             <w:pPr>
-              <w:spacing w:after="0" w:line="250"/>
-            </w:pPr>
-            <w:r>
-              <w:rPr>
-                <w:rFonts w:ascii="Roboto" w:cs="Roboto" w:eastAsia="Roboto" w:hAnsi="Roboto"/>
-                <w:color w:val="1A1A1A"/>
-                <w:sz w:val="18"/>
-                <w:szCs w:val="18"/>
-              </w:rPr>
-              <w:t xml:space="preserve">Datos de uso</w:t>
+              <w:spacing w:after="60" w:line="250"/>
+              <w:jc w:val="left"/>
+            </w:pPr>
+            <w:r>
+              <w:rPr>
+                <w:rFonts w:ascii="Roboto" w:cs="Roboto" w:eastAsia="Roboto" w:hAnsi="Roboto"/>
+                <w:color w:val="1A1A1A"/>
+                <w:sz w:val="18"/>
+                <w:szCs w:val="18"/>
+              </w:rPr>
+              <w:t xml:space="preserve">Datos laborales</w:t>
             </w:r>
           </w:p>
         </w:tc>
@@ -932,21 +1170,25 @@
           </w:tcPr>
           <w:p>
             <w:pPr>
-              <w:spacing w:after="0" w:line="250"/>
-            </w:pPr>
-            <w:r>
-              <w:rPr>
-                <w:rFonts w:ascii="Roboto" w:cs="Roboto" w:eastAsia="Roboto" w:hAnsi="Roboto"/>
-                <w:color w:val="1A1A1A"/>
-                <w:sz w:val="18"/>
-                <w:szCs w:val="18"/>
-              </w:rPr>
-              <w:t xml:space="preserve">Fecha y hora de accesos, intentos fallidos, visitas y cierres de sesión; territorio consultado; tipo y nombre de los archivos descargados</w:t>
+              <w:spacing w:after="60" w:line="250"/>
+              <w:jc w:val="left"/>
+            </w:pPr>
+            <w:r>
+              <w:rPr>
+                <w:rFonts w:ascii="Roboto" w:cs="Roboto" w:eastAsia="Roboto" w:hAnsi="Roboto"/>
+                <w:color w:val="1A1A1A"/>
+                <w:sz w:val="18"/>
+                <w:szCs w:val="18"/>
+              </w:rPr>
+              <w:t xml:space="preserve">Institución, alcaldía y permiso en la herramienta</w:t>
             </w:r>
           </w:p>
         </w:tc>
       </w:tr>
       <w:tr>
+        <w:trPr>
+          <w:cantSplit/>
+        </w:trPr>
         <w:tc>
           <w:tcPr>
             <w:tcW w:type="dxa" w:w="2700"/>
@@ -967,16 +1209,17 @@
           </w:tcPr>
           <w:p>
             <w:pPr>
-              <w:spacing w:after="0" w:line="250"/>
-            </w:pPr>
-            <w:r>
-              <w:rPr>
-                <w:rFonts w:ascii="Roboto" w:cs="Roboto" w:eastAsia="Roboto" w:hAnsi="Roboto"/>
-                <w:color w:val="1A1A1A"/>
-                <w:sz w:val="18"/>
-                <w:szCs w:val="18"/>
-              </w:rPr>
-              <w:t xml:space="preserve">Datos sensibles</w:t>
+              <w:spacing w:after="60" w:line="250"/>
+              <w:jc w:val="left"/>
+            </w:pPr>
+            <w:r>
+              <w:rPr>
+                <w:rFonts w:ascii="Roboto" w:cs="Roboto" w:eastAsia="Roboto" w:hAnsi="Roboto"/>
+                <w:color w:val="1A1A1A"/>
+                <w:sz w:val="18"/>
+                <w:szCs w:val="18"/>
+              </w:rPr>
+              <w:t xml:space="preserve">Datos de uso</w:t>
             </w:r>
           </w:p>
         </w:tc>
@@ -1000,21 +1243,25 @@
           </w:tcPr>
           <w:p>
             <w:pPr>
-              <w:spacing w:after="0" w:line="250"/>
-            </w:pPr>
-            <w:r>
-              <w:rPr>
-                <w:rFonts w:ascii="Roboto" w:cs="Roboto" w:eastAsia="Roboto" w:hAnsi="Roboto"/>
-                <w:color w:val="1A1A1A"/>
-                <w:sz w:val="18"/>
-                <w:szCs w:val="18"/>
-              </w:rPr>
-              <w:t xml:space="preserve">Ninguno. La función «Mi ubicación» se calcula en el teléfono de la persona y no se envía ni se guarda</w:t>
+              <w:spacing w:after="60" w:line="250"/>
+              <w:jc w:val="left"/>
+            </w:pPr>
+            <w:r>
+              <w:rPr>
+                <w:rFonts w:ascii="Roboto" w:cs="Roboto" w:eastAsia="Roboto" w:hAnsi="Roboto"/>
+                <w:color w:val="1A1A1A"/>
+                <w:sz w:val="18"/>
+                <w:szCs w:val="18"/>
+              </w:rPr>
+              <w:t xml:space="preserve">Fecha y hora de accesos, intentos fallidos, visitas y cierres de sesión; territorio consultado y filtros aplicados; tipo y nombre de los archivos descargados</w:t>
             </w:r>
           </w:p>
         </w:tc>
       </w:tr>
       <w:tr>
+        <w:trPr>
+          <w:cantSplit/>
+        </w:trPr>
         <w:tc>
           <w:tcPr>
             <w:tcW w:type="dxa" w:w="2700"/>
@@ -1035,16 +1282,17 @@
           </w:tcPr>
           <w:p>
             <w:pPr>
-              <w:spacing w:after="0" w:line="250"/>
-            </w:pPr>
-            <w:r>
-              <w:rPr>
-                <w:rFonts w:ascii="Roboto" w:cs="Roboto" w:eastAsia="Roboto" w:hAnsi="Roboto"/>
-                <w:color w:val="1A1A1A"/>
-                <w:sz w:val="18"/>
-                <w:szCs w:val="18"/>
-              </w:rPr>
-              <w:t xml:space="preserve">Finalidades</w:t>
+              <w:spacing w:after="60" w:line="250"/>
+              <w:jc w:val="left"/>
+            </w:pPr>
+            <w:r>
+              <w:rPr>
+                <w:rFonts w:ascii="Roboto" w:cs="Roboto" w:eastAsia="Roboto" w:hAnsi="Roboto"/>
+                <w:color w:val="1A1A1A"/>
+                <w:sz w:val="18"/>
+                <w:szCs w:val="18"/>
+              </w:rPr>
+              <w:t xml:space="preserve">Datos sensibles</w:t>
             </w:r>
           </w:p>
         </w:tc>
@@ -1068,21 +1316,25 @@
           </w:tcPr>
           <w:p>
             <w:pPr>
-              <w:spacing w:after="0" w:line="250"/>
-            </w:pPr>
-            <w:r>
-              <w:rPr>
-                <w:rFonts w:ascii="Roboto" w:cs="Roboto" w:eastAsia="Roboto" w:hAnsi="Roboto"/>
-                <w:color w:val="1A1A1A"/>
-                <w:sz w:val="18"/>
-                <w:szCs w:val="18"/>
-              </w:rPr>
-              <w:t xml:space="preserve">1) Control de acceso. 2) Seguridad de la información. 3) Seguimiento del uso por institución y alcaldía; los reportes que se difundan serán agregados. El correo solo identifica la cuenta: no se usa para enviar comunicaciones</w:t>
+              <w:spacing w:after="60" w:line="250"/>
+              <w:jc w:val="left"/>
+            </w:pPr>
+            <w:r>
+              <w:rPr>
+                <w:rFonts w:ascii="Roboto" w:cs="Roboto" w:eastAsia="Roboto" w:hAnsi="Roboto"/>
+                <w:color w:val="1A1A1A"/>
+                <w:sz w:val="18"/>
+                <w:szCs w:val="18"/>
+              </w:rPr>
+              <w:t xml:space="preserve">Ninguno. La función «Mi ubicación» se calcula en el teléfono de la persona y no se envía ni se guarda</w:t>
             </w:r>
           </w:p>
         </w:tc>
       </w:tr>
       <w:tr>
+        <w:trPr>
+          <w:cantSplit/>
+        </w:trPr>
         <w:tc>
           <w:tcPr>
             <w:tcW w:type="dxa" w:w="2700"/>
@@ -1103,16 +1355,17 @@
           </w:tcPr>
           <w:p>
             <w:pPr>
-              <w:spacing w:after="0" w:line="250"/>
-            </w:pPr>
-            <w:r>
-              <w:rPr>
-                <w:rFonts w:ascii="Roboto" w:cs="Roboto" w:eastAsia="Roboto" w:hAnsi="Roboto"/>
-                <w:color w:val="1A1A1A"/>
-                <w:sz w:val="18"/>
-                <w:szCs w:val="18"/>
-              </w:rPr>
-              <w:t xml:space="preserve">Transferencias</w:t>
+              <w:spacing w:after="60" w:line="250"/>
+              <w:jc w:val="left"/>
+            </w:pPr>
+            <w:r>
+              <w:rPr>
+                <w:rFonts w:ascii="Roboto" w:cs="Roboto" w:eastAsia="Roboto" w:hAnsi="Roboto"/>
+                <w:color w:val="1A1A1A"/>
+                <w:sz w:val="18"/>
+                <w:szCs w:val="18"/>
+              </w:rPr>
+              <w:t xml:space="preserve">Finalidades</w:t>
             </w:r>
           </w:p>
         </w:tc>
@@ -1136,21 +1389,25 @@
           </w:tcPr>
           <w:p>
             <w:pPr>
-              <w:spacing w:after="0" w:line="250"/>
-            </w:pPr>
-            <w:r>
-              <w:rPr>
-                <w:rFonts w:ascii="Roboto" w:cs="Roboto" w:eastAsia="Roboto" w:hAnsi="Roboto"/>
-                <w:color w:val="1A1A1A"/>
-                <w:sz w:val="18"/>
-                <w:szCs w:val="18"/>
-              </w:rPr>
-              <w:t xml:space="preserve">Ninguna, salvo las previstas por la ley</w:t>
+              <w:spacing w:after="60" w:line="250"/>
+              <w:jc w:val="left"/>
+            </w:pPr>
+            <w:r>
+              <w:rPr>
+                <w:rFonts w:ascii="Roboto" w:cs="Roboto" w:eastAsia="Roboto" w:hAnsi="Roboto"/>
+                <w:color w:val="1A1A1A"/>
+                <w:sz w:val="18"/>
+                <w:szCs w:val="18"/>
+              </w:rPr>
+              <w:t xml:space="preserve">1) Control de acceso. 2) Seguridad de la información. 3) Seguimiento del uso por institución y alcaldía; los reportes que se difundan serán agregados. El correo solo identifica la cuenta: no se usa para enviar comunicaciones. Ninguna requiere consentimiento (art. 15, fracc. I)</w:t>
             </w:r>
           </w:p>
         </w:tc>
       </w:tr>
       <w:tr>
+        <w:trPr>
+          <w:cantSplit/>
+        </w:trPr>
         <w:tc>
           <w:tcPr>
             <w:tcW w:type="dxa" w:w="2700"/>
@@ -1171,7 +1428,227 @@
           </w:tcPr>
           <w:p>
             <w:pPr>
-              <w:spacing w:after="0" w:line="250"/>
+              <w:spacing w:after="60" w:line="250"/>
+              <w:jc w:val="left"/>
+            </w:pPr>
+            <w:r>
+              <w:rPr>
+                <w:rFonts w:ascii="Roboto" w:cs="Roboto" w:eastAsia="Roboto" w:hAnsi="Roboto"/>
+                <w:color w:val="1A1A1A"/>
+                <w:sz w:val="18"/>
+                <w:szCs w:val="18"/>
+              </w:rPr>
+              <w:t xml:space="preserve">Origen de los datos</w:t>
+            </w:r>
+          </w:p>
+        </w:tc>
+        <w:tc>
+          <w:tcPr>
+            <w:tcW w:type="dxa" w:w="7272"/>
+            <w:tcBorders>
+              <w:top w:val="single" w:color="D9D2CA" w:sz="4"/>
+              <w:left w:val="single" w:color="D9D2CA" w:sz="4"/>
+              <w:bottom w:val="single" w:color="D9D2CA" w:sz="4"/>
+              <w:right w:val="single" w:color="D9D2CA" w:sz="4"/>
+            </w:tcBorders>
+            <w:shd w:fill="F7F1F3" w:color="auto" w:val="clear"/>
+            <w:tcMar>
+              <w:top w:type="dxa" w:w="60"/>
+              <w:left w:type="dxa" w:w="90"/>
+              <w:bottom w:type="dxa" w:w="60"/>
+              <w:right w:type="dxa" w:w="90"/>
+            </w:tcMar>
+            <w:vAlign w:val="center"/>
+          </w:tcPr>
+          <w:p>
+            <w:pPr>
+              <w:spacing w:after="60" w:line="250"/>
+              <w:jc w:val="left"/>
+            </w:pPr>
+            <w:r>
+              <w:rPr>
+                <w:rFonts w:ascii="Roboto" w:cs="Roboto" w:eastAsia="Roboto" w:hAnsi="Roboto"/>
+                <w:color w:val="1A1A1A"/>
+                <w:sz w:val="18"/>
+                <w:szCs w:val="18"/>
+              </w:rPr>
+              <w:t xml:space="preserve">La institución de la persona (alta de la cuenta) y la propia persona al usar la herramienta (registro automático)</w:t>
+            </w:r>
+          </w:p>
+        </w:tc>
+      </w:tr>
+      <w:tr>
+        <w:trPr>
+          <w:cantSplit/>
+        </w:trPr>
+        <w:tc>
+          <w:tcPr>
+            <w:tcW w:type="dxa" w:w="2700"/>
+            <w:tcBorders>
+              <w:top w:val="single" w:color="D9D2CA" w:sz="4"/>
+              <w:left w:val="single" w:color="D9D2CA" w:sz="4"/>
+              <w:bottom w:val="single" w:color="D9D2CA" w:sz="4"/>
+              <w:right w:val="single" w:color="D9D2CA" w:sz="4"/>
+            </w:tcBorders>
+            <w:shd w:fill="FFFFFF" w:color="auto" w:val="clear"/>
+            <w:tcMar>
+              <w:top w:type="dxa" w:w="60"/>
+              <w:left w:type="dxa" w:w="90"/>
+              <w:bottom w:type="dxa" w:w="60"/>
+              <w:right w:type="dxa" w:w="90"/>
+            </w:tcMar>
+            <w:vAlign w:val="center"/>
+          </w:tcPr>
+          <w:p>
+            <w:pPr>
+              <w:spacing w:after="60" w:line="250"/>
+              <w:jc w:val="left"/>
+            </w:pPr>
+            <w:r>
+              <w:rPr>
+                <w:rFonts w:ascii="Roboto" w:cs="Roboto" w:eastAsia="Roboto" w:hAnsi="Roboto"/>
+                <w:color w:val="1A1A1A"/>
+                <w:sz w:val="18"/>
+                <w:szCs w:val="18"/>
+              </w:rPr>
+              <w:t xml:space="preserve">Transferencias</w:t>
+            </w:r>
+          </w:p>
+        </w:tc>
+        <w:tc>
+          <w:tcPr>
+            <w:tcW w:type="dxa" w:w="7272"/>
+            <w:tcBorders>
+              <w:top w:val="single" w:color="D9D2CA" w:sz="4"/>
+              <w:left w:val="single" w:color="D9D2CA" w:sz="4"/>
+              <w:bottom w:val="single" w:color="D9D2CA" w:sz="4"/>
+              <w:right w:val="single" w:color="D9D2CA" w:sz="4"/>
+            </w:tcBorders>
+            <w:shd w:fill="FFFFFF" w:color="auto" w:val="clear"/>
+            <w:tcMar>
+              <w:top w:type="dxa" w:w="60"/>
+              <w:left w:type="dxa" w:w="90"/>
+              <w:bottom w:type="dxa" w:w="60"/>
+              <w:right w:type="dxa" w:w="90"/>
+            </w:tcMar>
+            <w:vAlign w:val="center"/>
+          </w:tcPr>
+          <w:p>
+            <w:pPr>
+              <w:spacing w:after="60" w:line="250"/>
+              <w:jc w:val="left"/>
+            </w:pPr>
+            <w:r>
+              <w:rPr>
+                <w:rFonts w:ascii="Roboto" w:cs="Roboto" w:eastAsia="Roboto" w:hAnsi="Roboto"/>
+                <w:color w:val="1A1A1A"/>
+                <w:sz w:val="18"/>
+                <w:szCs w:val="18"/>
+              </w:rPr>
+              <w:t xml:space="preserve">Ninguna, salvo las previstas en el artículo 70 de la ley</w:t>
+            </w:r>
+          </w:p>
+        </w:tc>
+      </w:tr>
+      <w:tr>
+        <w:trPr>
+          <w:cantSplit/>
+        </w:trPr>
+        <w:tc>
+          <w:tcPr>
+            <w:tcW w:type="dxa" w:w="2700"/>
+            <w:tcBorders>
+              <w:top w:val="single" w:color="D9D2CA" w:sz="4"/>
+              <w:left w:val="single" w:color="D9D2CA" w:sz="4"/>
+              <w:bottom w:val="single" w:color="D9D2CA" w:sz="4"/>
+              <w:right w:val="single" w:color="D9D2CA" w:sz="4"/>
+            </w:tcBorders>
+            <w:shd w:fill="F7F1F3" w:color="auto" w:val="clear"/>
+            <w:tcMar>
+              <w:top w:type="dxa" w:w="60"/>
+              <w:left w:type="dxa" w:w="90"/>
+              <w:bottom w:type="dxa" w:w="60"/>
+              <w:right w:type="dxa" w:w="90"/>
+            </w:tcMar>
+            <w:vAlign w:val="center"/>
+          </w:tcPr>
+          <w:p>
+            <w:pPr>
+              <w:spacing w:after="60" w:line="250"/>
+              <w:jc w:val="left"/>
+            </w:pPr>
+            <w:r>
+              <w:rPr>
+                <w:rFonts w:ascii="Roboto" w:cs="Roboto" w:eastAsia="Roboto" w:hAnsi="Roboto"/>
+                <w:color w:val="1A1A1A"/>
+                <w:sz w:val="18"/>
+                <w:szCs w:val="18"/>
+              </w:rPr>
+              <w:t xml:space="preserve">Servicios de terceros</w:t>
+            </w:r>
+          </w:p>
+        </w:tc>
+        <w:tc>
+          <w:tcPr>
+            <w:tcW w:type="dxa" w:w="7272"/>
+            <w:tcBorders>
+              <w:top w:val="single" w:color="D9D2CA" w:sz="4"/>
+              <w:left w:val="single" w:color="D9D2CA" w:sz="4"/>
+              <w:bottom w:val="single" w:color="D9D2CA" w:sz="4"/>
+              <w:right w:val="single" w:color="D9D2CA" w:sz="4"/>
+            </w:tcBorders>
+            <w:shd w:fill="F7F1F3" w:color="auto" w:val="clear"/>
+            <w:tcMar>
+              <w:top w:type="dxa" w:w="60"/>
+              <w:left w:type="dxa" w:w="90"/>
+              <w:bottom w:type="dxa" w:w="60"/>
+              <w:right w:type="dxa" w:w="90"/>
+            </w:tcMar>
+            <w:vAlign w:val="center"/>
+          </w:tcPr>
+          <w:p>
+            <w:pPr>
+              <w:spacing w:after="60" w:line="250"/>
+              <w:jc w:val="left"/>
+            </w:pPr>
+            <w:r>
+              <w:rPr>
+                <w:rFonts w:ascii="Roboto" w:cs="Roboto" w:eastAsia="Roboto" w:hAnsi="Roboto"/>
+                <w:color w:val="1A1A1A"/>
+                <w:sz w:val="18"/>
+                <w:szCs w:val="18"/>
+              </w:rPr>
+              <w:t xml:space="preserve">Solo si la persona enciende el fondo «Satélite» (Esri) o abre un enlace a Google Maps, esos servicios reciben la dirección IP de su equipo. La Secretaría no les envía datos del sistema</w:t>
+            </w:r>
+          </w:p>
+        </w:tc>
+      </w:tr>
+      <w:tr>
+        <w:trPr>
+          <w:cantSplit/>
+        </w:trPr>
+        <w:tc>
+          <w:tcPr>
+            <w:tcW w:type="dxa" w:w="2700"/>
+            <w:tcBorders>
+              <w:top w:val="single" w:color="D9D2CA" w:sz="4"/>
+              <w:left w:val="single" w:color="D9D2CA" w:sz="4"/>
+              <w:bottom w:val="single" w:color="D9D2CA" w:sz="4"/>
+              <w:right w:val="single" w:color="D9D2CA" w:sz="4"/>
+            </w:tcBorders>
+            <w:shd w:fill="FFFFFF" w:color="auto" w:val="clear"/>
+            <w:tcMar>
+              <w:top w:type="dxa" w:w="60"/>
+              <w:left w:type="dxa" w:w="90"/>
+              <w:bottom w:type="dxa" w:w="60"/>
+              <w:right w:type="dxa" w:w="90"/>
+            </w:tcMar>
+            <w:vAlign w:val="center"/>
+          </w:tcPr>
+          <w:p>
+            <w:pPr>
+              <w:spacing w:after="60" w:line="250"/>
+              <w:jc w:val="left"/>
             </w:pPr>
             <w:r>
               <w:rPr>
@@ -1193,27 +1670,28 @@
               <w:bottom w:val="single" w:color="D9D2CA" w:sz="4"/>
               <w:right w:val="single" w:color="D9D2CA" w:sz="4"/>
             </w:tcBorders>
-            <w:shd w:fill="F7F1F3" w:color="auto" w:val="clear"/>
-            <w:tcMar>
-              <w:top w:type="dxa" w:w="60"/>
-              <w:left w:type="dxa" w:w="90"/>
-              <w:bottom w:type="dxa" w:w="60"/>
-              <w:right w:type="dxa" w:w="90"/>
-            </w:tcMar>
-            <w:vAlign w:val="center"/>
-          </w:tcPr>
-          <w:p>
-            <w:pPr>
-              <w:spacing w:after="0" w:line="250"/>
-            </w:pPr>
-            <w:r>
-              <w:rPr>
-                <w:rFonts w:ascii="Roboto" w:cs="Roboto" w:eastAsia="Roboto" w:hAnsi="Roboto"/>
-                <w:color w:val="1A1A1A"/>
-                <w:sz w:val="18"/>
-                <w:szCs w:val="18"/>
-              </w:rPr>
-              <w:t xml:space="preserve">Base de datos en red aislada, con conexiones y respaldos cifrados; cuenta de servicio con privilegios mínimos; contraseñas con huella scrypt; bloqueo tras 5 intentos fallidos; cookie cifrada; la IP se excluye de reportes y exportaciones</w:t>
+            <w:shd w:fill="FFFFFF" w:color="auto" w:val="clear"/>
+            <w:tcMar>
+              <w:top w:type="dxa" w:w="60"/>
+              <w:left w:type="dxa" w:w="90"/>
+              <w:bottom w:type="dxa" w:w="60"/>
+              <w:right w:type="dxa" w:w="90"/>
+            </w:tcMar>
+            <w:vAlign w:val="center"/>
+          </w:tcPr>
+          <w:p>
+            <w:pPr>
+              <w:spacing w:after="60" w:line="250"/>
+              <w:jc w:val="left"/>
+            </w:pPr>
+            <w:r>
+              <w:rPr>
+                <w:rFonts w:ascii="Roboto" w:cs="Roboto" w:eastAsia="Roboto" w:hAnsi="Roboto"/>
+                <w:color w:val="1A1A1A"/>
+                <w:sz w:val="18"/>
+                <w:szCs w:val="18"/>
+              </w:rPr>
+              <w:t xml:space="preserve">Base de datos en red aislada, con conexiones y respaldos cifrados; cuenta de servicio con privilegios mínimos; contraseñas con huella scrypt y rechazo de contraseñas comunes; bloqueo tras 5 intentos fallidos; contraseña temporal válida 72 horas y solo para crear la propia; cookie cifrada; la IP se excluye de reportes y exportaciones</w:t>
             </w:r>
           </w:p>
         </w:tc>
@@ -1232,7 +1710,7 @@
           <w:sz w:val="16"/>
           <w:szCs w:val="16"/>
         </w:rPr>
-        <w:t xml:space="preserve">Fuente: Secretaría del Medio Ambiente, Sistema de Información Ambiental, módulo de inicio de sesión (08_entrega_sia/login), octubre de 2026.</w:t>
+        <w:t xml:space="preserve">Fuente: Secretaría del Medio Ambiente, Sistema de Información Ambiental, módulo de inicio de sesión (08_entrega_sia/login), versión 1.39, octubre de 2026.</w:t>
       </w:r>
     </w:p>
     <w:p>
@@ -1247,7 +1725,7 @@
           <w:sz w:val="21"/>
           <w:szCs w:val="21"/>
         </w:rPr>
-        <w:t xml:space="preserve">Los plazos de conservación se aplican de forma automática en la base de datos y son los mismos que declara el aviso integral. La Tabla 2 los presenta para su contraste con el catálogo de disposición documental.</w:t>
+        <w:t xml:space="preserve">Los plazos de conservación se aplican de forma automática en la base de datos: la depuración corre al arrancar el servicio y después una vez al día. Son los mismos que declara el aviso integral. La Tabla 2 los presenta para su contraste con el catálogo de disposición documental.</w:t>
       </w:r>
     </w:p>
     <w:p>
@@ -1317,6 +1795,7 @@
           <w:p>
             <w:pPr>
               <w:spacing w:after="0" w:line="250"/>
+              <w:jc w:val="left"/>
             </w:pPr>
             <w:r>
               <w:rPr>
@@ -1352,6 +1831,7 @@
           <w:p>
             <w:pPr>
               <w:spacing w:after="0" w:line="250"/>
+              <w:jc w:val="left"/>
             </w:pPr>
             <w:r>
               <w:rPr>
@@ -1368,6 +1848,9 @@
         </w:tc>
       </w:tr>
       <w:tr>
+        <w:trPr>
+          <w:cantSplit/>
+        </w:trPr>
         <w:tc>
           <w:tcPr>
             <w:tcW w:type="dxa" w:w="3000"/>
@@ -1388,7 +1871,8 @@
           </w:tcPr>
           <w:p>
             <w:pPr>
-              <w:spacing w:after="0" w:line="250"/>
+              <w:spacing w:after="60" w:line="250"/>
+              <w:jc w:val="left"/>
             </w:pPr>
             <w:r>
               <w:rPr>
@@ -1421,21 +1905,25 @@
           </w:tcPr>
           <w:p>
             <w:pPr>
-              <w:spacing w:after="0" w:line="250"/>
-            </w:pPr>
-            <w:r>
-              <w:rPr>
-                <w:rFonts w:ascii="Roboto" w:cs="Roboto" w:eastAsia="Roboto" w:hAnsi="Roboto"/>
-                <w:color w:val="1A1A1A"/>
-                <w:sz w:val="18"/>
-                <w:szCs w:val="18"/>
-              </w:rPr>
-              <w:t xml:space="preserve">Mientras la cuenta esté vigente; tras la baja, [plazo por definir con el área coordinadora de archivos]</w:t>
+              <w:spacing w:after="60" w:line="250"/>
+              <w:jc w:val="left"/>
+            </w:pPr>
+            <w:r>
+              <w:rPr>
+                <w:rFonts w:ascii="Roboto" w:cs="Roboto" w:eastAsia="Roboto" w:hAnsi="Roboto"/>
+                <w:color w:val="1A1A1A"/>
+                <w:sz w:val="18"/>
+                <w:szCs w:val="18"/>
+              </w:rPr>
+              <w:t xml:space="preserve">Mientras la cuenta esté vigente; tras la baja, se conserva desactivada 24 meses y después se elimina (por confirmar con el área coordinadora de archivos)</w:t>
             </w:r>
           </w:p>
         </w:tc>
       </w:tr>
       <w:tr>
+        <w:trPr>
+          <w:cantSplit/>
+        </w:trPr>
         <w:tc>
           <w:tcPr>
             <w:tcW w:type="dxa" w:w="3000"/>
@@ -1456,7 +1944,8 @@
           </w:tcPr>
           <w:p>
             <w:pPr>
-              <w:spacing w:after="0" w:line="250"/>
+              <w:spacing w:after="60" w:line="250"/>
+              <w:jc w:val="left"/>
             </w:pPr>
             <w:r>
               <w:rPr>
@@ -1489,7 +1978,8 @@
           </w:tcPr>
           <w:p>
             <w:pPr>
-              <w:spacing w:after="0" w:line="250"/>
+              <w:spacing w:after="60" w:line="250"/>
+              <w:jc w:val="left"/>
             </w:pPr>
             <w:r>
               <w:rPr>
@@ -1504,6 +1994,9 @@
         </w:tc>
       </w:tr>
       <w:tr>
+        <w:trPr>
+          <w:cantSplit/>
+        </w:trPr>
         <w:tc>
           <w:tcPr>
             <w:tcW w:type="dxa" w:w="3000"/>
@@ -1524,7 +2017,8 @@
           </w:tcPr>
           <w:p>
             <w:pPr>
-              <w:spacing w:after="0" w:line="250"/>
+              <w:spacing w:after="60" w:line="250"/>
+              <w:jc w:val="left"/>
             </w:pPr>
             <w:r>
               <w:rPr>
@@ -1557,7 +2051,8 @@
           </w:tcPr>
           <w:p>
             <w:pPr>
-              <w:spacing w:after="0" w:line="250"/>
+              <w:spacing w:after="60" w:line="250"/>
+              <w:jc w:val="left"/>
             </w:pPr>
             <w:r>
               <w:rPr>
@@ -1572,6 +2067,9 @@
         </w:tc>
       </w:tr>
       <w:tr>
+        <w:trPr>
+          <w:cantSplit/>
+        </w:trPr>
         <w:tc>
           <w:tcPr>
             <w:tcW w:type="dxa" w:w="3000"/>
@@ -1592,7 +2090,8 @@
           </w:tcPr>
           <w:p>
             <w:pPr>
-              <w:spacing w:after="0" w:line="250"/>
+              <w:spacing w:after="60" w:line="250"/>
+              <w:jc w:val="left"/>
             </w:pPr>
             <w:r>
               <w:rPr>
@@ -1625,16 +2124,17 @@
           </w:tcPr>
           <w:p>
             <w:pPr>
-              <w:spacing w:after="0" w:line="250"/>
-            </w:pPr>
-            <w:r>
-              <w:rPr>
-                <w:rFonts w:ascii="Roboto" w:cs="Roboto" w:eastAsia="Roboto" w:hAnsi="Roboto"/>
-                <w:color w:val="1A1A1A"/>
-                <w:sz w:val="18"/>
-                <w:szCs w:val="18"/>
-              </w:rPr>
-              <w:t xml:space="preserve">12 horas sin actividad o 7 días como máximo</w:t>
+              <w:spacing w:after="60" w:line="250"/>
+              <w:jc w:val="left"/>
+            </w:pPr>
+            <w:r>
+              <w:rPr>
+                <w:rFonts w:ascii="Roboto" w:cs="Roboto" w:eastAsia="Roboto" w:hAnsi="Roboto"/>
+                <w:color w:val="1A1A1A"/>
+                <w:sz w:val="18"/>
+                <w:szCs w:val="18"/>
+              </w:rPr>
+              <w:t xml:space="preserve">Hasta cerrar sesión, 12 horas sin actividad o 7 días como máximo</w:t>
             </w:r>
           </w:p>
         </w:tc>
@@ -1653,7 +2153,7 @@
           <w:sz w:val="16"/>
           <w:szCs w:val="16"/>
         </w:rPr>
-        <w:t xml:space="preserve">Fuente: esquema de base de datos del módulo de inicio de sesión (función calles.depurar), octubre de 2026.</w:t>
+        <w:t xml:space="preserve">Fuente: esquema de base de datos del módulo de inicio de sesión (función priorizacion_reforestacion.depurar), octubre de 2026.</w:t>
       </w:r>
     </w:p>
     <w:p>
@@ -1668,11 +2168,949 @@
           <w:sz w:val="21"/>
           <w:szCs w:val="21"/>
         </w:rPr>
-        <w:t xml:space="preserve">Los avisos de privacidad integral y simplificado se acompañan como Anexo 1 y Anexo 2. Describen exactamente lo que registra el sistema. Los datos entre corchetes (domicilios, medios de contacto, fundamento y denominación del órgano garante) requieren la intervención de esa Unidad.</w:t>
-      </w:r>
-    </w:p>
-    <w:p>
-      <w:pPr>
+        <w:t xml:space="preserve">La Tabla 3 resume los cambios de los avisos respecto de la versión de octubre que se preparó con la ley abrogada.</w:t>
+      </w:r>
+    </w:p>
+    <w:p>
+      <w:pPr>
+        <w:keepNext/>
+        <w:spacing w:after="100" w:before="160" w:line="240"/>
+      </w:pPr>
+      <w:r>
+        <w:rPr>
+          <w:rFonts w:ascii="Roboto" w:cs="Roboto" w:eastAsia="Roboto" w:hAnsi="Roboto"/>
+          <w:b/>
+          <w:bCs/>
+          <w:color w:val="9D2148"/>
+          <w:sz w:val="19"/>
+          <w:szCs w:val="19"/>
+        </w:rPr>
+        <w:t xml:space="preserve">Tabla 3. </w:t>
+      </w:r>
+      <w:r>
+        <w:rPr>
+          <w:rFonts w:ascii="Roboto" w:cs="Roboto" w:eastAsia="Roboto" w:hAnsi="Roboto"/>
+          <w:color w:val="1A1A1A"/>
+          <w:sz w:val="19"/>
+          <w:szCs w:val="19"/>
+        </w:rPr>
+        <w:t xml:space="preserve">Cambios en los avisos de privacidad.</w:t>
+      </w:r>
+    </w:p>
+    <w:tbl>
+      <w:tblPr>
+        <w:tblW w:type="dxa" w:w="9972"/>
+        <w:tblBorders>
+          <w:top w:val="single" w:color="auto" w:sz="4"/>
+          <w:left w:val="single" w:color="auto" w:sz="4"/>
+          <w:bottom w:val="single" w:color="auto" w:sz="4"/>
+          <w:right w:val="single" w:color="auto" w:sz="4"/>
+          <w:insideH w:val="single" w:color="auto" w:sz="4"/>
+          <w:insideV w:val="single" w:color="auto" w:sz="4"/>
+        </w:tblBorders>
+      </w:tblPr>
+      <w:tblGrid>
+        <w:gridCol w:w="2300"/>
+        <w:gridCol w:w="3200"/>
+        <w:gridCol w:w="4472"/>
+      </w:tblGrid>
+      <w:tr>
+        <w:trPr>
+          <w:tblHeader/>
+        </w:trPr>
+        <w:tc>
+          <w:tcPr>
+            <w:tcW w:type="dxa" w:w="2300"/>
+            <w:tcBorders>
+              <w:top w:val="single" w:color="D9D2CA" w:sz="4"/>
+              <w:left w:val="single" w:color="D9D2CA" w:sz="4"/>
+              <w:bottom w:val="single" w:color="D9D2CA" w:sz="4"/>
+              <w:right w:val="single" w:color="D9D2CA" w:sz="4"/>
+            </w:tcBorders>
+            <w:shd w:fill="9D2148" w:color="auto" w:val="clear"/>
+            <w:tcMar>
+              <w:top w:type="dxa" w:w="60"/>
+              <w:left w:type="dxa" w:w="90"/>
+              <w:bottom w:type="dxa" w:w="60"/>
+              <w:right w:type="dxa" w:w="90"/>
+            </w:tcMar>
+            <w:vAlign w:val="center"/>
+          </w:tcPr>
+          <w:p>
+            <w:pPr>
+              <w:spacing w:after="0" w:line="250"/>
+              <w:jc w:val="left"/>
+            </w:pPr>
+            <w:r>
+              <w:rPr>
+                <w:rFonts w:ascii="Roboto" w:cs="Roboto" w:eastAsia="Roboto" w:hAnsi="Roboto"/>
+                <w:b/>
+                <w:bCs/>
+                <w:color w:val="FFFFFF"/>
+                <w:sz w:val="18"/>
+                <w:szCs w:val="18"/>
+              </w:rPr>
+              <w:t xml:space="preserve">Apartado</w:t>
+            </w:r>
+          </w:p>
+        </w:tc>
+        <w:tc>
+          <w:tcPr>
+            <w:tcW w:type="dxa" w:w="3200"/>
+            <w:tcBorders>
+              <w:top w:val="single" w:color="D9D2CA" w:sz="4"/>
+              <w:left w:val="single" w:color="D9D2CA" w:sz="4"/>
+              <w:bottom w:val="single" w:color="D9D2CA" w:sz="4"/>
+              <w:right w:val="single" w:color="D9D2CA" w:sz="4"/>
+            </w:tcBorders>
+            <w:shd w:fill="9D2148" w:color="auto" w:val="clear"/>
+            <w:tcMar>
+              <w:top w:type="dxa" w:w="60"/>
+              <w:left w:type="dxa" w:w="90"/>
+              <w:bottom w:type="dxa" w:w="60"/>
+              <w:right w:type="dxa" w:w="90"/>
+            </w:tcMar>
+            <w:vAlign w:val="center"/>
+          </w:tcPr>
+          <w:p>
+            <w:pPr>
+              <w:spacing w:after="0" w:line="250"/>
+              <w:jc w:val="left"/>
+            </w:pPr>
+            <w:r>
+              <w:rPr>
+                <w:rFonts w:ascii="Roboto" w:cs="Roboto" w:eastAsia="Roboto" w:hAnsi="Roboto"/>
+                <w:b/>
+                <w:bCs/>
+                <w:color w:val="FFFFFF"/>
+                <w:sz w:val="18"/>
+                <w:szCs w:val="18"/>
+              </w:rPr>
+              <w:t xml:space="preserve">Antes</w:t>
+            </w:r>
+          </w:p>
+        </w:tc>
+        <w:tc>
+          <w:tcPr>
+            <w:tcW w:type="dxa" w:w="4472"/>
+            <w:tcBorders>
+              <w:top w:val="single" w:color="D9D2CA" w:sz="4"/>
+              <w:left w:val="single" w:color="D9D2CA" w:sz="4"/>
+              <w:bottom w:val="single" w:color="D9D2CA" w:sz="4"/>
+              <w:right w:val="single" w:color="D9D2CA" w:sz="4"/>
+            </w:tcBorders>
+            <w:shd w:fill="9D2148" w:color="auto" w:val="clear"/>
+            <w:tcMar>
+              <w:top w:type="dxa" w:w="60"/>
+              <w:left w:type="dxa" w:w="90"/>
+              <w:bottom w:type="dxa" w:w="60"/>
+              <w:right w:type="dxa" w:w="90"/>
+            </w:tcMar>
+            <w:vAlign w:val="center"/>
+          </w:tcPr>
+          <w:p>
+            <w:pPr>
+              <w:spacing w:after="0" w:line="250"/>
+              <w:jc w:val="left"/>
+            </w:pPr>
+            <w:r>
+              <w:rPr>
+                <w:rFonts w:ascii="Roboto" w:cs="Roboto" w:eastAsia="Roboto" w:hAnsi="Roboto"/>
+                <w:b/>
+                <w:bCs/>
+                <w:color w:val="FFFFFF"/>
+                <w:sz w:val="18"/>
+                <w:szCs w:val="18"/>
+              </w:rPr>
+              <w:t xml:space="preserve">Ahora</w:t>
+            </w:r>
+          </w:p>
+        </w:tc>
+      </w:tr>
+      <w:tr>
+        <w:trPr>
+          <w:cantSplit/>
+        </w:trPr>
+        <w:tc>
+          <w:tcPr>
+            <w:tcW w:type="dxa" w:w="2300"/>
+            <w:tcBorders>
+              <w:top w:val="single" w:color="D9D2CA" w:sz="4"/>
+              <w:left w:val="single" w:color="D9D2CA" w:sz="4"/>
+              <w:bottom w:val="single" w:color="D9D2CA" w:sz="4"/>
+              <w:right w:val="single" w:color="D9D2CA" w:sz="4"/>
+            </w:tcBorders>
+            <w:shd w:fill="FFFFFF" w:color="auto" w:val="clear"/>
+            <w:tcMar>
+              <w:top w:type="dxa" w:w="60"/>
+              <w:left w:type="dxa" w:w="90"/>
+              <w:bottom w:type="dxa" w:w="60"/>
+              <w:right w:type="dxa" w:w="90"/>
+            </w:tcMar>
+            <w:vAlign w:val="center"/>
+          </w:tcPr>
+          <w:p>
+            <w:pPr>
+              <w:spacing w:after="60" w:line="250"/>
+              <w:jc w:val="left"/>
+            </w:pPr>
+            <w:r>
+              <w:rPr>
+                <w:rFonts w:ascii="Roboto" w:cs="Roboto" w:eastAsia="Roboto" w:hAnsi="Roboto"/>
+                <w:color w:val="1A1A1A"/>
+                <w:sz w:val="18"/>
+                <w:szCs w:val="18"/>
+              </w:rPr>
+              <w:t xml:space="preserve">Fundamento</w:t>
+            </w:r>
+          </w:p>
+        </w:tc>
+        <w:tc>
+          <w:tcPr>
+            <w:tcW w:type="dxa" w:w="3200"/>
+            <w:tcBorders>
+              <w:top w:val="single" w:color="D9D2CA" w:sz="4"/>
+              <w:left w:val="single" w:color="D9D2CA" w:sz="4"/>
+              <w:bottom w:val="single" w:color="D9D2CA" w:sz="4"/>
+              <w:right w:val="single" w:color="D9D2CA" w:sz="4"/>
+            </w:tcBorders>
+            <w:shd w:fill="FFFFFF" w:color="auto" w:val="clear"/>
+            <w:tcMar>
+              <w:top w:type="dxa" w:w="60"/>
+              <w:left w:type="dxa" w:w="90"/>
+              <w:bottom w:type="dxa" w:w="60"/>
+              <w:right w:type="dxa" w:w="90"/>
+            </w:tcMar>
+            <w:vAlign w:val="center"/>
+          </w:tcPr>
+          <w:p>
+            <w:pPr>
+              <w:spacing w:after="60" w:line="250"/>
+              <w:jc w:val="left"/>
+            </w:pPr>
+            <w:r>
+              <w:rPr>
+                <w:rFonts w:ascii="Roboto" w:cs="Roboto" w:eastAsia="Roboto" w:hAnsi="Roboto"/>
+                <w:color w:val="1A1A1A"/>
+                <w:sz w:val="18"/>
+                <w:szCs w:val="18"/>
+              </w:rPr>
+              <w:t xml:space="preserve">Art. 21 Ter de la ley de 2018 (abrogada)</w:t>
+            </w:r>
+          </w:p>
+        </w:tc>
+        <w:tc>
+          <w:tcPr>
+            <w:tcW w:type="dxa" w:w="4472"/>
+            <w:tcBorders>
+              <w:top w:val="single" w:color="D9D2CA" w:sz="4"/>
+              <w:left w:val="single" w:color="D9D2CA" w:sz="4"/>
+              <w:bottom w:val="single" w:color="D9D2CA" w:sz="4"/>
+              <w:right w:val="single" w:color="D9D2CA" w:sz="4"/>
+            </w:tcBorders>
+            <w:shd w:fill="FFFFFF" w:color="auto" w:val="clear"/>
+            <w:tcMar>
+              <w:top w:type="dxa" w:w="60"/>
+              <w:left w:type="dxa" w:w="90"/>
+              <w:bottom w:type="dxa" w:w="60"/>
+              <w:right w:type="dxa" w:w="90"/>
+            </w:tcMar>
+            <w:vAlign w:val="center"/>
+          </w:tcPr>
+          <w:p>
+            <w:pPr>
+              <w:spacing w:after="60" w:line="250"/>
+              <w:jc w:val="left"/>
+            </w:pPr>
+            <w:r>
+              <w:rPr>
+                <w:rFonts w:ascii="Roboto" w:cs="Roboto" w:eastAsia="Roboto" w:hAnsi="Roboto"/>
+                <w:color w:val="1A1A1A"/>
+                <w:sz w:val="18"/>
+                <w:szCs w:val="18"/>
+              </w:rPr>
+              <w:t xml:space="preserve">Arts. 15, fracc. I, 19, 20, 21 y 23 de la ley de 2026</w:t>
+            </w:r>
+          </w:p>
+        </w:tc>
+      </w:tr>
+      <w:tr>
+        <w:trPr>
+          <w:cantSplit/>
+        </w:trPr>
+        <w:tc>
+          <w:tcPr>
+            <w:tcW w:type="dxa" w:w="2300"/>
+            <w:tcBorders>
+              <w:top w:val="single" w:color="D9D2CA" w:sz="4"/>
+              <w:left w:val="single" w:color="D9D2CA" w:sz="4"/>
+              <w:bottom w:val="single" w:color="D9D2CA" w:sz="4"/>
+              <w:right w:val="single" w:color="D9D2CA" w:sz="4"/>
+            </w:tcBorders>
+            <w:shd w:fill="F7F1F3" w:color="auto" w:val="clear"/>
+            <w:tcMar>
+              <w:top w:type="dxa" w:w="60"/>
+              <w:left w:type="dxa" w:w="90"/>
+              <w:bottom w:type="dxa" w:w="60"/>
+              <w:right w:type="dxa" w:w="90"/>
+            </w:tcMar>
+            <w:vAlign w:val="center"/>
+          </w:tcPr>
+          <w:p>
+            <w:pPr>
+              <w:spacing w:after="60" w:line="250"/>
+              <w:jc w:val="left"/>
+            </w:pPr>
+            <w:r>
+              <w:rPr>
+                <w:rFonts w:ascii="Roboto" w:cs="Roboto" w:eastAsia="Roboto" w:hAnsi="Roboto"/>
+                <w:color w:val="1A1A1A"/>
+                <w:sz w:val="18"/>
+                <w:szCs w:val="18"/>
+              </w:rPr>
+              <w:t xml:space="preserve">Nombre del sistema</w:t>
+            </w:r>
+          </w:p>
+        </w:tc>
+        <w:tc>
+          <w:tcPr>
+            <w:tcW w:type="dxa" w:w="3200"/>
+            <w:tcBorders>
+              <w:top w:val="single" w:color="D9D2CA" w:sz="4"/>
+              <w:left w:val="single" w:color="D9D2CA" w:sz="4"/>
+              <w:bottom w:val="single" w:color="D9D2CA" w:sz="4"/>
+              <w:right w:val="single" w:color="D9D2CA" w:sz="4"/>
+            </w:tcBorders>
+            <w:shd w:fill="F7F1F3" w:color="auto" w:val="clear"/>
+            <w:tcMar>
+              <w:top w:type="dxa" w:w="60"/>
+              <w:left w:type="dxa" w:w="90"/>
+              <w:bottom w:type="dxa" w:w="60"/>
+              <w:right w:type="dxa" w:w="90"/>
+            </w:tcMar>
+            <w:vAlign w:val="center"/>
+          </w:tcPr>
+          <w:p>
+            <w:pPr>
+              <w:spacing w:after="60" w:line="250"/>
+              <w:jc w:val="left"/>
+            </w:pPr>
+            <w:r>
+              <w:rPr>
+                <w:rFonts w:ascii="Roboto" w:cs="Roboto" w:eastAsia="Roboto" w:hAnsi="Roboto"/>
+                <w:color w:val="1A1A1A"/>
+                <w:sz w:val="18"/>
+                <w:szCs w:val="18"/>
+              </w:rPr>
+              <w:t xml:space="preserve">Solo en el aviso integral</w:t>
+            </w:r>
+          </w:p>
+        </w:tc>
+        <w:tc>
+          <w:tcPr>
+            <w:tcW w:type="dxa" w:w="4472"/>
+            <w:tcBorders>
+              <w:top w:val="single" w:color="D9D2CA" w:sz="4"/>
+              <w:left w:val="single" w:color="D9D2CA" w:sz="4"/>
+              <w:bottom w:val="single" w:color="D9D2CA" w:sz="4"/>
+              <w:right w:val="single" w:color="D9D2CA" w:sz="4"/>
+            </w:tcBorders>
+            <w:shd w:fill="F7F1F3" w:color="auto" w:val="clear"/>
+            <w:tcMar>
+              <w:top w:type="dxa" w:w="60"/>
+              <w:left w:type="dxa" w:w="90"/>
+              <w:bottom w:type="dxa" w:w="60"/>
+              <w:right w:type="dxa" w:w="90"/>
+            </w:tcMar>
+            <w:vAlign w:val="center"/>
+          </w:tcPr>
+          <w:p>
+            <w:pPr>
+              <w:spacing w:after="60" w:line="250"/>
+              <w:jc w:val="left"/>
+            </w:pPr>
+            <w:r>
+              <w:rPr>
+                <w:rFonts w:ascii="Roboto" w:cs="Roboto" w:eastAsia="Roboto" w:hAnsi="Roboto"/>
+                <w:color w:val="1A1A1A"/>
+                <w:sz w:val="18"/>
+                <w:szCs w:val="18"/>
+              </w:rPr>
+              <w:t xml:space="preserve">En los dos avisos (arts. 21, fracc. II, y 23, fracc. III)</w:t>
+            </w:r>
+          </w:p>
+        </w:tc>
+      </w:tr>
+      <w:tr>
+        <w:trPr>
+          <w:cantSplit/>
+        </w:trPr>
+        <w:tc>
+          <w:tcPr>
+            <w:tcW w:type="dxa" w:w="2300"/>
+            <w:tcBorders>
+              <w:top w:val="single" w:color="D9D2CA" w:sz="4"/>
+              <w:left w:val="single" w:color="D9D2CA" w:sz="4"/>
+              <w:bottom w:val="single" w:color="D9D2CA" w:sz="4"/>
+              <w:right w:val="single" w:color="D9D2CA" w:sz="4"/>
+            </w:tcBorders>
+            <w:shd w:fill="FFFFFF" w:color="auto" w:val="clear"/>
+            <w:tcMar>
+              <w:top w:type="dxa" w:w="60"/>
+              <w:left w:type="dxa" w:w="90"/>
+              <w:bottom w:type="dxa" w:w="60"/>
+              <w:right w:type="dxa" w:w="90"/>
+            </w:tcMar>
+            <w:vAlign w:val="center"/>
+          </w:tcPr>
+          <w:p>
+            <w:pPr>
+              <w:spacing w:after="60" w:line="250"/>
+              <w:jc w:val="left"/>
+            </w:pPr>
+            <w:r>
+              <w:rPr>
+                <w:rFonts w:ascii="Roboto" w:cs="Roboto" w:eastAsia="Roboto" w:hAnsi="Roboto"/>
+                <w:color w:val="1A1A1A"/>
+                <w:sz w:val="18"/>
+                <w:szCs w:val="18"/>
+              </w:rPr>
+              <w:t xml:space="preserve">Consentimiento</w:t>
+            </w:r>
+          </w:p>
+        </w:tc>
+        <w:tc>
+          <w:tcPr>
+            <w:tcW w:type="dxa" w:w="3200"/>
+            <w:tcBorders>
+              <w:top w:val="single" w:color="D9D2CA" w:sz="4"/>
+              <w:left w:val="single" w:color="D9D2CA" w:sz="4"/>
+              <w:bottom w:val="single" w:color="D9D2CA" w:sz="4"/>
+              <w:right w:val="single" w:color="D9D2CA" w:sz="4"/>
+            </w:tcBorders>
+            <w:shd w:fill="FFFFFF" w:color="auto" w:val="clear"/>
+            <w:tcMar>
+              <w:top w:type="dxa" w:w="60"/>
+              <w:left w:type="dxa" w:w="90"/>
+              <w:bottom w:type="dxa" w:w="60"/>
+              <w:right w:type="dxa" w:w="90"/>
+            </w:tcMar>
+            <w:vAlign w:val="center"/>
+          </w:tcPr>
+          <w:p>
+            <w:pPr>
+              <w:spacing w:after="60" w:line="250"/>
+              <w:jc w:val="left"/>
+            </w:pPr>
+            <w:r>
+              <w:rPr>
+                <w:rFonts w:ascii="Roboto" w:cs="Roboto" w:eastAsia="Roboto" w:hAnsi="Roboto"/>
+                <w:color w:val="1A1A1A"/>
+                <w:sz w:val="18"/>
+                <w:szCs w:val="18"/>
+              </w:rPr>
+              <w:t xml:space="preserve">No se decía</w:t>
+            </w:r>
+          </w:p>
+        </w:tc>
+        <w:tc>
+          <w:tcPr>
+            <w:tcW w:type="dxa" w:w="4472"/>
+            <w:tcBorders>
+              <w:top w:val="single" w:color="D9D2CA" w:sz="4"/>
+              <w:left w:val="single" w:color="D9D2CA" w:sz="4"/>
+              <w:bottom w:val="single" w:color="D9D2CA" w:sz="4"/>
+              <w:right w:val="single" w:color="D9D2CA" w:sz="4"/>
+            </w:tcBorders>
+            <w:shd w:fill="FFFFFF" w:color="auto" w:val="clear"/>
+            <w:tcMar>
+              <w:top w:type="dxa" w:w="60"/>
+              <w:left w:type="dxa" w:w="90"/>
+              <w:bottom w:type="dxa" w:w="60"/>
+              <w:right w:type="dxa" w:w="90"/>
+            </w:tcMar>
+            <w:vAlign w:val="center"/>
+          </w:tcPr>
+          <w:p>
+            <w:pPr>
+              <w:spacing w:after="60" w:line="250"/>
+              <w:jc w:val="left"/>
+            </w:pPr>
+            <w:r>
+              <w:rPr>
+                <w:rFonts w:ascii="Roboto" w:cs="Roboto" w:eastAsia="Roboto" w:hAnsi="Roboto"/>
+                <w:color w:val="1A1A1A"/>
+                <w:sz w:val="18"/>
+                <w:szCs w:val="18"/>
+              </w:rPr>
+              <w:t xml:space="preserve">Ninguna finalidad lo requiere (art. 15, fracc. I)</w:t>
+            </w:r>
+          </w:p>
+        </w:tc>
+      </w:tr>
+      <w:tr>
+        <w:trPr>
+          <w:cantSplit/>
+        </w:trPr>
+        <w:tc>
+          <w:tcPr>
+            <w:tcW w:type="dxa" w:w="2300"/>
+            <w:tcBorders>
+              <w:top w:val="single" w:color="D9D2CA" w:sz="4"/>
+              <w:left w:val="single" w:color="D9D2CA" w:sz="4"/>
+              <w:bottom w:val="single" w:color="D9D2CA" w:sz="4"/>
+              <w:right w:val="single" w:color="D9D2CA" w:sz="4"/>
+            </w:tcBorders>
+            <w:shd w:fill="F7F1F3" w:color="auto" w:val="clear"/>
+            <w:tcMar>
+              <w:top w:type="dxa" w:w="60"/>
+              <w:left w:type="dxa" w:w="90"/>
+              <w:bottom w:type="dxa" w:w="60"/>
+              <w:right w:type="dxa" w:w="90"/>
+            </w:tcMar>
+            <w:vAlign w:val="center"/>
+          </w:tcPr>
+          <w:p>
+            <w:pPr>
+              <w:spacing w:after="60" w:line="250"/>
+              <w:jc w:val="left"/>
+            </w:pPr>
+            <w:r>
+              <w:rPr>
+                <w:rFonts w:ascii="Roboto" w:cs="Roboto" w:eastAsia="Roboto" w:hAnsi="Roboto"/>
+                <w:color w:val="1A1A1A"/>
+                <w:sz w:val="18"/>
+                <w:szCs w:val="18"/>
+              </w:rPr>
+              <w:t xml:space="preserve">Transferencias</w:t>
+            </w:r>
+          </w:p>
+        </w:tc>
+        <w:tc>
+          <w:tcPr>
+            <w:tcW w:type="dxa" w:w="3200"/>
+            <w:tcBorders>
+              <w:top w:val="single" w:color="D9D2CA" w:sz="4"/>
+              <w:left w:val="single" w:color="D9D2CA" w:sz="4"/>
+              <w:bottom w:val="single" w:color="D9D2CA" w:sz="4"/>
+              <w:right w:val="single" w:color="D9D2CA" w:sz="4"/>
+            </w:tcBorders>
+            <w:shd w:fill="F7F1F3" w:color="auto" w:val="clear"/>
+            <w:tcMar>
+              <w:top w:type="dxa" w:w="60"/>
+              <w:left w:type="dxa" w:w="90"/>
+              <w:bottom w:type="dxa" w:w="60"/>
+              <w:right w:type="dxa" w:w="90"/>
+            </w:tcMar>
+            <w:vAlign w:val="center"/>
+          </w:tcPr>
+          <w:p>
+            <w:pPr>
+              <w:spacing w:after="60" w:line="250"/>
+              <w:jc w:val="left"/>
+            </w:pPr>
+            <w:r>
+              <w:rPr>
+                <w:rFonts w:ascii="Roboto" w:cs="Roboto" w:eastAsia="Roboto" w:hAnsi="Roboto"/>
+                <w:color w:val="1A1A1A"/>
+                <w:sz w:val="18"/>
+                <w:szCs w:val="18"/>
+              </w:rPr>
+              <w:t xml:space="preserve">Sin apartado</w:t>
+            </w:r>
+          </w:p>
+        </w:tc>
+        <w:tc>
+          <w:tcPr>
+            <w:tcW w:type="dxa" w:w="4472"/>
+            <w:tcBorders>
+              <w:top w:val="single" w:color="D9D2CA" w:sz="4"/>
+              <w:left w:val="single" w:color="D9D2CA" w:sz="4"/>
+              <w:bottom w:val="single" w:color="D9D2CA" w:sz="4"/>
+              <w:right w:val="single" w:color="D9D2CA" w:sz="4"/>
+            </w:tcBorders>
+            <w:shd w:fill="F7F1F3" w:color="auto" w:val="clear"/>
+            <w:tcMar>
+              <w:top w:type="dxa" w:w="60"/>
+              <w:left w:type="dxa" w:w="90"/>
+              <w:bottom w:type="dxa" w:w="60"/>
+              <w:right w:type="dxa" w:w="90"/>
+            </w:tcMar>
+            <w:vAlign w:val="center"/>
+          </w:tcPr>
+          <w:p>
+            <w:pPr>
+              <w:spacing w:after="60" w:line="250"/>
+              <w:jc w:val="left"/>
+            </w:pPr>
+            <w:r>
+              <w:rPr>
+                <w:rFonts w:ascii="Roboto" w:cs="Roboto" w:eastAsia="Roboto" w:hAnsi="Roboto"/>
+                <w:color w:val="1A1A1A"/>
+                <w:sz w:val="18"/>
+                <w:szCs w:val="18"/>
+              </w:rPr>
+              <w:t xml:space="preserve">Apartado propio: no se transfieren, salvo los casos del art. 70 (art. 23, fracc. VI)</w:t>
+            </w:r>
+          </w:p>
+        </w:tc>
+      </w:tr>
+      <w:tr>
+        <w:trPr>
+          <w:cantSplit/>
+        </w:trPr>
+        <w:tc>
+          <w:tcPr>
+            <w:tcW w:type="dxa" w:w="2300"/>
+            <w:tcBorders>
+              <w:top w:val="single" w:color="D9D2CA" w:sz="4"/>
+              <w:left w:val="single" w:color="D9D2CA" w:sz="4"/>
+              <w:bottom w:val="single" w:color="D9D2CA" w:sz="4"/>
+              <w:right w:val="single" w:color="D9D2CA" w:sz="4"/>
+            </w:tcBorders>
+            <w:shd w:fill="FFFFFF" w:color="auto" w:val="clear"/>
+            <w:tcMar>
+              <w:top w:type="dxa" w:w="60"/>
+              <w:left w:type="dxa" w:w="90"/>
+              <w:bottom w:type="dxa" w:w="60"/>
+              <w:right w:type="dxa" w:w="90"/>
+            </w:tcMar>
+            <w:vAlign w:val="center"/>
+          </w:tcPr>
+          <w:p>
+            <w:pPr>
+              <w:spacing w:after="60" w:line="250"/>
+              <w:jc w:val="left"/>
+            </w:pPr>
+            <w:r>
+              <w:rPr>
+                <w:rFonts w:ascii="Roboto" w:cs="Roboto" w:eastAsia="Roboto" w:hAnsi="Roboto"/>
+                <w:color w:val="1A1A1A"/>
+                <w:sz w:val="18"/>
+                <w:szCs w:val="18"/>
+              </w:rPr>
+              <w:t xml:space="preserve">Derechos</w:t>
+            </w:r>
+          </w:p>
+        </w:tc>
+        <w:tc>
+          <w:tcPr>
+            <w:tcW w:type="dxa" w:w="3200"/>
+            <w:tcBorders>
+              <w:top w:val="single" w:color="D9D2CA" w:sz="4"/>
+              <w:left w:val="single" w:color="D9D2CA" w:sz="4"/>
+              <w:bottom w:val="single" w:color="D9D2CA" w:sz="4"/>
+              <w:right w:val="single" w:color="D9D2CA" w:sz="4"/>
+            </w:tcBorders>
+            <w:shd w:fill="FFFFFF" w:color="auto" w:val="clear"/>
+            <w:tcMar>
+              <w:top w:type="dxa" w:w="60"/>
+              <w:left w:type="dxa" w:w="90"/>
+              <w:bottom w:type="dxa" w:w="60"/>
+              <w:right w:type="dxa" w:w="90"/>
+            </w:tcMar>
+            <w:vAlign w:val="center"/>
+          </w:tcPr>
+          <w:p>
+            <w:pPr>
+              <w:spacing w:after="60" w:line="250"/>
+              <w:jc w:val="left"/>
+            </w:pPr>
+            <w:r>
+              <w:rPr>
+                <w:rFonts w:ascii="Roboto" w:cs="Roboto" w:eastAsia="Roboto" w:hAnsi="Roboto"/>
+                <w:color w:val="1A1A1A"/>
+                <w:sz w:val="18"/>
+                <w:szCs w:val="18"/>
+              </w:rPr>
+              <w:t xml:space="preserve">ARCO</w:t>
+            </w:r>
+          </w:p>
+        </w:tc>
+        <w:tc>
+          <w:tcPr>
+            <w:tcW w:type="dxa" w:w="4472"/>
+            <w:tcBorders>
+              <w:top w:val="single" w:color="D9D2CA" w:sz="4"/>
+              <w:left w:val="single" w:color="D9D2CA" w:sz="4"/>
+              <w:bottom w:val="single" w:color="D9D2CA" w:sz="4"/>
+              <w:right w:val="single" w:color="D9D2CA" w:sz="4"/>
+            </w:tcBorders>
+            <w:shd w:fill="FFFFFF" w:color="auto" w:val="clear"/>
+            <w:tcMar>
+              <w:top w:type="dxa" w:w="60"/>
+              <w:left w:type="dxa" w:w="90"/>
+              <w:bottom w:type="dxa" w:w="60"/>
+              <w:right w:type="dxa" w:w="90"/>
+            </w:tcMar>
+            <w:vAlign w:val="center"/>
+          </w:tcPr>
+          <w:p>
+            <w:pPr>
+              <w:spacing w:after="60" w:line="250"/>
+              <w:jc w:val="left"/>
+            </w:pPr>
+            <w:r>
+              <w:rPr>
+                <w:rFonts w:ascii="Roboto" w:cs="Roboto" w:eastAsia="Roboto" w:hAnsi="Roboto"/>
+                <w:color w:val="1A1A1A"/>
+                <w:sz w:val="18"/>
+                <w:szCs w:val="18"/>
+              </w:rPr>
+              <w:t xml:space="preserve">ARCOP, con medios, gratuidad y acreditación de identidad (arts. 23, fracc. VII, 50, 51 y 53)</w:t>
+            </w:r>
+          </w:p>
+        </w:tc>
+      </w:tr>
+      <w:tr>
+        <w:trPr>
+          <w:cantSplit/>
+        </w:trPr>
+        <w:tc>
+          <w:tcPr>
+            <w:tcW w:type="dxa" w:w="2300"/>
+            <w:tcBorders>
+              <w:top w:val="single" w:color="D9D2CA" w:sz="4"/>
+              <w:left w:val="single" w:color="D9D2CA" w:sz="4"/>
+              <w:bottom w:val="single" w:color="D9D2CA" w:sz="4"/>
+              <w:right w:val="single" w:color="D9D2CA" w:sz="4"/>
+            </w:tcBorders>
+            <w:shd w:fill="F7F1F3" w:color="auto" w:val="clear"/>
+            <w:tcMar>
+              <w:top w:type="dxa" w:w="60"/>
+              <w:left w:type="dxa" w:w="90"/>
+              <w:bottom w:type="dxa" w:w="60"/>
+              <w:right w:type="dxa" w:w="90"/>
+            </w:tcMar>
+            <w:vAlign w:val="center"/>
+          </w:tcPr>
+          <w:p>
+            <w:pPr>
+              <w:spacing w:after="60" w:line="250"/>
+              <w:jc w:val="left"/>
+            </w:pPr>
+            <w:r>
+              <w:rPr>
+                <w:rFonts w:ascii="Roboto" w:cs="Roboto" w:eastAsia="Roboto" w:hAnsi="Roboto"/>
+                <w:color w:val="1A1A1A"/>
+                <w:sz w:val="18"/>
+                <w:szCs w:val="18"/>
+              </w:rPr>
+              <w:t xml:space="preserve">Servicios de terceros</w:t>
+            </w:r>
+          </w:p>
+        </w:tc>
+        <w:tc>
+          <w:tcPr>
+            <w:tcW w:type="dxa" w:w="3200"/>
+            <w:tcBorders>
+              <w:top w:val="single" w:color="D9D2CA" w:sz="4"/>
+              <w:left w:val="single" w:color="D9D2CA" w:sz="4"/>
+              <w:bottom w:val="single" w:color="D9D2CA" w:sz="4"/>
+              <w:right w:val="single" w:color="D9D2CA" w:sz="4"/>
+            </w:tcBorders>
+            <w:shd w:fill="F7F1F3" w:color="auto" w:val="clear"/>
+            <w:tcMar>
+              <w:top w:type="dxa" w:w="60"/>
+              <w:left w:type="dxa" w:w="90"/>
+              <w:bottom w:type="dxa" w:w="60"/>
+              <w:right w:type="dxa" w:w="90"/>
+            </w:tcMar>
+            <w:vAlign w:val="center"/>
+          </w:tcPr>
+          <w:p>
+            <w:pPr>
+              <w:spacing w:after="60" w:line="250"/>
+              <w:jc w:val="left"/>
+            </w:pPr>
+            <w:r>
+              <w:rPr>
+                <w:rFonts w:ascii="Roboto" w:cs="Roboto" w:eastAsia="Roboto" w:hAnsi="Roboto"/>
+                <w:color w:val="1A1A1A"/>
+                <w:sz w:val="18"/>
+                <w:szCs w:val="18"/>
+              </w:rPr>
+              <w:t xml:space="preserve">No se decía</w:t>
+            </w:r>
+          </w:p>
+        </w:tc>
+        <w:tc>
+          <w:tcPr>
+            <w:tcW w:type="dxa" w:w="4472"/>
+            <w:tcBorders>
+              <w:top w:val="single" w:color="D9D2CA" w:sz="4"/>
+              <w:left w:val="single" w:color="D9D2CA" w:sz="4"/>
+              <w:bottom w:val="single" w:color="D9D2CA" w:sz="4"/>
+              <w:right w:val="single" w:color="D9D2CA" w:sz="4"/>
+            </w:tcBorders>
+            <w:shd w:fill="F7F1F3" w:color="auto" w:val="clear"/>
+            <w:tcMar>
+              <w:top w:type="dxa" w:w="60"/>
+              <w:left w:type="dxa" w:w="90"/>
+              <w:bottom w:type="dxa" w:w="60"/>
+              <w:right w:type="dxa" w:w="90"/>
+            </w:tcMar>
+            <w:vAlign w:val="center"/>
+          </w:tcPr>
+          <w:p>
+            <w:pPr>
+              <w:spacing w:after="60" w:line="250"/>
+              <w:jc w:val="left"/>
+            </w:pPr>
+            <w:r>
+              <w:rPr>
+                <w:rFonts w:ascii="Roboto" w:cs="Roboto" w:eastAsia="Roboto" w:hAnsi="Roboto"/>
+                <w:color w:val="1A1A1A"/>
+                <w:sz w:val="18"/>
+                <w:szCs w:val="18"/>
+              </w:rPr>
+              <w:t xml:space="preserve">Esri (fondo «Satélite») y Google Maps (enlaces), solo si la persona los usa</w:t>
+            </w:r>
+          </w:p>
+        </w:tc>
+      </w:tr>
+      <w:tr>
+        <w:trPr>
+          <w:cantSplit/>
+        </w:trPr>
+        <w:tc>
+          <w:tcPr>
+            <w:tcW w:type="dxa" w:w="2300"/>
+            <w:tcBorders>
+              <w:top w:val="single" w:color="D9D2CA" w:sz="4"/>
+              <w:left w:val="single" w:color="D9D2CA" w:sz="4"/>
+              <w:bottom w:val="single" w:color="D9D2CA" w:sz="4"/>
+              <w:right w:val="single" w:color="D9D2CA" w:sz="4"/>
+            </w:tcBorders>
+            <w:shd w:fill="FFFFFF" w:color="auto" w:val="clear"/>
+            <w:tcMar>
+              <w:top w:type="dxa" w:w="60"/>
+              <w:left w:type="dxa" w:w="90"/>
+              <w:bottom w:type="dxa" w:w="60"/>
+              <w:right w:type="dxa" w:w="90"/>
+            </w:tcMar>
+            <w:vAlign w:val="center"/>
+          </w:tcPr>
+          <w:p>
+            <w:pPr>
+              <w:spacing w:after="60" w:line="250"/>
+              <w:jc w:val="left"/>
+            </w:pPr>
+            <w:r>
+              <w:rPr>
+                <w:rFonts w:ascii="Roboto" w:cs="Roboto" w:eastAsia="Roboto" w:hAnsi="Roboto"/>
+                <w:color w:val="1A1A1A"/>
+                <w:sz w:val="18"/>
+                <w:szCs w:val="18"/>
+              </w:rPr>
+              <w:t xml:space="preserve">Datos de uso</w:t>
+            </w:r>
+          </w:p>
+        </w:tc>
+        <w:tc>
+          <w:tcPr>
+            <w:tcW w:type="dxa" w:w="3200"/>
+            <w:tcBorders>
+              <w:top w:val="single" w:color="D9D2CA" w:sz="4"/>
+              <w:left w:val="single" w:color="D9D2CA" w:sz="4"/>
+              <w:bottom w:val="single" w:color="D9D2CA" w:sz="4"/>
+              <w:right w:val="single" w:color="D9D2CA" w:sz="4"/>
+            </w:tcBorders>
+            <w:shd w:fill="FFFFFF" w:color="auto" w:val="clear"/>
+            <w:tcMar>
+              <w:top w:type="dxa" w:w="60"/>
+              <w:left w:type="dxa" w:w="90"/>
+              <w:bottom w:type="dxa" w:w="60"/>
+              <w:right w:type="dxa" w:w="90"/>
+            </w:tcMar>
+            <w:vAlign w:val="center"/>
+          </w:tcPr>
+          <w:p>
+            <w:pPr>
+              <w:spacing w:after="60" w:line="250"/>
+              <w:jc w:val="left"/>
+            </w:pPr>
+            <w:r>
+              <w:rPr>
+                <w:rFonts w:ascii="Roboto" w:cs="Roboto" w:eastAsia="Roboto" w:hAnsi="Roboto"/>
+                <w:color w:val="1A1A1A"/>
+                <w:sz w:val="18"/>
+                <w:szCs w:val="18"/>
+              </w:rPr>
+              <w:t xml:space="preserve">Territorio consultado</w:t>
+            </w:r>
+          </w:p>
+        </w:tc>
+        <w:tc>
+          <w:tcPr>
+            <w:tcW w:type="dxa" w:w="4472"/>
+            <w:tcBorders>
+              <w:top w:val="single" w:color="D9D2CA" w:sz="4"/>
+              <w:left w:val="single" w:color="D9D2CA" w:sz="4"/>
+              <w:bottom w:val="single" w:color="D9D2CA" w:sz="4"/>
+              <w:right w:val="single" w:color="D9D2CA" w:sz="4"/>
+            </w:tcBorders>
+            <w:shd w:fill="FFFFFF" w:color="auto" w:val="clear"/>
+            <w:tcMar>
+              <w:top w:type="dxa" w:w="60"/>
+              <w:left w:type="dxa" w:w="90"/>
+              <w:bottom w:type="dxa" w:w="60"/>
+              <w:right w:type="dxa" w:w="90"/>
+            </w:tcMar>
+            <w:vAlign w:val="center"/>
+          </w:tcPr>
+          <w:p>
+            <w:pPr>
+              <w:spacing w:after="60" w:line="250"/>
+              <w:jc w:val="left"/>
+            </w:pPr>
+            <w:r>
+              <w:rPr>
+                <w:rFonts w:ascii="Roboto" w:cs="Roboto" w:eastAsia="Roboto" w:hAnsi="Roboto"/>
+                <w:color w:val="1A1A1A"/>
+                <w:sz w:val="18"/>
+                <w:szCs w:val="18"/>
+              </w:rPr>
+              <w:t xml:space="preserve">Territorio consultado y filtros aplicados, como registra el sistema</w:t>
+            </w:r>
+          </w:p>
+        </w:tc>
+      </w:tr>
+    </w:tbl>
+    <w:p>
+      <w:pPr>
+        <w:spacing w:after="240" w:before="70" w:line="220"/>
+      </w:pPr>
+      <w:r>
+        <w:rPr>
+          <w:rFonts w:ascii="Roboto" w:cs="Roboto" w:eastAsia="Roboto" w:hAnsi="Roboto"/>
+          <w:i/>
+          <w:iCs/>
+          <w:color w:val="55585A"/>
+          <w:sz w:val="16"/>
+          <w:szCs w:val="16"/>
+        </w:rPr>
+        <w:t xml:space="preserve">Fuente: 08_entrega_sia/login/privacidad, versiones del 5 y del 20 de octubre de 2026.</w:t>
+      </w:r>
+    </w:p>
+    <w:p>
+      <w:pPr>
+        <w:spacing w:after="140" w:before="0" w:line="300"/>
+        <w:jc w:val="both"/>
+      </w:pPr>
+      <w:r>
+        <w:rPr>
+          <w:rFonts w:ascii="Roboto" w:cs="Roboto" w:eastAsia="Roboto" w:hAnsi="Roboto"/>
+          <w:color w:val="1A1A1A"/>
+          <w:sz w:val="21"/>
+          <w:szCs w:val="21"/>
+        </w:rPr>
+        <w:t xml:space="preserve">Los avisos de privacidad integral y simplificado se acompañan como Anexo 2 y Anexo 3. Describen exactamente lo que registra el sistema. Los datos entre corchetes requieren la intervención de esa Unidad.</w:t>
+      </w:r>
+    </w:p>
+    <w:p>
+      <w:pPr>
+        <w:keepNext/>
         <w:pBdr>
           <w:bottom w:val="single" w:color="B28E5C" w:sz="6" w:space="4"/>
         </w:pBdr>
@@ -1713,7 +3151,7 @@
           <w:sz w:val="21"/>
           <w:szCs w:val="21"/>
         </w:rPr>
-        <w:t xml:space="preserve"> Se solicita a la Unidad de Transparencia revisar y, en su caso, aprobar los avisos de privacidad integral y simplificado (Anexos 1 y 2).</w:t>
+        <w:t xml:space="preserve"> Se solicita a la Unidad de Transparencia revisar y, en su caso, aprobar por escrito los avisos de privacidad integral y simplificado (Anexos 2 y 3).</w:t>
       </w:r>
     </w:p>
     <w:p>
@@ -1739,7 +3177,7 @@
           <w:sz w:val="21"/>
           <w:szCs w:val="21"/>
         </w:rPr>
-        <w:t xml:space="preserve"> Se solicita a la Unidad de Transparencia indicar si procede crear un sistema de datos personales o incorporar este tratamiento a uno existente del Sistema de Información Ambiental, y orientar sobre el acuerdo correspondiente y su inscripción.</w:t>
+        <w:t xml:space="preserve"> Se solicita a la Unidad de Transparencia indicar si procede crear un sistema de datos personales o incorporar este tratamiento a uno existente del Sistema de Información Ambiental, y orientar sobre el acuerdo correspondiente, su aviso en la Gaceta Oficial y su inscripción en el registro (artículos 38 a 40 de la ley).</w:t>
       </w:r>
     </w:p>
     <w:p>
@@ -1765,7 +3203,7 @@
           <w:sz w:val="21"/>
           <w:szCs w:val="21"/>
         </w:rPr>
-        <w:t xml:space="preserve"> Se solicita confirmar, con el área coordinadora de archivos, los plazos de conservación de la Tabla 2 y el plazo de conservación de las cuentas dadas de baja.</w:t>
+        <w:t xml:space="preserve"> Se solicita a la Unidad de Transparencia, con el área jurídica, confirmar el fundamento propuesto y precisar el artículo del Reglamento Interior que corresponde a la unidad que opera el Sistema de Información Ambiental.</w:t>
       </w:r>
     </w:p>
     <w:p>
@@ -1791,7 +3229,7 @@
           <w:sz w:val="21"/>
           <w:szCs w:val="21"/>
         </w:rPr>
-        <w:t xml:space="preserve"> Se solicita indicar el medio vigente para el ejercicio de los derechos ARCO y la denominación vigente del órgano garante, para completar los avisos.</w:t>
+        <w:t xml:space="preserve"> Se solicita confirmar, con el área coordinadora de archivos, los plazos de conservación de la Tabla 2.</w:t>
       </w:r>
     </w:p>
     <w:p>
@@ -1817,7 +3255,33 @@
           <w:sz w:val="21"/>
           <w:szCs w:val="21"/>
         </w:rPr>
-        <w:t xml:space="preserve"> La Oficina de la Secretaría, por medio del Sistema de Información Ambiental, no pondrá en operación el inicio de sesión hasta contar con la aprobación de los avisos; una vez aprobados, publicará el texto final en la pantalla de acceso de la herramienta.</w:t>
+        <w:t xml:space="preserve"> Se solicita indicar el medio vigente para el ejercicio de los derechos ARCOP y la denominación de la Autoridad Garante Local, para completar los avisos.</w:t>
+      </w:r>
+    </w:p>
+    <w:p>
+      <w:pPr>
+        <w:spacing w:after="140" w:before="0" w:line="300"/>
+        <w:jc w:val="both"/>
+      </w:pPr>
+      <w:r>
+        <w:rPr>
+          <w:rFonts w:ascii="Roboto" w:cs="Roboto" w:eastAsia="Roboto" w:hAnsi="Roboto"/>
+          <w:b/>
+          <w:bCs/>
+          <w:color w:val="1A1A1A"/>
+          <w:sz w:val="21"/>
+          <w:szCs w:val="21"/>
+        </w:rPr>
+        <w:t xml:space="preserve">Sexto.</w:t>
+      </w:r>
+      <w:r>
+        <w:rPr>
+          <w:rFonts w:ascii="Roboto" w:cs="Roboto" w:eastAsia="Roboto" w:hAnsi="Roboto"/>
+          <w:color w:val="1A1A1A"/>
+          <w:sz w:val="21"/>
+          <w:szCs w:val="21"/>
+        </w:rPr>
+        <w:t xml:space="preserve"> La Oficina de la Secretaría, por medio del Sistema de Información Ambiental, no pondrá en operación el inicio de sesión hasta contar con la aprobación por escrito de los avisos; una vez aprobados, publicará el texto final en la pantalla de acceso de la herramienta y anotará el número del oficio de aprobación en su guía de entrega.</w:t>
       </w:r>
     </w:p>
     <w:p>
@@ -1883,7 +3347,1067 @@
           <w:sz w:val="26"/>
           <w:szCs w:val="26"/>
         </w:rPr>
-        <w:t xml:space="preserve">ANEXO 1. AVISO DE PRIVACIDAD INTEGRAL (PROYECTO)</w:t>
+        <w:t xml:space="preserve">ANEXO 1. TEXTOS LITERALES</w:t>
+      </w:r>
+    </w:p>
+    <w:p>
+      <w:pPr>
+        <w:keepNext/>
+        <w:spacing w:after="100" w:before="160" w:line="240"/>
+      </w:pPr>
+      <w:r>
+        <w:rPr>
+          <w:rFonts w:ascii="Roboto" w:cs="Roboto" w:eastAsia="Roboto" w:hAnsi="Roboto"/>
+          <w:b/>
+          <w:bCs/>
+          <w:color w:val="9D2148"/>
+          <w:sz w:val="19"/>
+          <w:szCs w:val="19"/>
+        </w:rPr>
+        <w:t xml:space="preserve">Tabla 4. </w:t>
+      </w:r>
+      <w:r>
+        <w:rPr>
+          <w:rFonts w:ascii="Roboto" w:cs="Roboto" w:eastAsia="Roboto" w:hAnsi="Roboto"/>
+          <w:color w:val="1A1A1A"/>
+          <w:sz w:val="19"/>
+          <w:szCs w:val="19"/>
+        </w:rPr>
+        <w:t xml:space="preserve">Disposiciones citadas de la ley de datos personales vigente.</w:t>
+      </w:r>
+    </w:p>
+    <w:tbl>
+      <w:tblPr>
+        <w:tblW w:type="dxa" w:w="9972"/>
+        <w:tblBorders>
+          <w:top w:val="single" w:color="auto" w:sz="4"/>
+          <w:left w:val="single" w:color="auto" w:sz="4"/>
+          <w:bottom w:val="single" w:color="auto" w:sz="4"/>
+          <w:right w:val="single" w:color="auto" w:sz="4"/>
+          <w:insideH w:val="single" w:color="auto" w:sz="4"/>
+          <w:insideV w:val="single" w:color="auto" w:sz="4"/>
+        </w:tblBorders>
+      </w:tblPr>
+      <w:tblGrid>
+        <w:gridCol w:w="2300"/>
+        <w:gridCol w:w="1700"/>
+        <w:gridCol w:w="5972"/>
+      </w:tblGrid>
+      <w:tr>
+        <w:trPr>
+          <w:tblHeader/>
+        </w:trPr>
+        <w:tc>
+          <w:tcPr>
+            <w:tcW w:type="dxa" w:w="2300"/>
+            <w:tcBorders>
+              <w:top w:val="single" w:color="D9D2CA" w:sz="4"/>
+              <w:left w:val="single" w:color="D9D2CA" w:sz="4"/>
+              <w:bottom w:val="single" w:color="D9D2CA" w:sz="4"/>
+              <w:right w:val="single" w:color="D9D2CA" w:sz="4"/>
+            </w:tcBorders>
+            <w:shd w:fill="9D2148" w:color="auto" w:val="clear"/>
+            <w:tcMar>
+              <w:top w:type="dxa" w:w="60"/>
+              <w:left w:type="dxa" w:w="90"/>
+              <w:bottom w:type="dxa" w:w="60"/>
+              <w:right w:type="dxa" w:w="90"/>
+            </w:tcMar>
+            <w:vAlign w:val="center"/>
+          </w:tcPr>
+          <w:p>
+            <w:pPr>
+              <w:spacing w:after="0" w:line="250"/>
+              <w:jc w:val="left"/>
+            </w:pPr>
+            <w:r>
+              <w:rPr>
+                <w:rFonts w:ascii="Roboto" w:cs="Roboto" w:eastAsia="Roboto" w:hAnsi="Roboto"/>
+                <w:b/>
+                <w:bCs/>
+                <w:color w:val="FFFFFF"/>
+                <w:sz w:val="18"/>
+                <w:szCs w:val="18"/>
+              </w:rPr>
+              <w:t xml:space="preserve">Instrumento</w:t>
+            </w:r>
+          </w:p>
+        </w:tc>
+        <w:tc>
+          <w:tcPr>
+            <w:tcW w:type="dxa" w:w="1700"/>
+            <w:tcBorders>
+              <w:top w:val="single" w:color="D9D2CA" w:sz="4"/>
+              <w:left w:val="single" w:color="D9D2CA" w:sz="4"/>
+              <w:bottom w:val="single" w:color="D9D2CA" w:sz="4"/>
+              <w:right w:val="single" w:color="D9D2CA" w:sz="4"/>
+            </w:tcBorders>
+            <w:shd w:fill="9D2148" w:color="auto" w:val="clear"/>
+            <w:tcMar>
+              <w:top w:type="dxa" w:w="60"/>
+              <w:left w:type="dxa" w:w="90"/>
+              <w:bottom w:type="dxa" w:w="60"/>
+              <w:right w:type="dxa" w:w="90"/>
+            </w:tcMar>
+            <w:vAlign w:val="center"/>
+          </w:tcPr>
+          <w:p>
+            <w:pPr>
+              <w:spacing w:after="0" w:line="250"/>
+              <w:jc w:val="left"/>
+            </w:pPr>
+            <w:r>
+              <w:rPr>
+                <w:rFonts w:ascii="Roboto" w:cs="Roboto" w:eastAsia="Roboto" w:hAnsi="Roboto"/>
+                <w:b/>
+                <w:bCs/>
+                <w:color w:val="FFFFFF"/>
+                <w:sz w:val="18"/>
+                <w:szCs w:val="18"/>
+              </w:rPr>
+              <w:t xml:space="preserve">Artículo, numeral o fracción</w:t>
+            </w:r>
+          </w:p>
+        </w:tc>
+        <w:tc>
+          <w:tcPr>
+            <w:tcW w:type="dxa" w:w="5972"/>
+            <w:tcBorders>
+              <w:top w:val="single" w:color="D9D2CA" w:sz="4"/>
+              <w:left w:val="single" w:color="D9D2CA" w:sz="4"/>
+              <w:bottom w:val="single" w:color="D9D2CA" w:sz="4"/>
+              <w:right w:val="single" w:color="D9D2CA" w:sz="4"/>
+            </w:tcBorders>
+            <w:shd w:fill="9D2148" w:color="auto" w:val="clear"/>
+            <w:tcMar>
+              <w:top w:type="dxa" w:w="60"/>
+              <w:left w:type="dxa" w:w="90"/>
+              <w:bottom w:type="dxa" w:w="60"/>
+              <w:right w:type="dxa" w:w="90"/>
+            </w:tcMar>
+            <w:vAlign w:val="center"/>
+          </w:tcPr>
+          <w:p>
+            <w:pPr>
+              <w:spacing w:after="0" w:line="250"/>
+              <w:jc w:val="left"/>
+            </w:pPr>
+            <w:r>
+              <w:rPr>
+                <w:rFonts w:ascii="Roboto" w:cs="Roboto" w:eastAsia="Roboto" w:hAnsi="Roboto"/>
+                <w:b/>
+                <w:bCs/>
+                <w:color w:val="FFFFFF"/>
+                <w:sz w:val="18"/>
+                <w:szCs w:val="18"/>
+              </w:rPr>
+              <w:t xml:space="preserve">Texto literal</w:t>
+            </w:r>
+          </w:p>
+        </w:tc>
+      </w:tr>
+      <w:tr>
+        <w:trPr>
+          <w:cantSplit w:val="off"/>
+        </w:trPr>
+        <w:tc>
+          <w:tcPr>
+            <w:tcW w:type="dxa" w:w="2300"/>
+            <w:tcBorders>
+              <w:top w:val="single" w:color="D9D2CA" w:sz="4"/>
+              <w:left w:val="single" w:color="D9D2CA" w:sz="4"/>
+              <w:bottom w:val="single" w:color="D9D2CA" w:sz="4"/>
+              <w:right w:val="single" w:color="D9D2CA" w:sz="4"/>
+            </w:tcBorders>
+            <w:shd w:fill="FFFFFF" w:color="auto" w:val="clear"/>
+            <w:tcMar>
+              <w:top w:type="dxa" w:w="60"/>
+              <w:left w:type="dxa" w:w="90"/>
+              <w:bottom w:type="dxa" w:w="60"/>
+              <w:right w:type="dxa" w:w="90"/>
+            </w:tcMar>
+            <w:vAlign w:val="center"/>
+          </w:tcPr>
+          <w:p>
+            <w:pPr>
+              <w:spacing w:after="60" w:line="250"/>
+              <w:jc w:val="left"/>
+            </w:pPr>
+            <w:r>
+              <w:rPr>
+                <w:rFonts w:ascii="Roboto" w:cs="Roboto" w:eastAsia="Roboto" w:hAnsi="Roboto"/>
+                <w:color w:val="1A1A1A"/>
+                <w:sz w:val="17"/>
+                <w:szCs w:val="17"/>
+              </w:rPr>
+              <w:t xml:space="preserve">Ley de Protección de Datos Personales en Posesión de Sujetos Obligados de la Ciudad de México (GOCDMX 13-07-2026)</w:t>
+            </w:r>
+          </w:p>
+        </w:tc>
+        <w:tc>
+          <w:tcPr>
+            <w:tcW w:type="dxa" w:w="1700"/>
+            <w:tcBorders>
+              <w:top w:val="single" w:color="D9D2CA" w:sz="4"/>
+              <w:left w:val="single" w:color="D9D2CA" w:sz="4"/>
+              <w:bottom w:val="single" w:color="D9D2CA" w:sz="4"/>
+              <w:right w:val="single" w:color="D9D2CA" w:sz="4"/>
+            </w:tcBorders>
+            <w:shd w:fill="FFFFFF" w:color="auto" w:val="clear"/>
+            <w:tcMar>
+              <w:top w:type="dxa" w:w="60"/>
+              <w:left w:type="dxa" w:w="90"/>
+              <w:bottom w:type="dxa" w:w="60"/>
+              <w:right w:type="dxa" w:w="90"/>
+            </w:tcMar>
+            <w:vAlign w:val="center"/>
+          </w:tcPr>
+          <w:p>
+            <w:pPr>
+              <w:spacing w:after="60" w:line="250"/>
+              <w:jc w:val="left"/>
+            </w:pPr>
+            <w:r>
+              <w:rPr>
+                <w:rFonts w:ascii="Roboto" w:cs="Roboto" w:eastAsia="Roboto" w:hAnsi="Roboto"/>
+                <w:color w:val="1A1A1A"/>
+                <w:sz w:val="17"/>
+                <w:szCs w:val="17"/>
+              </w:rPr>
+              <w:t xml:space="preserve">Art. 15, fracc. I</w:t>
+            </w:r>
+          </w:p>
+        </w:tc>
+        <w:tc>
+          <w:tcPr>
+            <w:tcW w:type="dxa" w:w="5972"/>
+            <w:tcBorders>
+              <w:top w:val="single" w:color="D9D2CA" w:sz="4"/>
+              <w:left w:val="single" w:color="D9D2CA" w:sz="4"/>
+              <w:bottom w:val="single" w:color="D9D2CA" w:sz="4"/>
+              <w:right w:val="single" w:color="D9D2CA" w:sz="4"/>
+            </w:tcBorders>
+            <w:shd w:fill="FFFFFF" w:color="auto" w:val="clear"/>
+            <w:tcMar>
+              <w:top w:type="dxa" w:w="60"/>
+              <w:left w:type="dxa" w:w="90"/>
+              <w:bottom w:type="dxa" w:w="60"/>
+              <w:right w:type="dxa" w:w="90"/>
+            </w:tcMar>
+            <w:vAlign w:val="center"/>
+          </w:tcPr>
+          <w:p>
+            <w:pPr>
+              <w:spacing w:after="60" w:line="250"/>
+              <w:jc w:val="both"/>
+            </w:pPr>
+            <w:r>
+              <w:rPr>
+                <w:rFonts w:ascii="Roboto" w:cs="Roboto" w:eastAsia="Roboto" w:hAnsi="Roboto"/>
+                <w:color w:val="1A1A1A"/>
+                <w:sz w:val="17"/>
+                <w:szCs w:val="17"/>
+              </w:rPr>
+              <w:t xml:space="preserve">Artículo 15. El responsable no estará obligado a recabar el consentimiento de la persona titular para el tratamiento de sus datos personales en los siguientes casos y excepciones siguientes:</w:t>
+            </w:r>
+          </w:p>
+          <w:p>
+            <w:pPr>
+              <w:spacing w:after="60" w:line="250"/>
+              <w:jc w:val="both"/>
+            </w:pPr>
+            <w:r>
+              <w:rPr>
+                <w:rFonts w:ascii="Roboto" w:cs="Roboto" w:eastAsia="Roboto" w:hAnsi="Roboto"/>
+                <w:color w:val="1A1A1A"/>
+                <w:sz w:val="17"/>
+                <w:szCs w:val="17"/>
+              </w:rPr>
+              <w:t xml:space="preserve">I. Cuando una ley así lo disponga o cuando se recaben para el ejercicio de las atribuciones legales conferidas a los sujetos obligados, debiendo dichos supuestos ser acordes con las bases, principios y disposiciones establecidos en esta Ley, en ningún caso, podrán contravenirla;</w:t>
+            </w:r>
+          </w:p>
+        </w:tc>
+      </w:tr>
+      <w:tr>
+        <w:trPr>
+          <w:cantSplit w:val="off"/>
+        </w:trPr>
+        <w:tc>
+          <w:tcPr>
+            <w:tcW w:type="dxa" w:w="2300"/>
+            <w:tcBorders>
+              <w:top w:val="single" w:color="D9D2CA" w:sz="4"/>
+              <w:left w:val="single" w:color="D9D2CA" w:sz="4"/>
+              <w:bottom w:val="single" w:color="D9D2CA" w:sz="4"/>
+              <w:right w:val="single" w:color="D9D2CA" w:sz="4"/>
+            </w:tcBorders>
+            <w:shd w:fill="F7F1F3" w:color="auto" w:val="clear"/>
+            <w:tcMar>
+              <w:top w:type="dxa" w:w="60"/>
+              <w:left w:type="dxa" w:w="90"/>
+              <w:bottom w:type="dxa" w:w="60"/>
+              <w:right w:type="dxa" w:w="90"/>
+            </w:tcMar>
+            <w:vAlign w:val="center"/>
+          </w:tcPr>
+          <w:p>
+            <w:pPr>
+              <w:spacing w:after="60" w:line="250"/>
+              <w:jc w:val="left"/>
+            </w:pPr>
+            <w:r>
+              <w:rPr>
+                <w:rFonts w:ascii="Roboto" w:cs="Roboto" w:eastAsia="Roboto" w:hAnsi="Roboto"/>
+                <w:color w:val="1A1A1A"/>
+                <w:sz w:val="17"/>
+                <w:szCs w:val="17"/>
+              </w:rPr>
+              <w:t xml:space="preserve">Misma ley</w:t>
+            </w:r>
+          </w:p>
+        </w:tc>
+        <w:tc>
+          <w:tcPr>
+            <w:tcW w:type="dxa" w:w="1700"/>
+            <w:tcBorders>
+              <w:top w:val="single" w:color="D9D2CA" w:sz="4"/>
+              <w:left w:val="single" w:color="D9D2CA" w:sz="4"/>
+              <w:bottom w:val="single" w:color="D9D2CA" w:sz="4"/>
+              <w:right w:val="single" w:color="D9D2CA" w:sz="4"/>
+            </w:tcBorders>
+            <w:shd w:fill="F7F1F3" w:color="auto" w:val="clear"/>
+            <w:tcMar>
+              <w:top w:type="dxa" w:w="60"/>
+              <w:left w:type="dxa" w:w="90"/>
+              <w:bottom w:type="dxa" w:w="60"/>
+              <w:right w:type="dxa" w:w="90"/>
+            </w:tcMar>
+            <w:vAlign w:val="center"/>
+          </w:tcPr>
+          <w:p>
+            <w:pPr>
+              <w:spacing w:after="60" w:line="250"/>
+              <w:jc w:val="left"/>
+            </w:pPr>
+            <w:r>
+              <w:rPr>
+                <w:rFonts w:ascii="Roboto" w:cs="Roboto" w:eastAsia="Roboto" w:hAnsi="Roboto"/>
+                <w:color w:val="1A1A1A"/>
+                <w:sz w:val="17"/>
+                <w:szCs w:val="17"/>
+              </w:rPr>
+              <w:t xml:space="preserve">Art. 21</w:t>
+            </w:r>
+          </w:p>
+        </w:tc>
+        <w:tc>
+          <w:tcPr>
+            <w:tcW w:type="dxa" w:w="5972"/>
+            <w:tcBorders>
+              <w:top w:val="single" w:color="D9D2CA" w:sz="4"/>
+              <w:left w:val="single" w:color="D9D2CA" w:sz="4"/>
+              <w:bottom w:val="single" w:color="D9D2CA" w:sz="4"/>
+              <w:right w:val="single" w:color="D9D2CA" w:sz="4"/>
+            </w:tcBorders>
+            <w:shd w:fill="F7F1F3" w:color="auto" w:val="clear"/>
+            <w:tcMar>
+              <w:top w:type="dxa" w:w="60"/>
+              <w:left w:type="dxa" w:w="90"/>
+              <w:bottom w:type="dxa" w:w="60"/>
+              <w:right w:type="dxa" w:w="90"/>
+            </w:tcMar>
+            <w:vAlign w:val="center"/>
+          </w:tcPr>
+          <w:p>
+            <w:pPr>
+              <w:spacing w:after="60" w:line="250"/>
+              <w:jc w:val="both"/>
+            </w:pPr>
+            <w:r>
+              <w:rPr>
+                <w:rFonts w:ascii="Roboto" w:cs="Roboto" w:eastAsia="Roboto" w:hAnsi="Roboto"/>
+                <w:color w:val="1A1A1A"/>
+                <w:sz w:val="17"/>
+                <w:szCs w:val="17"/>
+              </w:rPr>
+              <w:t xml:space="preserve">Artículo 21. El responsable deberá poner a disposición de la persona titular el aviso simplificado que deberá contener la siguiente información:</w:t>
+            </w:r>
+          </w:p>
+          <w:p>
+            <w:pPr>
+              <w:spacing w:after="60" w:line="250"/>
+              <w:jc w:val="both"/>
+            </w:pPr>
+            <w:r>
+              <w:rPr>
+                <w:rFonts w:ascii="Roboto" w:cs="Roboto" w:eastAsia="Roboto" w:hAnsi="Roboto"/>
+                <w:color w:val="1A1A1A"/>
+                <w:sz w:val="17"/>
+                <w:szCs w:val="17"/>
+              </w:rPr>
+              <w:t xml:space="preserve">I. La denominación del responsable;</w:t>
+            </w:r>
+          </w:p>
+          <w:p>
+            <w:pPr>
+              <w:spacing w:after="60" w:line="250"/>
+              <w:jc w:val="both"/>
+            </w:pPr>
+            <w:r>
+              <w:rPr>
+                <w:rFonts w:ascii="Roboto" w:cs="Roboto" w:eastAsia="Roboto" w:hAnsi="Roboto"/>
+                <w:color w:val="1A1A1A"/>
+                <w:sz w:val="17"/>
+                <w:szCs w:val="17"/>
+              </w:rPr>
+              <w:t xml:space="preserve">II. Nombre del Sistema de Datos Personales;</w:t>
+            </w:r>
+          </w:p>
+          <w:p>
+            <w:pPr>
+              <w:spacing w:after="60" w:line="250"/>
+              <w:jc w:val="both"/>
+            </w:pPr>
+            <w:r>
+              <w:rPr>
+                <w:rFonts w:ascii="Roboto" w:cs="Roboto" w:eastAsia="Roboto" w:hAnsi="Roboto"/>
+                <w:color w:val="1A1A1A"/>
+                <w:sz w:val="17"/>
+                <w:szCs w:val="17"/>
+              </w:rPr>
+              <w:t xml:space="preserve">III. Las finalidades del tratamiento para las cuales se obtienen los datos personales, distinguiendo aquéllas que requieran el consentimiento del titular;</w:t>
+            </w:r>
+          </w:p>
+          <w:p>
+            <w:pPr>
+              <w:spacing w:after="60" w:line="250"/>
+              <w:jc w:val="both"/>
+            </w:pPr>
+            <w:r>
+              <w:rPr>
+                <w:rFonts w:ascii="Roboto" w:cs="Roboto" w:eastAsia="Roboto" w:hAnsi="Roboto"/>
+                <w:color w:val="1A1A1A"/>
+                <w:sz w:val="17"/>
+                <w:szCs w:val="17"/>
+              </w:rPr>
+              <w:t xml:space="preserve">IV. Cuando se realicen transferencias de datos personales que requieran consentimiento, se deberá informar:</w:t>
+            </w:r>
+          </w:p>
+          <w:p>
+            <w:pPr>
+              <w:spacing w:after="60" w:line="250"/>
+              <w:jc w:val="both"/>
+            </w:pPr>
+            <w:r>
+              <w:rPr>
+                <w:rFonts w:ascii="Roboto" w:cs="Roboto" w:eastAsia="Roboto" w:hAnsi="Roboto"/>
+                <w:color w:val="1A1A1A"/>
+                <w:sz w:val="17"/>
+                <w:szCs w:val="17"/>
+              </w:rPr>
+              <w:t xml:space="preserve">a. Las autoridades, poderes, entidades, órganos y organismos gubernamentales de los tres órdenes de gobierno y las personas físicas o morales a las que se transfieren los datos personales, y</w:t>
+            </w:r>
+          </w:p>
+          <w:p>
+            <w:pPr>
+              <w:spacing w:after="60" w:line="250"/>
+              <w:jc w:val="both"/>
+            </w:pPr>
+            <w:r>
+              <w:rPr>
+                <w:rFonts w:ascii="Roboto" w:cs="Roboto" w:eastAsia="Roboto" w:hAnsi="Roboto"/>
+                <w:color w:val="1A1A1A"/>
+                <w:sz w:val="17"/>
+                <w:szCs w:val="17"/>
+              </w:rPr>
+              <w:t xml:space="preserve">b. Las finalidades de estas transferencias;</w:t>
+            </w:r>
+          </w:p>
+          <w:p>
+            <w:pPr>
+              <w:spacing w:after="60" w:line="250"/>
+              <w:jc w:val="both"/>
+            </w:pPr>
+            <w:r>
+              <w:rPr>
+                <w:rFonts w:ascii="Roboto" w:cs="Roboto" w:eastAsia="Roboto" w:hAnsi="Roboto"/>
+                <w:color w:val="1A1A1A"/>
+                <w:sz w:val="17"/>
+                <w:szCs w:val="17"/>
+              </w:rPr>
+              <w:t xml:space="preserve">V. Ejercicio de los derechos ARCOP, medios y procedimientos;</w:t>
+            </w:r>
+          </w:p>
+          <w:p>
+            <w:pPr>
+              <w:spacing w:after="60" w:line="250"/>
+              <w:jc w:val="both"/>
+            </w:pPr>
+            <w:r>
+              <w:rPr>
+                <w:rFonts w:ascii="Roboto" w:cs="Roboto" w:eastAsia="Roboto" w:hAnsi="Roboto"/>
+                <w:color w:val="1A1A1A"/>
+                <w:sz w:val="17"/>
+                <w:szCs w:val="17"/>
+              </w:rPr>
+              <w:t xml:space="preserve">VI. Los mecanismos y medios disponibles para que la persona titular, en su caso, pueda manifestar su negativa al tratamiento de sus datos personales para finalidades y transferencias que requieren el consentimiento; y</w:t>
+            </w:r>
+          </w:p>
+          <w:p>
+            <w:pPr>
+              <w:spacing w:after="60" w:line="250"/>
+              <w:jc w:val="both"/>
+            </w:pPr>
+            <w:r>
+              <w:rPr>
+                <w:rFonts w:ascii="Roboto" w:cs="Roboto" w:eastAsia="Roboto" w:hAnsi="Roboto"/>
+                <w:color w:val="1A1A1A"/>
+                <w:sz w:val="17"/>
+                <w:szCs w:val="17"/>
+              </w:rPr>
+              <w:t xml:space="preserve">VII. El sitio donde se podrá consultar el aviso de privacidad integral. La puesta a disposición del aviso de privacidad al que refiere este artículo no exime al responsable de su obligación de proveer los mecanismos para que la persona titular pueda conocer el contenido del aviso de privacidad integral.</w:t>
+            </w:r>
+          </w:p>
+        </w:tc>
+      </w:tr>
+      <w:tr>
+        <w:trPr>
+          <w:cantSplit w:val="off"/>
+        </w:trPr>
+        <w:tc>
+          <w:tcPr>
+            <w:tcW w:type="dxa" w:w="2300"/>
+            <w:tcBorders>
+              <w:top w:val="single" w:color="D9D2CA" w:sz="4"/>
+              <w:left w:val="single" w:color="D9D2CA" w:sz="4"/>
+              <w:bottom w:val="single" w:color="D9D2CA" w:sz="4"/>
+              <w:right w:val="single" w:color="D9D2CA" w:sz="4"/>
+            </w:tcBorders>
+            <w:shd w:fill="FFFFFF" w:color="auto" w:val="clear"/>
+            <w:tcMar>
+              <w:top w:type="dxa" w:w="60"/>
+              <w:left w:type="dxa" w:w="90"/>
+              <w:bottom w:type="dxa" w:w="60"/>
+              <w:right w:type="dxa" w:w="90"/>
+            </w:tcMar>
+            <w:vAlign w:val="center"/>
+          </w:tcPr>
+          <w:p>
+            <w:pPr>
+              <w:spacing w:after="60" w:line="250"/>
+              <w:jc w:val="left"/>
+            </w:pPr>
+            <w:r>
+              <w:rPr>
+                <w:rFonts w:ascii="Roboto" w:cs="Roboto" w:eastAsia="Roboto" w:hAnsi="Roboto"/>
+                <w:color w:val="1A1A1A"/>
+                <w:sz w:val="17"/>
+                <w:szCs w:val="17"/>
+              </w:rPr>
+              <w:t xml:space="preserve">Misma ley</w:t>
+            </w:r>
+          </w:p>
+        </w:tc>
+        <w:tc>
+          <w:tcPr>
+            <w:tcW w:type="dxa" w:w="1700"/>
+            <w:tcBorders>
+              <w:top w:val="single" w:color="D9D2CA" w:sz="4"/>
+              <w:left w:val="single" w:color="D9D2CA" w:sz="4"/>
+              <w:bottom w:val="single" w:color="D9D2CA" w:sz="4"/>
+              <w:right w:val="single" w:color="D9D2CA" w:sz="4"/>
+            </w:tcBorders>
+            <w:shd w:fill="FFFFFF" w:color="auto" w:val="clear"/>
+            <w:tcMar>
+              <w:top w:type="dxa" w:w="60"/>
+              <w:left w:type="dxa" w:w="90"/>
+              <w:bottom w:type="dxa" w:w="60"/>
+              <w:right w:type="dxa" w:w="90"/>
+            </w:tcMar>
+            <w:vAlign w:val="center"/>
+          </w:tcPr>
+          <w:p>
+            <w:pPr>
+              <w:spacing w:after="60" w:line="250"/>
+              <w:jc w:val="left"/>
+            </w:pPr>
+            <w:r>
+              <w:rPr>
+                <w:rFonts w:ascii="Roboto" w:cs="Roboto" w:eastAsia="Roboto" w:hAnsi="Roboto"/>
+                <w:color w:val="1A1A1A"/>
+                <w:sz w:val="17"/>
+                <w:szCs w:val="17"/>
+              </w:rPr>
+              <w:t xml:space="preserve">Art. 23</w:t>
+            </w:r>
+          </w:p>
+        </w:tc>
+        <w:tc>
+          <w:tcPr>
+            <w:tcW w:type="dxa" w:w="5972"/>
+            <w:tcBorders>
+              <w:top w:val="single" w:color="D9D2CA" w:sz="4"/>
+              <w:left w:val="single" w:color="D9D2CA" w:sz="4"/>
+              <w:bottom w:val="single" w:color="D9D2CA" w:sz="4"/>
+              <w:right w:val="single" w:color="D9D2CA" w:sz="4"/>
+            </w:tcBorders>
+            <w:shd w:fill="FFFFFF" w:color="auto" w:val="clear"/>
+            <w:tcMar>
+              <w:top w:type="dxa" w:w="60"/>
+              <w:left w:type="dxa" w:w="90"/>
+              <w:bottom w:type="dxa" w:w="60"/>
+              <w:right w:type="dxa" w:w="90"/>
+            </w:tcMar>
+            <w:vAlign w:val="center"/>
+          </w:tcPr>
+          <w:p>
+            <w:pPr>
+              <w:spacing w:after="60" w:line="250"/>
+              <w:jc w:val="both"/>
+            </w:pPr>
+            <w:r>
+              <w:rPr>
+                <w:rFonts w:ascii="Roboto" w:cs="Roboto" w:eastAsia="Roboto" w:hAnsi="Roboto"/>
+                <w:color w:val="1A1A1A"/>
+                <w:sz w:val="17"/>
+                <w:szCs w:val="17"/>
+              </w:rPr>
+              <w:t xml:space="preserve">Artículo 23. El aviso de privacidad integral además de lo dispuesto en las fracciones del artículo 20, deberá contener, al menos, la siguiente información:</w:t>
+            </w:r>
+          </w:p>
+          <w:p>
+            <w:pPr>
+              <w:spacing w:after="60" w:line="250"/>
+              <w:jc w:val="both"/>
+            </w:pPr>
+            <w:r>
+              <w:rPr>
+                <w:rFonts w:ascii="Roboto" w:cs="Roboto" w:eastAsia="Roboto" w:hAnsi="Roboto"/>
+                <w:color w:val="1A1A1A"/>
+                <w:sz w:val="17"/>
+                <w:szCs w:val="17"/>
+              </w:rPr>
+              <w:t xml:space="preserve">I. La denominación y domicilio del responsable;</w:t>
+            </w:r>
+          </w:p>
+          <w:p>
+            <w:pPr>
+              <w:spacing w:after="60" w:line="250"/>
+              <w:jc w:val="both"/>
+            </w:pPr>
+            <w:r>
+              <w:rPr>
+                <w:rFonts w:ascii="Roboto" w:cs="Roboto" w:eastAsia="Roboto" w:hAnsi="Roboto"/>
+                <w:color w:val="1A1A1A"/>
+                <w:sz w:val="17"/>
+                <w:szCs w:val="17"/>
+              </w:rPr>
+              <w:t xml:space="preserve">II. Los datos personales que serán sometidos a tratamiento, identificando aquéllos que son sensibles;</w:t>
+            </w:r>
+          </w:p>
+          <w:p>
+            <w:pPr>
+              <w:spacing w:after="60" w:line="250"/>
+              <w:jc w:val="both"/>
+            </w:pPr>
+            <w:r>
+              <w:rPr>
+                <w:rFonts w:ascii="Roboto" w:cs="Roboto" w:eastAsia="Roboto" w:hAnsi="Roboto"/>
+                <w:color w:val="1A1A1A"/>
+                <w:sz w:val="17"/>
+                <w:szCs w:val="17"/>
+              </w:rPr>
+              <w:t xml:space="preserve">III. Nombre del Sistema de Datos Personales;</w:t>
+            </w:r>
+          </w:p>
+          <w:p>
+            <w:pPr>
+              <w:spacing w:after="60" w:line="250"/>
+              <w:jc w:val="both"/>
+            </w:pPr>
+            <w:r>
+              <w:rPr>
+                <w:rFonts w:ascii="Roboto" w:cs="Roboto" w:eastAsia="Roboto" w:hAnsi="Roboto"/>
+                <w:color w:val="1A1A1A"/>
+                <w:sz w:val="17"/>
+                <w:szCs w:val="17"/>
+              </w:rPr>
+              <w:t xml:space="preserve">IV. El fundamento legal que faculta al responsable para llevar a cabo el tratamiento;</w:t>
+            </w:r>
+          </w:p>
+          <w:p>
+            <w:pPr>
+              <w:spacing w:after="60" w:line="250"/>
+              <w:jc w:val="both"/>
+            </w:pPr>
+            <w:r>
+              <w:rPr>
+                <w:rFonts w:ascii="Roboto" w:cs="Roboto" w:eastAsia="Roboto" w:hAnsi="Roboto"/>
+                <w:color w:val="1A1A1A"/>
+                <w:sz w:val="17"/>
+                <w:szCs w:val="17"/>
+              </w:rPr>
+              <w:t xml:space="preserve">V. Las finalidades del tratamiento para las cuales se obtienen los datos personales, distinguiendo aquéllas que requieren el consentimiento del titular;</w:t>
+            </w:r>
+          </w:p>
+          <w:p>
+            <w:pPr>
+              <w:spacing w:after="60" w:line="250"/>
+              <w:jc w:val="both"/>
+            </w:pPr>
+            <w:r>
+              <w:rPr>
+                <w:rFonts w:ascii="Roboto" w:cs="Roboto" w:eastAsia="Roboto" w:hAnsi="Roboto"/>
+                <w:color w:val="1A1A1A"/>
+                <w:sz w:val="17"/>
+                <w:szCs w:val="17"/>
+              </w:rPr>
+              <w:t xml:space="preserve">VI. Transferencias;</w:t>
+            </w:r>
+          </w:p>
+          <w:p>
+            <w:pPr>
+              <w:spacing w:after="60" w:line="250"/>
+              <w:jc w:val="both"/>
+            </w:pPr>
+            <w:r>
+              <w:rPr>
+                <w:rFonts w:ascii="Roboto" w:cs="Roboto" w:eastAsia="Roboto" w:hAnsi="Roboto"/>
+                <w:color w:val="1A1A1A"/>
+                <w:sz w:val="17"/>
+                <w:szCs w:val="17"/>
+              </w:rPr>
+              <w:t xml:space="preserve">VII. Los mecanismos, medios y procedimientos disponibles para ejercer los derechos ARCOP;</w:t>
+            </w:r>
+          </w:p>
+          <w:p>
+            <w:pPr>
+              <w:spacing w:after="60" w:line="250"/>
+              <w:jc w:val="both"/>
+            </w:pPr>
+            <w:r>
+              <w:rPr>
+                <w:rFonts w:ascii="Roboto" w:cs="Roboto" w:eastAsia="Roboto" w:hAnsi="Roboto"/>
+                <w:color w:val="1A1A1A"/>
+                <w:sz w:val="17"/>
+                <w:szCs w:val="17"/>
+              </w:rPr>
+              <w:t xml:space="preserve">VIII. El domicilio de la Unidad de Transparencia; y,</w:t>
+            </w:r>
+          </w:p>
+          <w:p>
+            <w:pPr>
+              <w:spacing w:after="60" w:line="250"/>
+              <w:jc w:val="both"/>
+            </w:pPr>
+            <w:r>
+              <w:rPr>
+                <w:rFonts w:ascii="Roboto" w:cs="Roboto" w:eastAsia="Roboto" w:hAnsi="Roboto"/>
+                <w:color w:val="1A1A1A"/>
+                <w:sz w:val="17"/>
+                <w:szCs w:val="17"/>
+              </w:rPr>
+              <w:t xml:space="preserve">IX. Los medios a través de los cuales el responsable comunicará a las personas titulares los cambios al aviso de privacidad.</w:t>
+            </w:r>
+          </w:p>
+        </w:tc>
+      </w:tr>
+      <w:tr>
+        <w:trPr>
+          <w:cantSplit w:val="off"/>
+        </w:trPr>
+        <w:tc>
+          <w:tcPr>
+            <w:tcW w:type="dxa" w:w="2300"/>
+            <w:tcBorders>
+              <w:top w:val="single" w:color="D9D2CA" w:sz="4"/>
+              <w:left w:val="single" w:color="D9D2CA" w:sz="4"/>
+              <w:bottom w:val="single" w:color="D9D2CA" w:sz="4"/>
+              <w:right w:val="single" w:color="D9D2CA" w:sz="4"/>
+            </w:tcBorders>
+            <w:shd w:fill="F7F1F3" w:color="auto" w:val="clear"/>
+            <w:tcMar>
+              <w:top w:type="dxa" w:w="60"/>
+              <w:left w:type="dxa" w:w="90"/>
+              <w:bottom w:type="dxa" w:w="60"/>
+              <w:right w:type="dxa" w:w="90"/>
+            </w:tcMar>
+            <w:vAlign w:val="center"/>
+          </w:tcPr>
+          <w:p>
+            <w:pPr>
+              <w:spacing w:after="60" w:line="250"/>
+              <w:jc w:val="left"/>
+            </w:pPr>
+            <w:r>
+              <w:rPr>
+                <w:rFonts w:ascii="Roboto" w:cs="Roboto" w:eastAsia="Roboto" w:hAnsi="Roboto"/>
+                <w:color w:val="1A1A1A"/>
+                <w:sz w:val="17"/>
+                <w:szCs w:val="17"/>
+              </w:rPr>
+              <w:t xml:space="preserve">Misma ley</w:t>
+            </w:r>
+          </w:p>
+        </w:tc>
+        <w:tc>
+          <w:tcPr>
+            <w:tcW w:type="dxa" w:w="1700"/>
+            <w:tcBorders>
+              <w:top w:val="single" w:color="D9D2CA" w:sz="4"/>
+              <w:left w:val="single" w:color="D9D2CA" w:sz="4"/>
+              <w:bottom w:val="single" w:color="D9D2CA" w:sz="4"/>
+              <w:right w:val="single" w:color="D9D2CA" w:sz="4"/>
+            </w:tcBorders>
+            <w:shd w:fill="F7F1F3" w:color="auto" w:val="clear"/>
+            <w:tcMar>
+              <w:top w:type="dxa" w:w="60"/>
+              <w:left w:type="dxa" w:w="90"/>
+              <w:bottom w:type="dxa" w:w="60"/>
+              <w:right w:type="dxa" w:w="90"/>
+            </w:tcMar>
+            <w:vAlign w:val="center"/>
+          </w:tcPr>
+          <w:p>
+            <w:pPr>
+              <w:spacing w:after="60" w:line="250"/>
+              <w:jc w:val="left"/>
+            </w:pPr>
+            <w:r>
+              <w:rPr>
+                <w:rFonts w:ascii="Roboto" w:cs="Roboto" w:eastAsia="Roboto" w:hAnsi="Roboto"/>
+                <w:color w:val="1A1A1A"/>
+                <w:sz w:val="17"/>
+                <w:szCs w:val="17"/>
+              </w:rPr>
+              <w:t xml:space="preserve">Art. 70, encabezado y fracc. I y IV</w:t>
+            </w:r>
+          </w:p>
+        </w:tc>
+        <w:tc>
+          <w:tcPr>
+            <w:tcW w:type="dxa" w:w="5972"/>
+            <w:tcBorders>
+              <w:top w:val="single" w:color="D9D2CA" w:sz="4"/>
+              <w:left w:val="single" w:color="D9D2CA" w:sz="4"/>
+              <w:bottom w:val="single" w:color="D9D2CA" w:sz="4"/>
+              <w:right w:val="single" w:color="D9D2CA" w:sz="4"/>
+            </w:tcBorders>
+            <w:shd w:fill="F7F1F3" w:color="auto" w:val="clear"/>
+            <w:tcMar>
+              <w:top w:type="dxa" w:w="60"/>
+              <w:left w:type="dxa" w:w="90"/>
+              <w:bottom w:type="dxa" w:w="60"/>
+              <w:right w:type="dxa" w:w="90"/>
+            </w:tcMar>
+            <w:vAlign w:val="center"/>
+          </w:tcPr>
+          <w:p>
+            <w:pPr>
+              <w:spacing w:after="60" w:line="250"/>
+              <w:jc w:val="both"/>
+            </w:pPr>
+            <w:r>
+              <w:rPr>
+                <w:rFonts w:ascii="Roboto" w:cs="Roboto" w:eastAsia="Roboto" w:hAnsi="Roboto"/>
+                <w:color w:val="1A1A1A"/>
+                <w:sz w:val="17"/>
+                <w:szCs w:val="17"/>
+              </w:rPr>
+              <w:t xml:space="preserve">Artículo 70. El responsable podrá realizar transferencias de datos personales sin necesidad de requerir el consentimiento del titular, en los siguientes supuestos:</w:t>
+            </w:r>
+          </w:p>
+          <w:p>
+            <w:pPr>
+              <w:spacing w:after="60" w:line="250"/>
+              <w:jc w:val="both"/>
+            </w:pPr>
+            <w:r>
+              <w:rPr>
+                <w:rFonts w:ascii="Roboto" w:cs="Roboto" w:eastAsia="Roboto" w:hAnsi="Roboto"/>
+                <w:color w:val="1A1A1A"/>
+                <w:sz w:val="17"/>
+                <w:szCs w:val="17"/>
+              </w:rPr>
+              <w:t xml:space="preserve">I. Cuando la transferencia esté prevista en esta Ley u otras leyes, convenios o Tratados Internacionales suscritos y ratificados por México;</w:t>
+            </w:r>
+          </w:p>
+          <w:p>
+            <w:pPr>
+              <w:spacing w:after="60" w:line="250"/>
+              <w:jc w:val="both"/>
+            </w:pPr>
+            <w:r>
+              <w:rPr>
+                <w:rFonts w:ascii="Roboto" w:cs="Roboto" w:eastAsia="Roboto" w:hAnsi="Roboto"/>
+                <w:color w:val="1A1A1A"/>
+                <w:sz w:val="17"/>
+                <w:szCs w:val="17"/>
+              </w:rPr>
+              <w:t xml:space="preserve">[…]</w:t>
+            </w:r>
+          </w:p>
+          <w:p>
+            <w:pPr>
+              <w:spacing w:after="60" w:line="250"/>
+              <w:jc w:val="both"/>
+            </w:pPr>
+            <w:r>
+              <w:rPr>
+                <w:rFonts w:ascii="Roboto" w:cs="Roboto" w:eastAsia="Roboto" w:hAnsi="Roboto"/>
+                <w:color w:val="1A1A1A"/>
+                <w:sz w:val="17"/>
+                <w:szCs w:val="17"/>
+              </w:rPr>
+              <w:t xml:space="preserve">IV. Cuando la transferencia sea precisa para el reconocimiento, ejercicio o defensa de un derecho ante autoridad competente, siempre y cuando medie el requerimiento de esta última;</w:t>
+            </w:r>
+          </w:p>
+        </w:tc>
+      </w:tr>
+      <w:tr>
+        <w:trPr>
+          <w:cantSplit w:val="off"/>
+        </w:trPr>
+        <w:tc>
+          <w:tcPr>
+            <w:tcW w:type="dxa" w:w="2300"/>
+            <w:tcBorders>
+              <w:top w:val="single" w:color="D9D2CA" w:sz="4"/>
+              <w:left w:val="single" w:color="D9D2CA" w:sz="4"/>
+              <w:bottom w:val="single" w:color="D9D2CA" w:sz="4"/>
+              <w:right w:val="single" w:color="D9D2CA" w:sz="4"/>
+            </w:tcBorders>
+            <w:shd w:fill="FFFFFF" w:color="auto" w:val="clear"/>
+            <w:tcMar>
+              <w:top w:type="dxa" w:w="60"/>
+              <w:left w:type="dxa" w:w="90"/>
+              <w:bottom w:type="dxa" w:w="60"/>
+              <w:right w:type="dxa" w:w="90"/>
+            </w:tcMar>
+            <w:vAlign w:val="center"/>
+          </w:tcPr>
+          <w:p>
+            <w:pPr>
+              <w:spacing w:after="60" w:line="250"/>
+              <w:jc w:val="left"/>
+            </w:pPr>
+            <w:r>
+              <w:rPr>
+                <w:rFonts w:ascii="Roboto" w:cs="Roboto" w:eastAsia="Roboto" w:hAnsi="Roboto"/>
+                <w:color w:val="1A1A1A"/>
+                <w:sz w:val="17"/>
+                <w:szCs w:val="17"/>
+              </w:rPr>
+              <w:t xml:space="preserve">Misma ley</w:t>
+            </w:r>
+          </w:p>
+        </w:tc>
+        <w:tc>
+          <w:tcPr>
+            <w:tcW w:type="dxa" w:w="1700"/>
+            <w:tcBorders>
+              <w:top w:val="single" w:color="D9D2CA" w:sz="4"/>
+              <w:left w:val="single" w:color="D9D2CA" w:sz="4"/>
+              <w:bottom w:val="single" w:color="D9D2CA" w:sz="4"/>
+              <w:right w:val="single" w:color="D9D2CA" w:sz="4"/>
+            </w:tcBorders>
+            <w:shd w:fill="FFFFFF" w:color="auto" w:val="clear"/>
+            <w:tcMar>
+              <w:top w:type="dxa" w:w="60"/>
+              <w:left w:type="dxa" w:w="90"/>
+              <w:bottom w:type="dxa" w:w="60"/>
+              <w:right w:type="dxa" w:w="90"/>
+            </w:tcMar>
+            <w:vAlign w:val="center"/>
+          </w:tcPr>
+          <w:p>
+            <w:pPr>
+              <w:spacing w:after="60" w:line="250"/>
+              <w:jc w:val="left"/>
+            </w:pPr>
+            <w:r>
+              <w:rPr>
+                <w:rFonts w:ascii="Roboto" w:cs="Roboto" w:eastAsia="Roboto" w:hAnsi="Roboto"/>
+                <w:color w:val="1A1A1A"/>
+                <w:sz w:val="17"/>
+                <w:szCs w:val="17"/>
+              </w:rPr>
+              <w:t xml:space="preserve">Transitorio Cuarto</w:t>
+            </w:r>
+          </w:p>
+        </w:tc>
+        <w:tc>
+          <w:tcPr>
+            <w:tcW w:type="dxa" w:w="5972"/>
+            <w:tcBorders>
+              <w:top w:val="single" w:color="D9D2CA" w:sz="4"/>
+              <w:left w:val="single" w:color="D9D2CA" w:sz="4"/>
+              <w:bottom w:val="single" w:color="D9D2CA" w:sz="4"/>
+              <w:right w:val="single" w:color="D9D2CA" w:sz="4"/>
+            </w:tcBorders>
+            <w:shd w:fill="FFFFFF" w:color="auto" w:val="clear"/>
+            <w:tcMar>
+              <w:top w:type="dxa" w:w="60"/>
+              <w:left w:type="dxa" w:w="90"/>
+              <w:bottom w:type="dxa" w:w="60"/>
+              <w:right w:type="dxa" w:w="90"/>
+            </w:tcMar>
+            <w:vAlign w:val="center"/>
+          </w:tcPr>
+          <w:p>
+            <w:pPr>
+              <w:spacing w:after="60" w:line="250"/>
+              <w:jc w:val="both"/>
+            </w:pPr>
+            <w:r>
+              <w:rPr>
+                <w:rFonts w:ascii="Roboto" w:cs="Roboto" w:eastAsia="Roboto" w:hAnsi="Roboto"/>
+                <w:color w:val="1A1A1A"/>
+                <w:sz w:val="17"/>
+                <w:szCs w:val="17"/>
+              </w:rPr>
+              <w:t xml:space="preserve">CUARTO. - A la entrada en vigor del presente Decreto, queda abrogada la Ley de Protección de Datos Personales en Posesión de Sujetos Obligados de la Ciudad de México publicada el veintidós de febrero del año dos mil dieciocho, así como sus posteriores reformas.</w:t>
+            </w:r>
+          </w:p>
+        </w:tc>
+      </w:tr>
+    </w:tbl>
+    <w:p>
+      <w:pPr>
+        <w:spacing w:after="240" w:before="70" w:line="220"/>
+      </w:pPr>
+      <w:r>
+        <w:rPr>
+          <w:rFonts w:ascii="Roboto" w:cs="Roboto" w:eastAsia="Roboto" w:hAnsi="Roboto"/>
+          <w:i/>
+          <w:iCs/>
+          <w:color w:val="55585A"/>
+          <w:sz w:val="16"/>
+          <w:szCs w:val="16"/>
+        </w:rPr>
+        <w:t xml:space="preserve">Fuente: Gaceta Oficial de la Ciudad de México, 13 de julio de 2026; texto tomado de la compilación publicada por la PAOT, consultada el 19 de octubre de 2026. «[…]» indica texto omitido.</w:t>
+      </w:r>
+    </w:p>
+    <w:p>
+      <w:r>
+        <w:br w:type="page"/>
+      </w:r>
+    </w:p>
+    <w:p>
+      <w:pPr>
+        <w:spacing w:after="200"/>
+        <w:jc w:val="center"/>
+      </w:pPr>
+      <w:r>
+        <w:rPr>
+          <w:rFonts w:ascii="Cabin" w:cs="Cabin" w:eastAsia="Cabin" w:hAnsi="Cabin"/>
+          <w:b/>
+          <w:bCs/>
+          <w:color w:val="9D2148"/>
+          <w:sz w:val="26"/>
+          <w:szCs w:val="26"/>
+        </w:rPr>
+        <w:t xml:space="preserve">ANEXO 2. AVISO DE PRIVACIDAD INTEGRAL (PROYECTO)</w:t>
       </w:r>
     </w:p>
     <w:p>
@@ -1906,7 +4430,7 @@
     <w:p>
       <w:pPr>
         <w:spacing w:after="140" w:before="0" w:line="300"/>
-        <w:jc w:val="left"/>
+        <w:jc w:val="both"/>
       </w:pPr>
       <w:r>
         <w:rPr>
@@ -1919,7 +4443,7 @@
           <w:sz w:val="18"/>
           <w:szCs w:val="18"/>
         </w:rPr>
-        <w:t xml:space="preserve">BORRADOR para revisión de la Unidad de Transparencia y del área jurídica de la SEDEMA.</w:t>
+        <w:t xml:space="preserve">BORRADOR para revisión de la Unidad de Transparencia.</w:t>
       </w:r>
       <w:r>
         <w:rPr>
@@ -1930,31 +4454,7 @@
           <w:sz w:val="18"/>
           <w:szCs w:val="18"/>
         </w:rPr>
-        <w:t xml:space="preserve"> Lo que está entre corchetes debe completarse o confirmarse. El contenido describe exactamente lo que registra el sistema (</w:t>
-      </w:r>
-      <w:r>
-        <w:rPr>
-          <w:rFonts w:ascii="Consolas" w:cs="Consolas" w:eastAsia="Consolas" w:hAnsi="Consolas"/>
-          <w:b w:val="false"/>
-          <w:bCs w:val="false"/>
-          <w:i/>
-          <w:iCs/>
-          <w:color w:val="55585A"/>
-          <w:sz w:val="18"/>
-          <w:szCs w:val="18"/>
-        </w:rPr>
-        <w:t xml:space="preserve">08_entrega_sia/login/</w:t>
-      </w:r>
-      <w:r>
-        <w:rPr>
-          <w:rFonts w:ascii="Roboto" w:cs="Roboto" w:eastAsia="Roboto" w:hAnsi="Roboto"/>
-          <w:i/>
-          <w:iCs/>
-          <w:color w:val="55585A"/>
-          <w:sz w:val="18"/>
-          <w:szCs w:val="18"/>
-        </w:rPr>
-        <w:t xml:space="preserve">): si el sistema cambia, este aviso debe cambiar con él.</w:t>
+        <w:t xml:space="preserve"> Adecuado a la Ley de Protección de Datos Personales en Posesión de Sujetos Obligados de la Ciudad de México publicada el 13 de julio de 2026. El inicio de sesión no se abre hasta que la Unidad de Transparencia lo apruebe por escrito.</w:t>
       </w:r>
     </w:p>
     <w:p>
@@ -1980,7 +4480,33 @@
           <w:sz w:val="21"/>
           <w:szCs w:val="21"/>
         </w:rPr>
-        <w:t xml:space="preserve"> La Secretaría del Medio Ambiente de la Ciudad de México (SEDEMA), por medio de la Oficina de la Secretaría · Sistema de Información Ambiental (SIA), con domicilio en [domicilio de la SEDEMA], es responsable del tratamiento de los datos personales que se recaban en el sistema de datos personales «[nombre con el que se registre el sistema]», conforme a la Ley de Protección de Datos Personales en Posesión de Sujetos Obligados de la Ciudad de México y demás normativa aplicable.</w:t>
+        <w:t xml:space="preserve"> La Secretaría del Medio Ambiente de la Ciudad de México (SEDEMA), por medio de la Oficina de la Secretaría · Sistema de Información Ambiental (SIA), con domicilio en Plaza de la Constitución 1, colonia Centro, alcaldía Cuauhtémoc, C.P. 06000, Ciudad de México, es responsable del tratamiento de sus datos personales, conforme a la Ley de Protección de Datos Personales en Posesión de Sujetos Obligados de la Ciudad de México.</w:t>
+      </w:r>
+    </w:p>
+    <w:p>
+      <w:pPr>
+        <w:spacing w:after="140" w:before="0" w:line="300"/>
+        <w:jc w:val="both"/>
+      </w:pPr>
+      <w:r>
+        <w:rPr>
+          <w:rFonts w:ascii="Roboto" w:cs="Roboto" w:eastAsia="Roboto" w:hAnsi="Roboto"/>
+          <w:b/>
+          <w:bCs/>
+          <w:color w:val="1A1A1A"/>
+          <w:sz w:val="21"/>
+          <w:szCs w:val="21"/>
+        </w:rPr>
+        <w:t xml:space="preserve">Nombre del sistema de datos personales.</w:t>
+      </w:r>
+      <w:r>
+        <w:rPr>
+          <w:rFonts w:ascii="Roboto" w:cs="Roboto" w:eastAsia="Roboto" w:hAnsi="Roboto"/>
+          <w:color w:val="1A1A1A"/>
+          <w:sz w:val="21"/>
+          <w:szCs w:val="21"/>
+        </w:rPr>
+        <w:t xml:space="preserve"> Cuentas de acceso y bitácora de uso de la herramienta Modelo de priorización de reforestación urbana.</w:t>
       </w:r>
     </w:p>
     <w:p>
@@ -1997,53 +4523,7 @@
           <w:sz w:val="22"/>
           <w:szCs w:val="22"/>
         </w:rPr>
-        <w:t xml:space="preserve">¿Qué datos personales se recaban?</w:t>
-      </w:r>
-    </w:p>
-    <w:p>
-      <w:pPr>
-        <w:spacing w:after="140" w:before="0" w:line="300"/>
-        <w:jc w:val="both"/>
-      </w:pPr>
-      <w:r>
-        <w:rPr>
-          <w:rFonts w:ascii="Roboto" w:cs="Roboto" w:eastAsia="Roboto" w:hAnsi="Roboto"/>
-          <w:b/>
-          <w:bCs/>
-          <w:color w:val="1A1A1A"/>
-          <w:sz w:val="21"/>
-          <w:szCs w:val="21"/>
-        </w:rPr>
-        <w:t xml:space="preserve">Para la cuenta de acceso</w:t>
-      </w:r>
-      <w:r>
-        <w:rPr>
-          <w:rFonts w:ascii="Roboto" w:cs="Roboto" w:eastAsia="Roboto" w:hAnsi="Roboto"/>
-          <w:color w:val="1A1A1A"/>
-          <w:sz w:val="21"/>
-          <w:szCs w:val="21"/>
-        </w:rPr>
-        <w:t xml:space="preserve"> (los registra quien administra la herramienta en la SEDEMA, a solicitud de la institución de la persona). El correo </w:t>
-      </w:r>
-      <w:r>
-        <w:rPr>
-          <w:rFonts w:ascii="Roboto" w:cs="Roboto" w:eastAsia="Roboto" w:hAnsi="Roboto"/>
-          <w:b/>
-          <w:bCs/>
-          <w:color w:val="1A1A1A"/>
-          <w:sz w:val="21"/>
-          <w:szCs w:val="21"/>
-        </w:rPr>
-        <w:t xml:space="preserve">solo</w:t>
-      </w:r>
-      <w:r>
-        <w:rPr>
-          <w:rFonts w:ascii="Roboto" w:cs="Roboto" w:eastAsia="Roboto" w:hAnsi="Roboto"/>
-          <w:color w:val="1A1A1A"/>
-          <w:sz w:val="21"/>
-          <w:szCs w:val="21"/>
-        </w:rPr>
-        <w:t xml:space="preserve"> sirve para identificar la cuenta y dar acceso a la herramienta: no se usa para enviar comunicaciones ni para ningún otro fin:</w:t>
+        <w:t xml:space="preserve">Datos que se recaban</w:t>
       </w:r>
     </w:p>
     <w:p>
@@ -2054,15 +4534,27 @@
           <w:numId w:val="1"/>
         </w:numPr>
         <w:spacing w:after="80" w:line="290"/>
-      </w:pPr>
-      <w:r>
-        <w:rPr>
-          <w:rFonts w:ascii="Roboto" w:cs="Roboto" w:eastAsia="Roboto" w:hAnsi="Roboto"/>
-          <w:color w:val="1A1A1A"/>
-          <w:sz w:val="21"/>
-          <w:szCs w:val="21"/>
-        </w:rPr>
-        <w:t xml:space="preserve">Nombre completo.</w:t>
+        <w:jc w:val="both"/>
+      </w:pPr>
+      <w:r>
+        <w:rPr>
+          <w:rFonts w:ascii="Roboto" w:cs="Roboto" w:eastAsia="Roboto" w:hAnsi="Roboto"/>
+          <w:b/>
+          <w:bCs/>
+          <w:color w:val="1A1A1A"/>
+          <w:sz w:val="21"/>
+          <w:szCs w:val="21"/>
+        </w:rPr>
+        <w:t xml:space="preserve">De la cuenta de acceso:</w:t>
+      </w:r>
+      <w:r>
+        <w:rPr>
+          <w:rFonts w:ascii="Roboto" w:cs="Roboto" w:eastAsia="Roboto" w:hAnsi="Roboto"/>
+          <w:color w:val="1A1A1A"/>
+          <w:sz w:val="21"/>
+          <w:szCs w:val="21"/>
+        </w:rPr>
+        <w:t xml:space="preserve"> nombre completo, correo electrónico, institución y, en su caso, alcaldía, y permiso asignado (consulta o administración). La contraseña no se conserva, solo una huella cifrada que no permite recuperarla.</w:t>
       </w:r>
     </w:p>
     <w:p>
@@ -2073,15 +4565,59 @@
           <w:numId w:val="1"/>
         </w:numPr>
         <w:spacing w:after="80" w:line="290"/>
-      </w:pPr>
-      <w:r>
-        <w:rPr>
-          <w:rFonts w:ascii="Roboto" w:cs="Roboto" w:eastAsia="Roboto" w:hAnsi="Roboto"/>
-          <w:color w:val="1A1A1A"/>
-          <w:sz w:val="21"/>
-          <w:szCs w:val="21"/>
-        </w:rPr>
-        <w:t xml:space="preserve">Correo electrónico, personal o institucional, a elección de la persona.</w:t>
+        <w:jc w:val="both"/>
+      </w:pPr>
+      <w:r>
+        <w:rPr>
+          <w:rFonts w:ascii="Roboto" w:cs="Roboto" w:eastAsia="Roboto" w:hAnsi="Roboto"/>
+          <w:b/>
+          <w:bCs/>
+          <w:color w:val="1A1A1A"/>
+          <w:sz w:val="21"/>
+          <w:szCs w:val="21"/>
+        </w:rPr>
+        <w:t xml:space="preserve">Del uso de la herramienta (registro automático):</w:t>
+      </w:r>
+      <w:r>
+        <w:rPr>
+          <w:rFonts w:ascii="Roboto" w:cs="Roboto" w:eastAsia="Roboto" w:hAnsi="Roboto"/>
+          <w:color w:val="1A1A1A"/>
+          <w:sz w:val="21"/>
+          <w:szCs w:val="21"/>
+        </w:rPr>
+        <w:t xml:space="preserve"> fecha y hora de inicios de sesión, intentos fallidos, cierres y visitas; territorio consultado y filtros aplicados; archivos descargados; dirección IP, y una cookie técnica de sesión.</w:t>
+      </w:r>
+    </w:p>
+    <w:p>
+      <w:pPr>
+        <w:spacing w:after="140" w:before="0" w:line="300"/>
+        <w:jc w:val="both"/>
+      </w:pPr>
+      <w:r>
+        <w:rPr>
+          <w:rFonts w:ascii="Roboto" w:cs="Roboto" w:eastAsia="Roboto" w:hAnsi="Roboto"/>
+          <w:color w:val="1A1A1A"/>
+          <w:sz w:val="21"/>
+          <w:szCs w:val="21"/>
+        </w:rPr>
+        <w:t xml:space="preserve">No se recaban datos personales sensibles. La función «Mi ubicación» opera en el propio dispositivo: la ubicación no se envía ni se guarda.</w:t>
+      </w:r>
+    </w:p>
+    <w:p>
+      <w:pPr>
+        <w:keepNext/>
+        <w:spacing w:after="100" w:before="200"/>
+      </w:pPr>
+      <w:r>
+        <w:rPr>
+          <w:rFonts w:ascii="Cabin" w:cs="Cabin" w:eastAsia="Cabin" w:hAnsi="Cabin"/>
+          <w:b/>
+          <w:bCs/>
+          <w:color w:val="9D2148"/>
+          <w:sz w:val="22"/>
+          <w:szCs w:val="22"/>
+        </w:rPr>
+        <w:t xml:space="preserve">Finalidades</w:t>
       </w:r>
     </w:p>
     <w:p>
@@ -2092,15 +4628,16 @@
           <w:numId w:val="1"/>
         </w:numPr>
         <w:spacing w:after="80" w:line="290"/>
-      </w:pPr>
-      <w:r>
-        <w:rPr>
-          <w:rFonts w:ascii="Roboto" w:cs="Roboto" w:eastAsia="Roboto" w:hAnsi="Roboto"/>
-          <w:color w:val="1A1A1A"/>
-          <w:sz w:val="21"/>
-          <w:szCs w:val="21"/>
-        </w:rPr>
-        <w:t xml:space="preserve">Institución (alcaldía, dependencia del Gobierno de la Ciudad o SEDEMA) y, en su caso, alcaldía.</w:t>
+        <w:jc w:val="both"/>
+      </w:pPr>
+      <w:r>
+        <w:rPr>
+          <w:rFonts w:ascii="Roboto" w:cs="Roboto" w:eastAsia="Roboto" w:hAnsi="Roboto"/>
+          <w:color w:val="1A1A1A"/>
+          <w:sz w:val="21"/>
+          <w:szCs w:val="21"/>
+        </w:rPr>
+        <w:t xml:space="preserve">Controlar el acceso y administrar las cuentas de las personas autorizadas.</w:t>
       </w:r>
     </w:p>
     <w:p>
@@ -2111,15 +4648,16 @@
           <w:numId w:val="1"/>
         </w:numPr>
         <w:spacing w:after="80" w:line="290"/>
-      </w:pPr>
-      <w:r>
-        <w:rPr>
-          <w:rFonts w:ascii="Roboto" w:cs="Roboto" w:eastAsia="Roboto" w:hAnsi="Roboto"/>
-          <w:color w:val="1A1A1A"/>
-          <w:sz w:val="21"/>
-          <w:szCs w:val="21"/>
-        </w:rPr>
-        <w:t xml:space="preserve">Permiso en la herramienta (consulta o administración).</w:t>
+        <w:jc w:val="both"/>
+      </w:pPr>
+      <w:r>
+        <w:rPr>
+          <w:rFonts w:ascii="Roboto" w:cs="Roboto" w:eastAsia="Roboto" w:hAnsi="Roboto"/>
+          <w:color w:val="1A1A1A"/>
+          <w:sz w:val="21"/>
+          <w:szCs w:val="21"/>
+        </w:rPr>
+        <w:t xml:space="preserve">Proteger la información: bloquear accesos tras intentos fallidos, detectar usos indebidos y atender incidentes.</w:t>
       </w:r>
     </w:p>
     <w:p>
@@ -2130,35 +4668,16 @@
           <w:numId w:val="1"/>
         </w:numPr>
         <w:spacing w:after="80" w:line="290"/>
-      </w:pPr>
-      <w:r>
-        <w:rPr>
-          <w:rFonts w:ascii="Roboto" w:cs="Roboto" w:eastAsia="Roboto" w:hAnsi="Roboto"/>
-          <w:color w:val="1A1A1A"/>
-          <w:sz w:val="21"/>
-          <w:szCs w:val="21"/>
-        </w:rPr>
-        <w:t xml:space="preserve">La contraseña </w:t>
-      </w:r>
-      <w:r>
-        <w:rPr>
-          <w:rFonts w:ascii="Roboto" w:cs="Roboto" w:eastAsia="Roboto" w:hAnsi="Roboto"/>
-          <w:b/>
-          <w:bCs/>
-          <w:color w:val="1A1A1A"/>
-          <w:sz w:val="21"/>
-          <w:szCs w:val="21"/>
-        </w:rPr>
-        <w:t xml:space="preserve">no se conserva</w:t>
-      </w:r>
-      <w:r>
-        <w:rPr>
-          <w:rFonts w:ascii="Roboto" w:cs="Roboto" w:eastAsia="Roboto" w:hAnsi="Roboto"/>
-          <w:color w:val="1A1A1A"/>
-          <w:sz w:val="21"/>
-          <w:szCs w:val="21"/>
-        </w:rPr>
-        <w:t xml:space="preserve">: solo se guarda una huella cifrada que no permite recuperarla.</w:t>
+        <w:jc w:val="both"/>
+      </w:pPr>
+      <w:r>
+        <w:rPr>
+          <w:rFonts w:ascii="Roboto" w:cs="Roboto" w:eastAsia="Roboto" w:hAnsi="Roboto"/>
+          <w:color w:val="1A1A1A"/>
+          <w:sz w:val="21"/>
+          <w:szCs w:val="21"/>
+        </w:rPr>
+        <w:t xml:space="preserve">Dar seguimiento al uso de la herramienta para planear la reforestación urbana y mejorarla. Los reportes se difunden de forma agregada, sin identificar a las personas.</w:t>
       </w:r>
     </w:p>
     <w:p>
@@ -2169,162 +4688,11 @@
       <w:r>
         <w:rPr>
           <w:rFonts w:ascii="Roboto" w:cs="Roboto" w:eastAsia="Roboto" w:hAnsi="Roboto"/>
-          <w:b/>
-          <w:bCs/>
-          <w:color w:val="1A1A1A"/>
-          <w:sz w:val="21"/>
-          <w:szCs w:val="21"/>
-        </w:rPr>
-        <w:t xml:space="preserve">Al usar la herramienta</w:t>
-      </w:r>
-      <w:r>
-        <w:rPr>
-          <w:rFonts w:ascii="Roboto" w:cs="Roboto" w:eastAsia="Roboto" w:hAnsi="Roboto"/>
-          <w:color w:val="1A1A1A"/>
-          <w:sz w:val="21"/>
-          <w:szCs w:val="21"/>
-        </w:rPr>
-        <w:t xml:space="preserve"> (se registran de forma automática):</w:t>
-      </w:r>
-    </w:p>
-    <w:p>
-      <w:pPr>
-        <w:pStyle w:val="ListParagraph"/>
-        <w:numPr>
-          <w:ilvl w:val="0"/>
-          <w:numId w:val="1"/>
-        </w:numPr>
-        <w:spacing w:after="80" w:line="290"/>
-      </w:pPr>
-      <w:r>
-        <w:rPr>
-          <w:rFonts w:ascii="Roboto" w:cs="Roboto" w:eastAsia="Roboto" w:hAnsi="Roboto"/>
-          <w:color w:val="1A1A1A"/>
-          <w:sz w:val="21"/>
-          <w:szCs w:val="21"/>
-        </w:rPr>
-        <w:t xml:space="preserve">Fecha y hora de cada inicio de sesión, de cada intento fallido y de cada cierre de sesión.</w:t>
-      </w:r>
-    </w:p>
-    <w:p>
-      <w:pPr>
-        <w:pStyle w:val="ListParagraph"/>
-        <w:numPr>
-          <w:ilvl w:val="0"/>
-          <w:numId w:val="1"/>
-        </w:numPr>
-        <w:spacing w:after="80" w:line="290"/>
-      </w:pPr>
-      <w:r>
-        <w:rPr>
-          <w:rFonts w:ascii="Roboto" w:cs="Roboto" w:eastAsia="Roboto" w:hAnsi="Roboto"/>
-          <w:color w:val="1A1A1A"/>
-          <w:sz w:val="21"/>
-          <w:szCs w:val="21"/>
-        </w:rPr>
-        <w:t xml:space="preserve">Fecha y hora de las visitas a la herramienta.</w:t>
-      </w:r>
-    </w:p>
-    <w:p>
-      <w:pPr>
-        <w:pStyle w:val="ListParagraph"/>
-        <w:numPr>
-          <w:ilvl w:val="0"/>
-          <w:numId w:val="1"/>
-        </w:numPr>
-        <w:spacing w:after="80" w:line="290"/>
-      </w:pPr>
-      <w:r>
-        <w:rPr>
-          <w:rFonts w:ascii="Roboto" w:cs="Roboto" w:eastAsia="Roboto" w:hAnsi="Roboto"/>
-          <w:color w:val="1A1A1A"/>
-          <w:sz w:val="21"/>
-          <w:szCs w:val="21"/>
-        </w:rPr>
-        <w:t xml:space="preserve">Territorio consultado: alcaldía, colonia, avenida o calle, red consultada (alcaldías o Gobierno Central) y filtro de banqueta.</w:t>
-      </w:r>
-    </w:p>
-    <w:p>
-      <w:pPr>
-        <w:pStyle w:val="ListParagraph"/>
-        <w:numPr>
-          <w:ilvl w:val="0"/>
-          <w:numId w:val="1"/>
-        </w:numPr>
-        <w:spacing w:after="80" w:line="290"/>
-      </w:pPr>
-      <w:r>
-        <w:rPr>
-          <w:rFonts w:ascii="Roboto" w:cs="Roboto" w:eastAsia="Roboto" w:hAnsi="Roboto"/>
-          <w:color w:val="1A1A1A"/>
-          <w:sz w:val="21"/>
-          <w:szCs w:val="21"/>
-        </w:rPr>
-        <w:t xml:space="preserve">Archivos descargados: tipo (Excel, ficha PDF, mapa KML o GeoJSON) y nombre del archivo.</w:t>
-      </w:r>
-    </w:p>
-    <w:p>
-      <w:pPr>
-        <w:pStyle w:val="ListParagraph"/>
-        <w:numPr>
-          <w:ilvl w:val="0"/>
-          <w:numId w:val="1"/>
-        </w:numPr>
-        <w:spacing w:after="80" w:line="290"/>
-      </w:pPr>
-      <w:r>
-        <w:rPr>
-          <w:rFonts w:ascii="Roboto" w:cs="Roboto" w:eastAsia="Roboto" w:hAnsi="Roboto"/>
-          <w:color w:val="1A1A1A"/>
-          <w:sz w:val="21"/>
-          <w:szCs w:val="21"/>
-        </w:rPr>
-        <w:t xml:space="preserve">Dirección IP desde la que se accede.</w:t>
-      </w:r>
-    </w:p>
-    <w:p>
-      <w:pPr>
-        <w:pStyle w:val="ListParagraph"/>
-        <w:numPr>
-          <w:ilvl w:val="0"/>
-          <w:numId w:val="1"/>
-        </w:numPr>
-        <w:spacing w:after="80" w:line="290"/>
-      </w:pPr>
-      <w:r>
-        <w:rPr>
-          <w:rFonts w:ascii="Roboto" w:cs="Roboto" w:eastAsia="Roboto" w:hAnsi="Roboto"/>
-          <w:color w:val="1A1A1A"/>
-          <w:sz w:val="21"/>
-          <w:szCs w:val="21"/>
-        </w:rPr>
-        <w:t xml:space="preserve">Una cookie técnica de sesión, indispensable para mantener la sesión abierta; no sirve para publicidad ni para seguimiento fuera de la herramienta.</w:t>
-      </w:r>
-    </w:p>
-    <w:p>
-      <w:pPr>
-        <w:spacing w:after="140" w:before="0" w:line="300"/>
-        <w:jc w:val="both"/>
-      </w:pPr>
-      <w:r>
-        <w:rPr>
-          <w:rFonts w:ascii="Roboto" w:cs="Roboto" w:eastAsia="Roboto" w:hAnsi="Roboto"/>
-          <w:b/>
-          <w:bCs/>
-          <w:color w:val="1A1A1A"/>
-          <w:sz w:val="21"/>
-          <w:szCs w:val="21"/>
-        </w:rPr>
-        <w:t xml:space="preserve">No se recaban datos personales sensibles.</w:t>
-      </w:r>
-      <w:r>
-        <w:rPr>
-          <w:rFonts w:ascii="Roboto" w:cs="Roboto" w:eastAsia="Roboto" w:hAnsi="Roboto"/>
-          <w:color w:val="1A1A1A"/>
-          <w:sz w:val="21"/>
-          <w:szCs w:val="21"/>
-        </w:rPr>
-        <w:t xml:space="preserve"> La función «Mi ubicación» de la herramienta calcula la posición en el propio teléfono: la ubicación no se envía ni se guarda.</w:t>
+          <w:color w:val="1A1A1A"/>
+          <w:sz w:val="21"/>
+          <w:szCs w:val="21"/>
+        </w:rPr>
+        <w:t xml:space="preserve">El correo electrónico solo identifica la cuenta; no se usa para enviar comunicaciones. Ninguna de estas finalidades requiere su consentimiento, porque los datos se tratan en ejercicio de las atribuciones de la Secretaría (artículo 15, fracción I, de la Ley de Protección de Datos Personales en Posesión de Sujetos Obligados de la Ciudad de México).</w:t>
       </w:r>
     </w:p>
     <w:p>
@@ -2341,97 +4709,22 @@
           <w:sz w:val="22"/>
           <w:szCs w:val="22"/>
         </w:rPr>
-        <w:t xml:space="preserve">¿Para qué se usan?</w:t>
-      </w:r>
-    </w:p>
-    <w:p>
-      <w:pPr>
-        <w:pStyle w:val="ListParagraph"/>
-        <w:numPr>
-          <w:ilvl w:val="0"/>
-          <w:numId w:val="1"/>
-        </w:numPr>
-        <w:spacing w:after="80" w:line="290"/>
-      </w:pPr>
-      <w:r>
-        <w:rPr>
-          <w:rFonts w:ascii="Roboto" w:cs="Roboto" w:eastAsia="Roboto" w:hAnsi="Roboto"/>
-          <w:b/>
-          <w:bCs/>
-          <w:color w:val="1A1A1A"/>
-          <w:sz w:val="21"/>
-          <w:szCs w:val="21"/>
-        </w:rPr>
-        <w:t xml:space="preserve">Controlar el acceso:</w:t>
-      </w:r>
-      <w:r>
-        <w:rPr>
-          <w:rFonts w:ascii="Roboto" w:cs="Roboto" w:eastAsia="Roboto" w:hAnsi="Roboto"/>
-          <w:color w:val="1A1A1A"/>
-          <w:sz w:val="21"/>
-          <w:szCs w:val="21"/>
-        </w:rPr>
-        <w:t xml:space="preserve"> identificar y autenticar a las personas autorizadas, y dar de alta, modificar, suspender o dar de baja sus cuentas.</w:t>
-      </w:r>
-    </w:p>
-    <w:p>
-      <w:pPr>
-        <w:pStyle w:val="ListParagraph"/>
-        <w:numPr>
-          <w:ilvl w:val="0"/>
-          <w:numId w:val="1"/>
-        </w:numPr>
-        <w:spacing w:after="80" w:line="290"/>
-      </w:pPr>
-      <w:r>
-        <w:rPr>
-          <w:rFonts w:ascii="Roboto" w:cs="Roboto" w:eastAsia="Roboto" w:hAnsi="Roboto"/>
-          <w:b/>
-          <w:bCs/>
-          <w:color w:val="1A1A1A"/>
-          <w:sz w:val="21"/>
-          <w:szCs w:val="21"/>
-        </w:rPr>
-        <w:t xml:space="preserve">Seguridad de la información:</w:t>
-      </w:r>
-      <w:r>
-        <w:rPr>
-          <w:rFonts w:ascii="Roboto" w:cs="Roboto" w:eastAsia="Roboto" w:hAnsi="Roboto"/>
-          <w:color w:val="1A1A1A"/>
-          <w:sz w:val="21"/>
-          <w:szCs w:val="21"/>
-        </w:rPr>
-        <w:t xml:space="preserve"> detener el acceso tras intentos fallidos, detectar usos indebidos y atender incidentes de seguridad.</w:t>
-      </w:r>
-    </w:p>
-    <w:p>
-      <w:pPr>
-        <w:pStyle w:val="ListParagraph"/>
-        <w:numPr>
-          <w:ilvl w:val="0"/>
-          <w:numId w:val="1"/>
-        </w:numPr>
-        <w:spacing w:after="80" w:line="290"/>
-      </w:pPr>
-      <w:r>
-        <w:rPr>
-          <w:rFonts w:ascii="Roboto" w:cs="Roboto" w:eastAsia="Roboto" w:hAnsi="Roboto"/>
-          <w:b/>
-          <w:bCs/>
-          <w:color w:val="1A1A1A"/>
-          <w:sz w:val="21"/>
-          <w:szCs w:val="21"/>
-        </w:rPr>
-        <w:t xml:space="preserve">Seguimiento del uso:</w:t>
-      </w:r>
-      <w:r>
-        <w:rPr>
-          <w:rFonts w:ascii="Roboto" w:cs="Roboto" w:eastAsia="Roboto" w:hAnsi="Roboto"/>
-          <w:color w:val="1A1A1A"/>
-          <w:sz w:val="21"/>
-          <w:szCs w:val="21"/>
-        </w:rPr>
-        <w:t xml:space="preserve"> conocer qué instituciones y alcaldías usan la herramienta, qué territorios consultan y qué información descargan, para planear la reforestación urbana, evaluar la herramienta y mejorarla. Los reportes que se difundan se presentan de forma agregada, sin identificar a las personas.</w:t>
+        <w:t xml:space="preserve">Fundamento</w:t>
+      </w:r>
+    </w:p>
+    <w:p>
+      <w:pPr>
+        <w:spacing w:after="140" w:before="0" w:line="300"/>
+        <w:jc w:val="both"/>
+      </w:pPr>
+      <w:r>
+        <w:rPr>
+          <w:rFonts w:ascii="Roboto" w:cs="Roboto" w:eastAsia="Roboto" w:hAnsi="Roboto"/>
+          <w:color w:val="1A1A1A"/>
+          <w:sz w:val="21"/>
+          <w:szCs w:val="21"/>
+        </w:rPr>
+        <w:t xml:space="preserve">Artículos 7, fracción XXXV, y 270 de la Ley Ambiental de la Ciudad de México; artículo 7, fracción X, del Reglamento Interior del Poder Ejecutivo y de la Administración Pública de la Ciudad de México; y artículos 15, fracción I, 19, 20, 21 y 23 de la Ley de Protección de Datos Personales en Posesión de Sujetos Obligados de la Ciudad de México, publicada en la Gaceta Oficial de la Ciudad de México el 13 de julio de 2026.</w:t>
       </w:r>
     </w:p>
     <w:p>
@@ -2448,7 +4741,7 @@
           <w:sz w:val="22"/>
           <w:szCs w:val="22"/>
         </w:rPr>
-        <w:t xml:space="preserve">Fundamento</w:t>
+        <w:t xml:space="preserve">Transferencias</w:t>
       </w:r>
     </w:p>
     <w:p>
@@ -2463,7 +4756,7 @@
           <w:sz w:val="21"/>
           <w:szCs w:val="21"/>
         </w:rPr>
-        <w:t xml:space="preserve">[Confirmar con el área jurídica.] Artículo 7 de la Ley Ambiental de la Ciudad de México (atribución de la SEDEMA para desarrollar el Sistema de Información Ambiental); [Reglamento Interior del Poder Ejecutivo y de la Administración Pública de la Ciudad de México, artículo aplicable]; Ley de Protección de Datos Personales en Posesión de Sujetos Obligados de la Ciudad de México; [acuerdo de creación del sistema de datos personales, una vez publicado].</w:t>
+        <w:t xml:space="preserve">Sus datos personales no se transfieren a otras dependencias, entidades ni particulares. Solo podrán transferirse sin su consentimiento en los casos que prevé el artículo 70 de la Ley de Protección de Datos Personales en Posesión de Sujetos Obligados de la Ciudad de México, por ejemplo, ante el requerimiento de una autoridad competente.</w:t>
       </w:r>
     </w:p>
     <w:p>
@@ -2480,7 +4773,7 @@
           <w:sz w:val="22"/>
           <w:szCs w:val="22"/>
         </w:rPr>
-        <w:t xml:space="preserve">¿Con quién se comparten?</w:t>
+        <w:t xml:space="preserve">Servicios de terceros</w:t>
       </w:r>
     </w:p>
     <w:p>
@@ -2495,42 +4788,7 @@
           <w:sz w:val="21"/>
           <w:szCs w:val="21"/>
         </w:rPr>
-        <w:t xml:space="preserve">Los datos </w:t>
-      </w:r>
-      <w:r>
-        <w:rPr>
-          <w:rFonts w:ascii="Roboto" w:cs="Roboto" w:eastAsia="Roboto" w:hAnsi="Roboto"/>
-          <w:b/>
-          <w:bCs/>
-          <w:color w:val="1A1A1A"/>
-          <w:sz w:val="21"/>
-          <w:szCs w:val="21"/>
-        </w:rPr>
-        <w:t xml:space="preserve">no se transfieren</w:t>
-      </w:r>
-      <w:r>
-        <w:rPr>
-          <w:rFonts w:ascii="Roboto" w:cs="Roboto" w:eastAsia="Roboto" w:hAnsi="Roboto"/>
-          <w:color w:val="1A1A1A"/>
-          <w:sz w:val="21"/>
-          <w:szCs w:val="21"/>
-        </w:rPr>
-        <w:t xml:space="preserve"> a terceros, salvo las transferencias que la ley prevé sin necesidad de consentimiento, por ejemplo a autoridades competentes que los requieran de forma fundada y motivada.</w:t>
-      </w:r>
-    </w:p>
-    <w:p>
-      <w:pPr>
-        <w:spacing w:after="140" w:before="0" w:line="300"/>
-        <w:jc w:val="both"/>
-      </w:pPr>
-      <w:r>
-        <w:rPr>
-          <w:rFonts w:ascii="Roboto" w:cs="Roboto" w:eastAsia="Roboto" w:hAnsi="Roboto"/>
-          <w:color w:val="1A1A1A"/>
-          <w:sz w:val="21"/>
-          <w:szCs w:val="21"/>
-        </w:rPr>
-        <w:t xml:space="preserve">La infraestructura en la que se alojan pertenece a la Administración Pública de la Ciudad de México [confirmar la redacción sobre la Agencia Digital de Innovación Pública como proveedora de la infraestructura].</w:t>
+        <w:t xml:space="preserve">Solo si usted enciende el fondo «Satélite», su navegador pide las imágenes a Esri; y si abre desde una ficha un enlace a Google Maps, se abre el sitio de Google. En esos casos, esos servicios reciben la dirección IP de su equipo y se rigen por sus propios avisos de privacidad. La Secretaría no les envía ninguno de los datos de este aviso.</w:t>
       </w:r>
     </w:p>
     <w:p>
@@ -2547,7 +4805,7 @@
           <w:sz w:val="22"/>
           <w:szCs w:val="22"/>
         </w:rPr>
-        <w:t xml:space="preserve">¿Cuánto tiempo se conservan?</w:t>
+        <w:t xml:space="preserve">Conservación</w:t>
       </w:r>
     </w:p>
     <w:p>
@@ -2564,7 +4822,7 @@
           <w:sz w:val="19"/>
           <w:szCs w:val="19"/>
         </w:rPr>
-        <w:t xml:space="preserve">Tabla 3. </w:t>
+        <w:t xml:space="preserve">Tabla 5. </w:t>
       </w:r>
       <w:r>
         <w:rPr>
@@ -2617,6 +4875,7 @@
           <w:p>
             <w:pPr>
               <w:spacing w:after="0" w:line="250"/>
+              <w:jc w:val="left"/>
             </w:pPr>
             <w:r>
               <w:rPr>
@@ -2652,6 +4911,7 @@
           <w:p>
             <w:pPr>
               <w:spacing w:after="0" w:line="250"/>
+              <w:jc w:val="left"/>
             </w:pPr>
             <w:r>
               <w:rPr>
@@ -2668,6 +4928,9 @@
         </w:tc>
       </w:tr>
       <w:tr>
+        <w:trPr>
+          <w:cantSplit/>
+        </w:trPr>
         <w:tc>
           <w:tcPr>
             <w:tcW w:type="dxa" w:w="3600"/>
@@ -2688,7 +4951,8 @@
           </w:tcPr>
           <w:p>
             <w:pPr>
-              <w:spacing w:after="0" w:line="250"/>
+              <w:spacing w:after="60" w:line="250"/>
+              <w:jc w:val="left"/>
             </w:pPr>
             <w:r>
               <w:rPr>
@@ -2721,21 +4985,25 @@
           </w:tcPr>
           <w:p>
             <w:pPr>
-              <w:spacing w:after="0" w:line="250"/>
-            </w:pPr>
-            <w:r>
-              <w:rPr>
-                <w:rFonts w:ascii="Roboto" w:cs="Roboto" w:eastAsia="Roboto" w:hAnsi="Roboto"/>
-                <w:color w:val="1A1A1A"/>
-                <w:sz w:val="18"/>
-                <w:szCs w:val="18"/>
-              </w:rPr>
-              <w:t xml:space="preserve">Mientras la cuenta esté vigente. Al darla de baja se conserva desactivada [plazo a definir con el área de archivo] para dar seguimiento a la bitácora</w:t>
+              <w:spacing w:after="60" w:line="250"/>
+              <w:jc w:val="left"/>
+            </w:pPr>
+            <w:r>
+              <w:rPr>
+                <w:rFonts w:ascii="Roboto" w:cs="Roboto" w:eastAsia="Roboto" w:hAnsi="Roboto"/>
+                <w:color w:val="1A1A1A"/>
+                <w:sz w:val="18"/>
+                <w:szCs w:val="18"/>
+              </w:rPr>
+              <w:t xml:space="preserve">Mientras esté vigente; tras la baja, se conserva desactivada 24 meses</w:t>
             </w:r>
           </w:p>
         </w:tc>
       </w:tr>
       <w:tr>
+        <w:trPr>
+          <w:cantSplit/>
+        </w:trPr>
         <w:tc>
           <w:tcPr>
             <w:tcW w:type="dxa" w:w="3600"/>
@@ -2756,16 +5024,17 @@
           </w:tcPr>
           <w:p>
             <w:pPr>
-              <w:spacing w:after="0" w:line="250"/>
-            </w:pPr>
-            <w:r>
-              <w:rPr>
-                <w:rFonts w:ascii="Roboto" w:cs="Roboto" w:eastAsia="Roboto" w:hAnsi="Roboto"/>
-                <w:color w:val="1A1A1A"/>
-                <w:sz w:val="18"/>
-                <w:szCs w:val="18"/>
-              </w:rPr>
-              <w:t xml:space="preserve">Bitácora de uso (accesos, visitas, consultas, descargas)</w:t>
+              <w:spacing w:after="60" w:line="250"/>
+              <w:jc w:val="left"/>
+            </w:pPr>
+            <w:r>
+              <w:rPr>
+                <w:rFonts w:ascii="Roboto" w:cs="Roboto" w:eastAsia="Roboto" w:hAnsi="Roboto"/>
+                <w:color w:val="1A1A1A"/>
+                <w:sz w:val="18"/>
+                <w:szCs w:val="18"/>
+              </w:rPr>
+              <w:t xml:space="preserve">Bitácora de uso</w:t>
             </w:r>
           </w:p>
         </w:tc>
@@ -2789,21 +5058,25 @@
           </w:tcPr>
           <w:p>
             <w:pPr>
-              <w:spacing w:after="0" w:line="250"/>
-            </w:pPr>
-            <w:r>
-              <w:rPr>
-                <w:rFonts w:ascii="Roboto" w:cs="Roboto" w:eastAsia="Roboto" w:hAnsi="Roboto"/>
-                <w:color w:val="1A1A1A"/>
-                <w:sz w:val="18"/>
-                <w:szCs w:val="18"/>
-              </w:rPr>
-              <w:t xml:space="preserve">24 meses; después se elimina de forma automática</w:t>
+              <w:spacing w:after="60" w:line="250"/>
+              <w:jc w:val="left"/>
+            </w:pPr>
+            <w:r>
+              <w:rPr>
+                <w:rFonts w:ascii="Roboto" w:cs="Roboto" w:eastAsia="Roboto" w:hAnsi="Roboto"/>
+                <w:color w:val="1A1A1A"/>
+                <w:sz w:val="18"/>
+                <w:szCs w:val="18"/>
+              </w:rPr>
+              <w:t xml:space="preserve">24 meses</w:t>
             </w:r>
           </w:p>
         </w:tc>
       </w:tr>
       <w:tr>
+        <w:trPr>
+          <w:cantSplit/>
+        </w:trPr>
         <w:tc>
           <w:tcPr>
             <w:tcW w:type="dxa" w:w="3600"/>
@@ -2824,7 +5097,8 @@
           </w:tcPr>
           <w:p>
             <w:pPr>
-              <w:spacing w:after="0" w:line="250"/>
+              <w:spacing w:after="60" w:line="250"/>
+              <w:jc w:val="left"/>
             </w:pPr>
             <w:r>
               <w:rPr>
@@ -2857,21 +5131,25 @@
           </w:tcPr>
           <w:p>
             <w:pPr>
-              <w:spacing w:after="0" w:line="250"/>
-            </w:pPr>
-            <w:r>
-              <w:rPr>
-                <w:rFonts w:ascii="Roboto" w:cs="Roboto" w:eastAsia="Roboto" w:hAnsi="Roboto"/>
-                <w:color w:val="1A1A1A"/>
-                <w:sz w:val="18"/>
-                <w:szCs w:val="18"/>
-              </w:rPr>
-              <w:t xml:space="preserve">6 meses; después se borra de la bitácora de forma automática</w:t>
+              <w:spacing w:after="60" w:line="250"/>
+              <w:jc w:val="left"/>
+            </w:pPr>
+            <w:r>
+              <w:rPr>
+                <w:rFonts w:ascii="Roboto" w:cs="Roboto" w:eastAsia="Roboto" w:hAnsi="Roboto"/>
+                <w:color w:val="1A1A1A"/>
+                <w:sz w:val="18"/>
+                <w:szCs w:val="18"/>
+              </w:rPr>
+              <w:t xml:space="preserve">6 meses</w:t>
             </w:r>
           </w:p>
         </w:tc>
       </w:tr>
       <w:tr>
+        <w:trPr>
+          <w:cantSplit/>
+        </w:trPr>
         <w:tc>
           <w:tcPr>
             <w:tcW w:type="dxa" w:w="3600"/>
@@ -2892,7 +5170,8 @@
           </w:tcPr>
           <w:p>
             <w:pPr>
-              <w:spacing w:after="0" w:line="250"/>
+              <w:spacing w:after="60" w:line="250"/>
+              <w:jc w:val="left"/>
             </w:pPr>
             <w:r>
               <w:rPr>
@@ -2925,16 +5204,17 @@
           </w:tcPr>
           <w:p>
             <w:pPr>
-              <w:spacing w:after="0" w:line="250"/>
-            </w:pPr>
-            <w:r>
-              <w:rPr>
-                <w:rFonts w:ascii="Roboto" w:cs="Roboto" w:eastAsia="Roboto" w:hAnsi="Roboto"/>
-                <w:color w:val="1A1A1A"/>
-                <w:sz w:val="18"/>
-                <w:szCs w:val="18"/>
-              </w:rPr>
-              <w:t xml:space="preserve">Hasta cerrar sesión, tras 12 horas sin actividad o a los 7 días, lo que ocurra primero</w:t>
+              <w:spacing w:after="60" w:line="250"/>
+              <w:jc w:val="left"/>
+            </w:pPr>
+            <w:r>
+              <w:rPr>
+                <w:rFonts w:ascii="Roboto" w:cs="Roboto" w:eastAsia="Roboto" w:hAnsi="Roboto"/>
+                <w:color w:val="1A1A1A"/>
+                <w:sz w:val="18"/>
+                <w:szCs w:val="18"/>
+              </w:rPr>
+              <w:t xml:space="preserve">Hasta cerrar sesión, 12 horas sin actividad o 7 días, lo que ocurra primero</w:t>
             </w:r>
           </w:p>
         </w:tc>
@@ -2953,7 +5233,22 @@
           <w:sz w:val="16"/>
           <w:szCs w:val="16"/>
         </w:rPr>
-        <w:t xml:space="preserve">Fuente: Secretaría del Medio Ambiente, sistema de inicio de sesión de la herramienta, octubre de 2026.</w:t>
+        <w:t xml:space="preserve">Fuente: Secretaría del Medio Ambiente, módulo de inicio de sesión de la herramienta, octubre de 2026.</w:t>
+      </w:r>
+    </w:p>
+    <w:p>
+      <w:pPr>
+        <w:spacing w:after="140" w:before="0" w:line="300"/>
+        <w:jc w:val="both"/>
+      </w:pPr>
+      <w:r>
+        <w:rPr>
+          <w:rFonts w:ascii="Roboto" w:cs="Roboto" w:eastAsia="Roboto" w:hAnsi="Roboto"/>
+          <w:color w:val="1A1A1A"/>
+          <w:sz w:val="21"/>
+          <w:szCs w:val="21"/>
+        </w:rPr>
+        <w:t xml:space="preserve">Al vencer el plazo, las cuentas dadas de baja, la bitácora y la dirección IP se eliminan de forma automática.</w:t>
       </w:r>
     </w:p>
     <w:p>
@@ -2970,121 +5265,22 @@
           <w:sz w:val="22"/>
           <w:szCs w:val="22"/>
         </w:rPr>
-        <w:t xml:space="preserve">Medidas de seguridad</w:t>
-      </w:r>
-    </w:p>
-    <w:p>
-      <w:pPr>
-        <w:pStyle w:val="ListParagraph"/>
-        <w:numPr>
-          <w:ilvl w:val="0"/>
-          <w:numId w:val="1"/>
-        </w:numPr>
-        <w:spacing w:after="80" w:line="290"/>
-      </w:pPr>
-      <w:r>
-        <w:rPr>
-          <w:rFonts w:ascii="Roboto" w:cs="Roboto" w:eastAsia="Roboto" w:hAnsi="Roboto"/>
-          <w:color w:val="1A1A1A"/>
-          <w:sz w:val="21"/>
-          <w:szCs w:val="21"/>
-        </w:rPr>
-        <w:t xml:space="preserve">La base de datos está en una red aislada, sin salida a internet, y solo acepta conexiones cifradas desde el servidor de aplicaciones.</w:t>
-      </w:r>
-    </w:p>
-    <w:p>
-      <w:pPr>
-        <w:pStyle w:val="ListParagraph"/>
-        <w:numPr>
-          <w:ilvl w:val="0"/>
-          <w:numId w:val="1"/>
-        </w:numPr>
-        <w:spacing w:after="80" w:line="290"/>
-      </w:pPr>
-      <w:r>
-        <w:rPr>
-          <w:rFonts w:ascii="Roboto" w:cs="Roboto" w:eastAsia="Roboto" w:hAnsi="Roboto"/>
-          <w:color w:val="1A1A1A"/>
-          <w:sz w:val="21"/>
-          <w:szCs w:val="21"/>
-        </w:rPr>
-        <w:t xml:space="preserve">El sistema usa una cuenta de servicio propia, restringida a su esquema.</w:t>
-      </w:r>
-    </w:p>
-    <w:p>
-      <w:pPr>
-        <w:pStyle w:val="ListParagraph"/>
-        <w:numPr>
-          <w:ilvl w:val="0"/>
-          <w:numId w:val="1"/>
-        </w:numPr>
-        <w:spacing w:after="80" w:line="290"/>
-      </w:pPr>
-      <w:r>
-        <w:rPr>
-          <w:rFonts w:ascii="Roboto" w:cs="Roboto" w:eastAsia="Roboto" w:hAnsi="Roboto"/>
-          <w:color w:val="1A1A1A"/>
-          <w:sz w:val="21"/>
-          <w:szCs w:val="21"/>
-        </w:rPr>
-        <w:t xml:space="preserve">Las contraseñas se guardan con una función de huella resistente a ataques (scrypt).</w:t>
-      </w:r>
-    </w:p>
-    <w:p>
-      <w:pPr>
-        <w:pStyle w:val="ListParagraph"/>
-        <w:numPr>
-          <w:ilvl w:val="0"/>
-          <w:numId w:val="1"/>
-        </w:numPr>
-        <w:spacing w:after="80" w:line="290"/>
-      </w:pPr>
-      <w:r>
-        <w:rPr>
-          <w:rFonts w:ascii="Roboto" w:cs="Roboto" w:eastAsia="Roboto" w:hAnsi="Roboto"/>
-          <w:color w:val="1A1A1A"/>
-          <w:sz w:val="21"/>
-          <w:szCs w:val="21"/>
-        </w:rPr>
-        <w:t xml:space="preserve">La cookie de sesión solo viaja cifrada y no es accesible para programas de la página.</w:t>
-      </w:r>
-    </w:p>
-    <w:p>
-      <w:pPr>
-        <w:pStyle w:val="ListParagraph"/>
-        <w:numPr>
-          <w:ilvl w:val="0"/>
-          <w:numId w:val="1"/>
-        </w:numPr>
-        <w:spacing w:after="80" w:line="290"/>
-      </w:pPr>
-      <w:r>
-        <w:rPr>
-          <w:rFonts w:ascii="Roboto" w:cs="Roboto" w:eastAsia="Roboto" w:hAnsi="Roboto"/>
-          <w:color w:val="1A1A1A"/>
-          <w:sz w:val="21"/>
-          <w:szCs w:val="21"/>
-        </w:rPr>
-        <w:t xml:space="preserve">Hay respaldos cifrados.</w:t>
-      </w:r>
-    </w:p>
-    <w:p>
-      <w:pPr>
-        <w:pStyle w:val="ListParagraph"/>
-        <w:numPr>
-          <w:ilvl w:val="0"/>
-          <w:numId w:val="1"/>
-        </w:numPr>
-        <w:spacing w:after="80" w:line="290"/>
-      </w:pPr>
-      <w:r>
-        <w:rPr>
-          <w:rFonts w:ascii="Roboto" w:cs="Roboto" w:eastAsia="Roboto" w:hAnsi="Roboto"/>
-          <w:color w:val="1A1A1A"/>
-          <w:sz w:val="21"/>
-          <w:szCs w:val="21"/>
-        </w:rPr>
-        <w:t xml:space="preserve">Las direcciones IP no se incluyen en los reportes ni en las exportaciones de la bitácora.</w:t>
+        <w:t xml:space="preserve">Derechos ARCOP</w:t>
+      </w:r>
+    </w:p>
+    <w:p>
+      <w:pPr>
+        <w:spacing w:after="140" w:before="0" w:line="300"/>
+        <w:jc w:val="both"/>
+      </w:pPr>
+      <w:r>
+        <w:rPr>
+          <w:rFonts w:ascii="Roboto" w:cs="Roboto" w:eastAsia="Roboto" w:hAnsi="Roboto"/>
+          <w:color w:val="1A1A1A"/>
+          <w:sz w:val="21"/>
+          <w:szCs w:val="21"/>
+        </w:rPr>
+        <w:t xml:space="preserve">Usted puede ejercer sus derechos de acceso, rectificación, cancelación, oposición y portabilidad (ARCOP) ante la Unidad de Transparencia de la Secretaría del Medio Ambiente de la Ciudad de México, ubicada en Plaza de la Constitución número 1, piso 3, colonia Centro, alcaldía Cuauhtémoc, C.P. 06000, Ciudad de México, teléfono 55 53 45 81 87 y 88, extensión 129, por escrito libre, en sus formatos, por medios electrónicos o por la Plataforma Nacional de Transparencia. El trámite es gratuito; para hacerlo debe acreditar su identidad o la de quien le represente.</w:t>
       </w:r>
     </w:p>
     <w:p>
@@ -3101,126 +5297,7 @@
           <w:sz w:val="22"/>
           <w:szCs w:val="22"/>
         </w:rPr>
-        <w:t xml:space="preserve">Derechos ARCO y revocación del consentimiento</w:t>
-      </w:r>
-    </w:p>
-    <w:p>
-      <w:pPr>
-        <w:spacing w:after="140" w:before="0" w:line="300"/>
-        <w:jc w:val="both"/>
-      </w:pPr>
-      <w:r>
-        <w:rPr>
-          <w:rFonts w:ascii="Roboto" w:cs="Roboto" w:eastAsia="Roboto" w:hAnsi="Roboto"/>
-          <w:color w:val="1A1A1A"/>
-          <w:sz w:val="21"/>
-          <w:szCs w:val="21"/>
-        </w:rPr>
-        <w:t xml:space="preserve">Puede ejercer sus derechos de acceso, rectificación, cancelación y oposición (ARCO) ante la Unidad de Transparencia de la SEDEMA:</w:t>
-      </w:r>
-    </w:p>
-    <w:p>
-      <w:pPr>
-        <w:pStyle w:val="ListParagraph"/>
-        <w:numPr>
-          <w:ilvl w:val="0"/>
-          <w:numId w:val="1"/>
-        </w:numPr>
-        <w:spacing w:after="80" w:line="290"/>
-      </w:pPr>
-      <w:r>
-        <w:rPr>
-          <w:rFonts w:ascii="Roboto" w:cs="Roboto" w:eastAsia="Roboto" w:hAnsi="Roboto"/>
-          <w:color w:val="1A1A1A"/>
-          <w:sz w:val="21"/>
-          <w:szCs w:val="21"/>
-        </w:rPr>
-        <w:t xml:space="preserve">En [domicilio de la Unidad de Transparencia].</w:t>
-      </w:r>
-    </w:p>
-    <w:p>
-      <w:pPr>
-        <w:pStyle w:val="ListParagraph"/>
-        <w:numPr>
-          <w:ilvl w:val="0"/>
-          <w:numId w:val="1"/>
-        </w:numPr>
-        <w:spacing w:after="80" w:line="290"/>
-      </w:pPr>
-      <w:r>
-        <w:rPr>
-          <w:rFonts w:ascii="Roboto" w:cs="Roboto" w:eastAsia="Roboto" w:hAnsi="Roboto"/>
-          <w:color w:val="1A1A1A"/>
-          <w:sz w:val="21"/>
-          <w:szCs w:val="21"/>
-        </w:rPr>
-        <w:t xml:space="preserve">Por correo electrónico a [correo de la Unidad de Transparencia].</w:t>
-      </w:r>
-    </w:p>
-    <w:p>
-      <w:pPr>
-        <w:pStyle w:val="ListParagraph"/>
-        <w:numPr>
-          <w:ilvl w:val="0"/>
-          <w:numId w:val="1"/>
-        </w:numPr>
-        <w:spacing w:after="80" w:line="290"/>
-      </w:pPr>
-      <w:r>
-        <w:rPr>
-          <w:rFonts w:ascii="Roboto" w:cs="Roboto" w:eastAsia="Roboto" w:hAnsi="Roboto"/>
-          <w:color w:val="1A1A1A"/>
-          <w:sz w:val="21"/>
-          <w:szCs w:val="21"/>
-        </w:rPr>
-        <w:t xml:space="preserve">Por medio de la Plataforma Nacional de Transparencia ([confirmar el medio vigente]).</w:t>
-      </w:r>
-    </w:p>
-    <w:p>
-      <w:pPr>
-        <w:spacing w:after="140" w:before="0" w:line="300"/>
-        <w:jc w:val="both"/>
-      </w:pPr>
-      <w:r>
-        <w:rPr>
-          <w:rFonts w:ascii="Roboto" w:cs="Roboto" w:eastAsia="Roboto" w:hAnsi="Roboto"/>
-          <w:color w:val="1A1A1A"/>
-          <w:sz w:val="21"/>
-          <w:szCs w:val="21"/>
-        </w:rPr>
-        <w:t xml:space="preserve">Para cualquier duda sobre este aviso: [teléfono y correo de la Unidad de Transparencia].</w:t>
-      </w:r>
-    </w:p>
-    <w:p>
-      <w:pPr>
-        <w:spacing w:after="140" w:before="0" w:line="300"/>
-        <w:jc w:val="both"/>
-      </w:pPr>
-      <w:r>
-        <w:rPr>
-          <w:rFonts w:ascii="Roboto" w:cs="Roboto" w:eastAsia="Roboto" w:hAnsi="Roboto"/>
-          <w:color w:val="1A1A1A"/>
-          <w:sz w:val="21"/>
-          <w:szCs w:val="21"/>
-        </w:rPr>
-        <w:t xml:space="preserve">Si considera que su derecho a la protección de datos personales fue vulnerado, puede acudir ante [órgano garante de la Ciudad de México en materia de protección de datos personales — confirmar denominación vigente].</w:t>
-      </w:r>
-    </w:p>
-    <w:p>
-      <w:pPr>
-        <w:keepNext/>
-        <w:spacing w:after="100" w:before="200"/>
-      </w:pPr>
-      <w:r>
-        <w:rPr>
-          <w:rFonts w:ascii="Cabin" w:cs="Cabin" w:eastAsia="Cabin" w:hAnsi="Cabin"/>
-          <w:b/>
-          <w:bCs/>
-          <w:color w:val="9D2148"/>
-          <w:sz w:val="22"/>
-          <w:szCs w:val="22"/>
-        </w:rPr>
-        <w:t xml:space="preserve">Cambios a este aviso</w:t>
+        <w:t xml:space="preserve">Cambios</w:t>
       </w:r>
     </w:p>
     <w:p>
@@ -3235,7 +5312,7 @@
           <w:sz w:val="21"/>
           <w:szCs w:val="21"/>
         </w:rPr>
-        <w:t xml:space="preserve">Cualquier cambio a este aviso se publicará en la pantalla de acceso de la herramienta (</w:t>
+        <w:t xml:space="preserve">Se publicarán en la pantalla de acceso de la herramienta (</w:t>
       </w:r>
       <w:r>
         <w:rPr>
@@ -3246,7 +5323,7 @@
           <w:sz w:val="21"/>
           <w:szCs w:val="21"/>
         </w:rPr>
-        <w:t xml:space="preserve">sedema.sia.cdmx.gob.mx/acceso/calles/</w:t>
+        <w:t xml:space="preserve">sedema.sia.cdmx.gob.mx/priorizacion-reforestacion/acceso/</w:t>
       </w:r>
       <w:r>
         <w:rPr>
@@ -3270,7 +5347,7 @@
           <w:sz w:val="21"/>
           <w:szCs w:val="21"/>
         </w:rPr>
-        <w:t xml:space="preserve">Última actualización: [fecha de aprobación].</w:t>
+        <w:t xml:space="preserve">Última actualización: 20 de octubre de 2026.</w:t>
       </w:r>
     </w:p>
     <w:p>
@@ -3292,7 +5369,7 @@
           <w:sz w:val="26"/>
           <w:szCs w:val="26"/>
         </w:rPr>
-        <w:t xml:space="preserve">ANEXO 2. AVISO DE PRIVACIDAD SIMPLIFICADO (PROYECTO)</w:t>
+        <w:t xml:space="preserve">ANEXO 3. AVISO DE PRIVACIDAD SIMPLIFICADO (PROYECTO)</w:t>
       </w:r>
     </w:p>
     <w:p>
@@ -3322,7 +5399,7 @@
           <w:sz w:val="18"/>
           <w:szCs w:val="18"/>
         </w:rPr>
-        <w:t xml:space="preserve"> Va en la pantalla de acceso, junto al enlace al aviso integral.</w:t>
+        <w:t xml:space="preserve"> Adecuado a la ley de datos personales del 13 de julio de 2026. Va en la pantalla de acceso, junto al enlace al aviso integral.</w:t>
       </w:r>
     </w:p>
     <w:p>
@@ -3357,7 +5434,7 @@
           <w:sz w:val="21"/>
           <w:szCs w:val="21"/>
         </w:rPr>
-        <w:t xml:space="preserve">.</w:t>
+        <w:t xml:space="preserve">, que integran el sistema de datos personales «Cuentas de acceso y bitácora de uso de la herramienta Modelo de priorización de reforestación urbana».</w:t>
       </w:r>
     </w:p>
     <w:p>
@@ -3385,6 +5462,7 @@
           <w:numId w:val="1"/>
         </w:numPr>
         <w:spacing w:after="80" w:line="290"/>
+        <w:jc w:val="both"/>
       </w:pPr>
       <w:r>
         <w:rPr>
@@ -3404,6 +5482,7 @@
           <w:numId w:val="1"/>
         </w:numPr>
         <w:spacing w:after="80" w:line="290"/>
+        <w:jc w:val="both"/>
       </w:pPr>
       <w:r>
         <w:rPr>
@@ -3423,6 +5502,7 @@
           <w:numId w:val="1"/>
         </w:numPr>
         <w:spacing w:after="80" w:line="290"/>
+        <w:jc w:val="both"/>
       </w:pPr>
       <w:r>
         <w:rPr>
@@ -3459,6 +5539,7 @@
           <w:numId w:val="1"/>
         </w:numPr>
         <w:spacing w:after="80" w:line="290"/>
+        <w:jc w:val="both"/>
       </w:pPr>
       <w:r>
         <w:rPr>
@@ -3478,6 +5559,7 @@
           <w:numId w:val="1"/>
         </w:numPr>
         <w:spacing w:after="80" w:line="290"/>
+        <w:jc w:val="both"/>
       </w:pPr>
       <w:r>
         <w:rPr>
@@ -3497,6 +5579,7 @@
           <w:numId w:val="1"/>
         </w:numPr>
         <w:spacing w:after="80" w:line="290"/>
+        <w:jc w:val="both"/>
       </w:pPr>
       <w:r>
         <w:rPr>
@@ -3516,6 +5599,21 @@
       <w:r>
         <w:rPr>
           <w:rFonts w:ascii="Roboto" w:cs="Roboto" w:eastAsia="Roboto" w:hAnsi="Roboto"/>
+          <w:color w:val="1A1A1A"/>
+          <w:sz w:val="21"/>
+          <w:szCs w:val="21"/>
+        </w:rPr>
+        <w:t xml:space="preserve">Ninguna de estas finalidades requiere su consentimiento.</w:t>
+      </w:r>
+    </w:p>
+    <w:p>
+      <w:pPr>
+        <w:spacing w:after="140" w:before="0" w:line="300"/>
+        <w:jc w:val="both"/>
+      </w:pPr>
+      <w:r>
+        <w:rPr>
+          <w:rFonts w:ascii="Roboto" w:cs="Roboto" w:eastAsia="Roboto" w:hAnsi="Roboto"/>
           <w:b/>
           <w:bCs/>
           <w:color w:val="1A1A1A"/>
@@ -3531,7 +5629,7 @@
           <w:sz w:val="21"/>
           <w:szCs w:val="21"/>
         </w:rPr>
-        <w:t xml:space="preserve"> no se transfieren, salvo las que prevé la ley.</w:t>
+        <w:t xml:space="preserve"> sus datos no se transfieren, salvo en los casos que prevé la ley, por ejemplo, ante el requerimiento de una autoridad competente.</w:t>
       </w:r>
     </w:p>
     <w:p>
@@ -3557,7 +5655,7 @@
           <w:sz w:val="21"/>
           <w:szCs w:val="21"/>
         </w:rPr>
-        <w:t xml:space="preserve"> puede ejercer sus derechos de acceso, rectificación, cancelación y oposición ante la Unidad de Transparencia de la SEDEMA ([correo o domicilio]).</w:t>
+        <w:t xml:space="preserve"> puede ejercer sus derechos de acceso, rectificación, cancelación, oposición y portabilidad (ARCOP) ante la Unidad de Transparencia de la SEDEMA (Plaza de la Constitución número 1, piso 3, colonia Centro, alcaldía Cuauhtémoc, C.P. 06000; teléfono 55 53 45 81 87 y 88, extensión 129) o por la Plataforma Nacional de Transparencia.</w:t>
       </w:r>
     </w:p>
     <w:p>
@@ -3594,7 +5692,7 @@
           <w:sz w:val="21"/>
           <w:szCs w:val="21"/>
         </w:rPr>
-        <w:t xml:space="preserve">sedema.sia.cdmx.gob.mx/acceso/calles/aviso-de-privacidad.html</w:t>
+        <w:t xml:space="preserve">sedema.sia.cdmx.gob.mx/priorizacion-reforestacion/acceso/aviso-de-privacidad.html</w:t>
       </w:r>
       <w:r>
         <w:rPr>
@@ -3684,8 +5782,32 @@
         <w:szCs w:val="16"/>
       </w:rPr>
       <w:fldChar w:fldCharType="begin"/>
+    </w:r>
+    <w:r>
+      <w:rPr>
+        <w:rFonts w:ascii="Roboto" w:cs="Roboto" w:eastAsia="Roboto" w:hAnsi="Roboto"/>
+        <w:color w:val="55585A"/>
+        <w:sz w:val="16"/>
+        <w:szCs w:val="16"/>
+      </w:rPr>
       <w:instrText xml:space="preserve">PAGE</w:instrText>
+    </w:r>
+    <w:r>
+      <w:rPr>
+        <w:rFonts w:ascii="Roboto" w:cs="Roboto" w:eastAsia="Roboto" w:hAnsi="Roboto"/>
+        <w:color w:val="55585A"/>
+        <w:sz w:val="16"/>
+        <w:szCs w:val="16"/>
+      </w:rPr>
       <w:fldChar w:fldCharType="separate"/>
+    </w:r>
+    <w:r>
+      <w:rPr>
+        <w:rFonts w:ascii="Roboto" w:cs="Roboto" w:eastAsia="Roboto" w:hAnsi="Roboto"/>
+        <w:color w:val="55585A"/>
+        <w:sz w:val="16"/>
+        <w:szCs w:val="16"/>
+      </w:rPr>
       <w:fldChar w:fldCharType="end"/>
     </w:r>
     <w:r>
@@ -3705,8 +5827,32 @@
         <w:szCs w:val="16"/>
       </w:rPr>
       <w:fldChar w:fldCharType="begin"/>
+    </w:r>
+    <w:r>
+      <w:rPr>
+        <w:rFonts w:ascii="Roboto" w:cs="Roboto" w:eastAsia="Roboto" w:hAnsi="Roboto"/>
+        <w:color w:val="55585A"/>
+        <w:sz w:val="16"/>
+        <w:szCs w:val="16"/>
+      </w:rPr>
       <w:instrText xml:space="preserve">NUMPAGES</w:instrText>
+    </w:r>
+    <w:r>
+      <w:rPr>
+        <w:rFonts w:ascii="Roboto" w:cs="Roboto" w:eastAsia="Roboto" w:hAnsi="Roboto"/>
+        <w:color w:val="55585A"/>
+        <w:sz w:val="16"/>
+        <w:szCs w:val="16"/>
+      </w:rPr>
       <w:fldChar w:fldCharType="separate"/>
+    </w:r>
+    <w:r>
+      <w:rPr>
+        <w:rFonts w:ascii="Roboto" w:cs="Roboto" w:eastAsia="Roboto" w:hAnsi="Roboto"/>
+        <w:color w:val="55585A"/>
+        <w:sz w:val="16"/>
+        <w:szCs w:val="16"/>
+      </w:rPr>
       <w:fldChar w:fldCharType="end"/>
     </w:r>
   </w:p>
@@ -3739,8 +5885,32 @@
         <w:szCs w:val="16"/>
       </w:rPr>
       <w:fldChar w:fldCharType="begin"/>
+    </w:r>
+    <w:r>
+      <w:rPr>
+        <w:rFonts w:ascii="Roboto" w:cs="Roboto" w:eastAsia="Roboto" w:hAnsi="Roboto"/>
+        <w:color w:val="55585A"/>
+        <w:sz w:val="16"/>
+        <w:szCs w:val="16"/>
+      </w:rPr>
       <w:instrText xml:space="preserve">PAGE</w:instrText>
+    </w:r>
+    <w:r>
+      <w:rPr>
+        <w:rFonts w:ascii="Roboto" w:cs="Roboto" w:eastAsia="Roboto" w:hAnsi="Roboto"/>
+        <w:color w:val="55585A"/>
+        <w:sz w:val="16"/>
+        <w:szCs w:val="16"/>
+      </w:rPr>
       <w:fldChar w:fldCharType="separate"/>
+    </w:r>
+    <w:r>
+      <w:rPr>
+        <w:rFonts w:ascii="Roboto" w:cs="Roboto" w:eastAsia="Roboto" w:hAnsi="Roboto"/>
+        <w:color w:val="55585A"/>
+        <w:sz w:val="16"/>
+        <w:szCs w:val="16"/>
+      </w:rPr>
       <w:fldChar w:fldCharType="end"/>
     </w:r>
     <w:r>
@@ -3760,8 +5930,32 @@
         <w:szCs w:val="16"/>
       </w:rPr>
       <w:fldChar w:fldCharType="begin"/>
+    </w:r>
+    <w:r>
+      <w:rPr>
+        <w:rFonts w:ascii="Roboto" w:cs="Roboto" w:eastAsia="Roboto" w:hAnsi="Roboto"/>
+        <w:color w:val="55585A"/>
+        <w:sz w:val="16"/>
+        <w:szCs w:val="16"/>
+      </w:rPr>
       <w:instrText xml:space="preserve">NUMPAGES</w:instrText>
+    </w:r>
+    <w:r>
+      <w:rPr>
+        <w:rFonts w:ascii="Roboto" w:cs="Roboto" w:eastAsia="Roboto" w:hAnsi="Roboto"/>
+        <w:color w:val="55585A"/>
+        <w:sz w:val="16"/>
+        <w:szCs w:val="16"/>
+      </w:rPr>
       <w:fldChar w:fldCharType="separate"/>
+    </w:r>
+    <w:r>
+      <w:rPr>
+        <w:rFonts w:ascii="Roboto" w:cs="Roboto" w:eastAsia="Roboto" w:hAnsi="Roboto"/>
+        <w:color w:val="55585A"/>
+        <w:sz w:val="16"/>
+        <w:szCs w:val="16"/>
+      </w:rPr>
       <w:fldChar w:fldCharType="end"/>
     </w:r>
   </w:p>
@@ -3799,6 +5993,48 @@
       </w:r>
       <w:r>
         <w:continuationSeparator/>
+      </w:r>
+    </w:p>
+  </w:footnote>
+  <w:footnote w:id="1">
+    <w:p>
+      <w:r>
+        <w:rPr>
+          <w:rStyle w:val="FootnoteReference"/>
+        </w:rPr>
+        <w:footnoteRef/>
+      </w:r>
+      <w:r>
+        <w:rPr>
+          <w:rFonts w:ascii="Roboto" w:cs="Roboto" w:eastAsia="Roboto" w:hAnsi="Roboto"/>
+          <w:i/>
+          <w:iCs/>
+          <w:color w:val="55585A"/>
+          <w:sz w:val="16"/>
+          <w:szCs w:val="16"/>
+        </w:rPr>
+        <w:t xml:space="preserve"> Publicada en la Gaceta Oficial de la Ciudad de México el 13 de julio de 2026; entró en vigor al día siguiente (transitorio tercero). Su transitorio cuarto abroga la ley publicada el 22 de febrero de 2018. Texto consultado en la compilación de la PAOT (paot.org.mx) el 19 de octubre de 2026.</w:t>
+      </w:r>
+    </w:p>
+  </w:footnote>
+  <w:footnote w:id="2">
+    <w:p>
+      <w:r>
+        <w:rPr>
+          <w:rStyle w:val="FootnoteReference"/>
+        </w:rPr>
+        <w:footnoteRef/>
+      </w:r>
+      <w:r>
+        <w:rPr>
+          <w:rFonts w:ascii="Roboto" w:cs="Roboto" w:eastAsia="Roboto" w:hAnsi="Roboto"/>
+          <w:i/>
+          <w:iCs/>
+          <w:color w:val="55585A"/>
+          <w:sz w:val="16"/>
+          <w:szCs w:val="16"/>
+        </w:rPr>
+        <w:t xml:space="preserve"> La versión del Reglamento Interior consultada es la de la compilación de la PAOT con reforma al 17 de septiembre de 2025. No fue posible consultar la reforma anunciada del 27 de marzo de 2026.</w:t>
       </w:r>
     </w:p>
   </w:footnote>
@@ -3854,7 +6090,7 @@
               <wp:inline distT="0" distB="0" distL="0" distR="0">
                 <wp:extent cx="2362200" cy="476250"/>
                 <wp:effectExtent t="0" r="0" b="0" l="0"/>
-                <wp:docPr id="1" name="" descr="" title=""/>
+                <wp:docPr id="1" name=""/>
                 <wp:cNvGraphicFramePr>
                   <a:graphicFrameLocks xmlns:a="http://schemas.openxmlformats.org/drawingml/2006/main" noChangeAspect="1"/>
                 </wp:cNvGraphicFramePr>
@@ -4076,6 +6312,21 @@
   <w:style w:type="paragraph" w:styleId="Normal" w:default="1">
     <w:name w:val="Normal"/>
     <w:qFormat/>
+  </w:style>
+  <w:style w:type="table" w:styleId="TableNormal" w:default="true">
+    <w:name w:val="Normal Table"/>
+    <w:uiPriority w:val="99"/>
+    <w:semiHidden/>
+    <w:unhideWhenUsed/>
+    <w:tblPr>
+      <w:tblInd w:type="dxa" w:w="0"/>
+      <w:tblCellMar>
+        <w:top w:type="dxa" w:w="0"/>
+        <w:left w:type="dxa" w:w="108"/>
+        <w:bottom w:type="dxa" w:w="0"/>
+        <w:right w:type="dxa" w:w="108"/>
+      </w:tblCellMar>
+    </w:tblPr>
   </w:style>
   <w:style w:type="paragraph" w:styleId="Title">
     <w:name w:val="Title"/>
